--- a/Q1_report.docx
+++ b/Q1_report.docx
@@ -1,6 +1,6 @@
 
 <file path=word/document.xml><?xml version="1.0" encoding="utf-8"?>
-<w:document xmlns:wpc="http://schemas.microsoft.com/office/word/2010/wordprocessingCanvas" xmlns:cx="http://schemas.microsoft.com/office/drawing/2014/chartex" xmlns:cx1="http://schemas.microsoft.com/office/drawing/2015/9/8/chartex" xmlns:cx2="http://schemas.microsoft.com/office/drawing/2015/10/21/chartex" xmlns:cx3="http://schemas.microsoft.com/office/drawing/2016/5/9/chartex" xmlns:cx4="http://schemas.microsoft.com/office/drawing/2016/5/10/chartex" xmlns:cx5="http://schemas.microsoft.com/office/drawing/2016/5/11/chartex" xmlns:cx6="http://schemas.microsoft.com/office/drawing/2016/5/12/chartex" xmlns:cx7="http://schemas.microsoft.com/office/drawing/2016/5/13/chartex" xmlns:cx8="http://schemas.microsoft.com/office/drawing/2016/5/14/chartex" xmlns:mc="http://schemas.openxmlformats.org/markup-compatibility/2006" xmlns:aink="http://schemas.microsoft.com/office/drawing/2016/ink" xmlns:am3d="http://schemas.microsoft.com/office/drawing/2017/model3d" xmlns:o="urn:schemas-microsoft-com:office:office" xmlns:oel="http://schemas.microsoft.com/office/2019/extlst" xmlns:r="http://schemas.openxmlformats.org/officeDocument/2006/relationships" xmlns:m="http://schemas.openxmlformats.org/officeDocument/2006/math" xmlns:v="urn:schemas-microsoft-com:vml" xmlns:wp14="http://schemas.microsoft.com/office/word/2010/wordprocessingDrawing" xmlns:wp="http://schemas.openxmlformats.org/drawingml/2006/wordprocessingDrawing" xmlns:w10="urn:schemas-microsoft-com:office:word" xmlns:w="http://schemas.openxmlformats.org/wordprocessingml/2006/main" xmlns:w14="http://schemas.microsoft.com/office/word/2010/wordml" xmlns:w15="http://schemas.microsoft.com/office/word/2012/wordml" xmlns:w16cex="http://schemas.microsoft.com/office/word/2018/wordml/cex" xmlns:w16cid="http://schemas.microsoft.com/office/word/2016/wordml/cid" xmlns:w16="http://schemas.microsoft.com/office/word/2018/wordml" xmlns:w16du="http://schemas.microsoft.com/office/word/2023/wordml/word16du" xmlns:w16sdtdh="http://schemas.microsoft.com/office/word/2020/wordml/sdtdatahash" xmlns:w16sdtfl="http://schemas.microsoft.com/office/word/2024/wordml/sdtformatlock" xmlns:w16se="http://schemas.microsoft.com/office/word/2015/wordml/symex" xmlns:wpg="http://schemas.microsoft.com/office/word/2010/wordprocessingGroup" xmlns:wpi="http://schemas.microsoft.com/office/word/2010/wordprocessingInk" xmlns:wne="http://schemas.microsoft.com/office/word/2006/wordml" xmlns:wps="http://schemas.microsoft.com/office/word/2010/wordprocessingShape" mc:Ignorable="w14 w15 w16se w16cid w16 w16cex w16sdtdh w16sdtfl w16du wp14">
+<w:document xmlns:wpc="http://schemas.microsoft.com/office/word/2010/wordprocessingCanvas" xmlns:cx="http://schemas.microsoft.com/office/drawing/2014/chartex" xmlns:cx1="http://schemas.microsoft.com/office/drawing/2015/9/8/chartex" xmlns:cx2="http://schemas.microsoft.com/office/drawing/2015/10/21/chartex" xmlns:cx3="http://schemas.microsoft.com/office/drawing/2016/5/9/chartex" xmlns:cx4="http://schemas.microsoft.com/office/drawing/2016/5/10/chartex" xmlns:cx5="http://schemas.microsoft.com/office/drawing/2016/5/11/chartex" xmlns:cx6="http://schemas.microsoft.com/office/drawing/2016/5/12/chartex" xmlns:cx7="http://schemas.microsoft.com/office/drawing/2016/5/13/chartex" xmlns:cx8="http://schemas.microsoft.com/office/drawing/2016/5/14/chartex" xmlns:mc="http://schemas.openxmlformats.org/markup-compatibility/2006" xmlns:aink="http://schemas.microsoft.com/office/drawing/2016/ink" xmlns:am3d="http://schemas.microsoft.com/office/drawing/2017/model3d" xmlns:o="urn:schemas-microsoft-com:office:office" xmlns:oel="http://schemas.microsoft.com/office/2019/extlst" xmlns:r="http://schemas.openxmlformats.org/officeDocument/2006/relationships" xmlns:m="http://schemas.openxmlformats.org/officeDocument/2006/math" xmlns:v="urn:schemas-microsoft-com:vml" xmlns:wp14="http://schemas.microsoft.com/office/word/2010/wordprocessingDrawing" xmlns:wp="http://schemas.openxmlformats.org/drawingml/2006/wordprocessingDrawing" xmlns:w10="urn:schemas-microsoft-com:office:word" xmlns:w="http://schemas.openxmlformats.org/wordprocessingml/2006/main" xmlns:w14="http://schemas.microsoft.com/office/word/2010/wordml" xmlns:w15="http://schemas.microsoft.com/office/word/2012/wordml" xmlns:w16cex="http://schemas.microsoft.com/office/word/2018/wordml/cex" xmlns:w16cid="http://schemas.microsoft.com/office/word/2016/wordml/cid" xmlns:w16="http://schemas.microsoft.com/office/word/2018/wordml" xmlns:w16du="http://schemas.microsoft.com/office/word/2023/wordml/word16du" xmlns:w16sdtdh="http://schemas.microsoft.com/office/word/2020/wordml/sdtdatahash" xmlns:w16se="http://schemas.microsoft.com/office/word/2015/wordml/symex" xmlns:wpg="http://schemas.microsoft.com/office/word/2010/wordprocessingGroup" xmlns:wpi="http://schemas.microsoft.com/office/word/2010/wordprocessingInk" xmlns:wne="http://schemas.microsoft.com/office/word/2006/wordml" xmlns:wps="http://schemas.microsoft.com/office/word/2010/wordprocessingShape" mc:Ignorable="w14 w15 w16se w16cid w16 w16cex w16sdtdh w16du wp14">
   <w:body>
     <w:p>
       <w:pPr>
@@ -436,7 +436,6 @@
         <w:pStyle w:val="a0"/>
         <w:jc w:val="center"/>
         <w:rPr>
-          <w:rFonts w:hint="eastAsia"/>
           <w:lang w:eastAsia="zh-CN"/>
         </w:rPr>
       </w:pPr>
@@ -858,7 +857,25 @@
           <w:sz w:val="22"/>
           <w:szCs w:val="22"/>
         </w:rPr>
-        <w:t>According to the above results, transformation 1 and 2 have exactly the same mean and standard error.</w:t>
+        <w:t xml:space="preserve">According to the above results, transformation 1 and 2 have </w:t>
+      </w:r>
+      <w:proofErr w:type="gramStart"/>
+      <w:r>
+        <w:rPr>
+          <w:rFonts w:ascii="Times New Roman" w:hAnsi="Times New Roman" w:cs="Times New Roman"/>
+          <w:sz w:val="22"/>
+          <w:szCs w:val="22"/>
+        </w:rPr>
+        <w:t>exactly the same</w:t>
+      </w:r>
+      <w:proofErr w:type="gramEnd"/>
+      <w:r>
+        <w:rPr>
+          <w:rFonts w:ascii="Times New Roman" w:hAnsi="Times New Roman" w:cs="Times New Roman"/>
+          <w:sz w:val="22"/>
+          <w:szCs w:val="22"/>
+        </w:rPr>
+        <w:t xml:space="preserve"> mean and standard error.</w:t>
       </w:r>
     </w:p>
     <w:p>
@@ -1315,8 +1332,44 @@
           <w:rFonts w:ascii="Times New Roman" w:hAnsi="Times New Roman" w:cs="Times New Roman"/>
           <w:szCs w:val="22"/>
         </w:rPr>
-        <w:t>##     Transformation     Mean_Diff Mean_Standard_Error</w:t>
-      </w:r>
+        <w:t xml:space="preserve">##     Transformation     </w:t>
+      </w:r>
+      <w:proofErr w:type="spellStart"/>
+      <w:r>
+        <w:rPr>
+          <w:rStyle w:val="VerbatimChar"/>
+          <w:rFonts w:ascii="Times New Roman" w:hAnsi="Times New Roman" w:cs="Times New Roman"/>
+          <w:szCs w:val="22"/>
+        </w:rPr>
+        <w:t>Mean_Diff</w:t>
+      </w:r>
+      <w:proofErr w:type="spellEnd"/>
+      <w:r>
+        <w:rPr>
+          <w:rStyle w:val="VerbatimChar"/>
+          <w:rFonts w:ascii="Times New Roman" w:hAnsi="Times New Roman" w:cs="Times New Roman"/>
+          <w:szCs w:val="22"/>
+        </w:rPr>
+        <w:t xml:space="preserve"> </w:t>
+      </w:r>
+      <w:r>
+        <w:rPr>
+          <w:rStyle w:val="VerbatimChar"/>
+          <w:rFonts w:ascii="Times New Roman" w:hAnsi="Times New Roman" w:cs="Times New Roman"/>
+          <w:szCs w:val="22"/>
+        </w:rPr>
+        <w:t xml:space="preserve">             </w:t>
+      </w:r>
+      <w:proofErr w:type="spellStart"/>
+      <w:r>
+        <w:rPr>
+          <w:rStyle w:val="VerbatimChar"/>
+          <w:rFonts w:ascii="Times New Roman" w:hAnsi="Times New Roman" w:cs="Times New Roman"/>
+          <w:szCs w:val="22"/>
+        </w:rPr>
+        <w:t>Mean_Standard_Error</w:t>
+      </w:r>
+      <w:proofErr w:type="spellEnd"/>
       <w:r>
         <w:rPr>
           <w:rFonts w:ascii="Times New Roman" w:hAnsi="Times New Roman" w:cs="Times New Roman"/>
@@ -1331,7 +1384,23 @@
           <w:rFonts w:ascii="Times New Roman" w:hAnsi="Times New Roman" w:cs="Times New Roman"/>
           <w:szCs w:val="22"/>
         </w:rPr>
-        <w:t>## 1 Transformation 1 -3.703208e-04        0.0026780224</w:t>
+        <w:t xml:space="preserve">## 1 Transformation 1 </w:t>
+      </w:r>
+      <w:r>
+        <w:rPr>
+          <w:rStyle w:val="VerbatimChar"/>
+          <w:rFonts w:ascii="Times New Roman" w:hAnsi="Times New Roman" w:cs="Times New Roman"/>
+          <w:szCs w:val="22"/>
+        </w:rPr>
+        <w:t xml:space="preserve">  </w:t>
+      </w:r>
+      <w:r>
+        <w:rPr>
+          <w:rStyle w:val="VerbatimChar"/>
+          <w:rFonts w:ascii="Times New Roman" w:hAnsi="Times New Roman" w:cs="Times New Roman"/>
+          <w:szCs w:val="22"/>
+        </w:rPr>
+        <w:t>-3.703208e-04        0.0026780224</w:t>
       </w:r>
       <w:r>
         <w:rPr>
@@ -1347,8 +1416,41 @@
           <w:rFonts w:ascii="Times New Roman" w:hAnsi="Times New Roman" w:cs="Times New Roman"/>
           <w:szCs w:val="22"/>
         </w:rPr>
-        <w:lastRenderedPageBreak/>
-        <w:t>## 2 Transformation 2 -3.703208e-04        0.0026780224</w:t>
+        <w:t xml:space="preserve">## 2 Transformation </w:t>
+      </w:r>
+      <w:proofErr w:type="gramStart"/>
+      <w:r>
+        <w:rPr>
+          <w:rStyle w:val="VerbatimChar"/>
+          <w:rFonts w:ascii="Times New Roman" w:hAnsi="Times New Roman" w:cs="Times New Roman"/>
+          <w:szCs w:val="22"/>
+        </w:rPr>
+        <w:t xml:space="preserve">2 </w:t>
+      </w:r>
+      <w:r>
+        <w:rPr>
+          <w:rStyle w:val="VerbatimChar"/>
+          <w:rFonts w:ascii="Times New Roman" w:hAnsi="Times New Roman" w:cs="Times New Roman"/>
+          <w:szCs w:val="22"/>
+        </w:rPr>
+        <w:t xml:space="preserve"> </w:t>
+      </w:r>
+      <w:r>
+        <w:rPr>
+          <w:rStyle w:val="VerbatimChar"/>
+          <w:rFonts w:ascii="Times New Roman" w:hAnsi="Times New Roman" w:cs="Times New Roman"/>
+          <w:szCs w:val="22"/>
+        </w:rPr>
+        <w:t>-</w:t>
+      </w:r>
+      <w:proofErr w:type="gramEnd"/>
+      <w:r>
+        <w:rPr>
+          <w:rStyle w:val="VerbatimChar"/>
+          <w:rFonts w:ascii="Times New Roman" w:hAnsi="Times New Roman" w:cs="Times New Roman"/>
+          <w:szCs w:val="22"/>
+        </w:rPr>
+        <w:t>3.703208e-04        0.0026780224</w:t>
       </w:r>
       <w:r>
         <w:rPr>
@@ -1364,7 +1466,23 @@
           <w:rFonts w:ascii="Times New Roman" w:hAnsi="Times New Roman" w:cs="Times New Roman"/>
           <w:szCs w:val="22"/>
         </w:rPr>
-        <w:t>## 3 Transformation 3 -1.242511e-05        0.0004949451</w:t>
+        <w:t xml:space="preserve">## 3 Transformation 3 </w:t>
+      </w:r>
+      <w:r>
+        <w:rPr>
+          <w:rStyle w:val="VerbatimChar"/>
+          <w:rFonts w:ascii="Times New Roman" w:hAnsi="Times New Roman" w:cs="Times New Roman"/>
+          <w:szCs w:val="22"/>
+        </w:rPr>
+        <w:t xml:space="preserve"> </w:t>
+      </w:r>
+      <w:r>
+        <w:rPr>
+          <w:rStyle w:val="VerbatimChar"/>
+          <w:rFonts w:ascii="Times New Roman" w:hAnsi="Times New Roman" w:cs="Times New Roman"/>
+          <w:szCs w:val="22"/>
+        </w:rPr>
+        <w:t>-1.242511e-05        0.0004949451</w:t>
       </w:r>
     </w:p>
     <w:p>
@@ -1398,7 +1516,25 @@
           <w:sz w:val="22"/>
           <w:szCs w:val="22"/>
         </w:rPr>
-        <w:t xml:space="preserve">estimated mean and actual mean, and also the smallest standard error. </w:t>
+        <w:t xml:space="preserve">estimated mean and actual mean, </w:t>
+      </w:r>
+      <w:proofErr w:type="gramStart"/>
+      <w:r>
+        <w:rPr>
+          <w:rFonts w:ascii="Times New Roman" w:hAnsi="Times New Roman" w:cs="Times New Roman"/>
+          <w:sz w:val="22"/>
+          <w:szCs w:val="22"/>
+        </w:rPr>
+        <w:t>and also</w:t>
+      </w:r>
+      <w:proofErr w:type="gramEnd"/>
+      <w:r>
+        <w:rPr>
+          <w:rFonts w:ascii="Times New Roman" w:hAnsi="Times New Roman" w:cs="Times New Roman"/>
+          <w:sz w:val="22"/>
+          <w:szCs w:val="22"/>
+        </w:rPr>
+        <w:t xml:space="preserve"> the smallest standard error. </w:t>
       </w:r>
       <w:r>
         <w:rPr>
@@ -1468,6 +1604,7 @@
           <w:sz w:val="22"/>
           <w:szCs w:val="22"/>
         </w:rPr>
+        <w:lastRenderedPageBreak/>
         <w:t>1.</w:t>
       </w:r>
       <w:r>
@@ -1703,8 +1840,8 @@
         <w:pStyle w:val="a0"/>
         <w:rPr>
           <w:rFonts w:ascii="Times New Roman" w:hAnsi="Times New Roman" w:cs="Times New Roman"/>
-          <w:sz w:val="22"/>
-          <w:szCs w:val="22"/>
+          <w:sz w:val="16"/>
+          <w:szCs w:val="16"/>
         </w:rPr>
       </w:pPr>
       <m:oMathPara>
@@ -1715,8 +1852,8 @@
           <m:r>
             <w:rPr>
               <w:rFonts w:ascii="Cambria Math" w:hAnsi="Cambria Math" w:cs="Times New Roman"/>
-              <w:sz w:val="22"/>
-              <w:szCs w:val="22"/>
+              <w:sz w:val="16"/>
+              <w:szCs w:val="16"/>
             </w:rPr>
             <m:t>h</m:t>
           </m:r>
@@ -1725,8 +1862,8 @@
               <m:ctrlPr>
                 <w:rPr>
                   <w:rFonts w:ascii="Cambria Math" w:hAnsi="Cambria Math" w:cs="Times New Roman"/>
-                  <w:sz w:val="22"/>
-                  <w:szCs w:val="22"/>
+                  <w:sz w:val="16"/>
+                  <w:szCs w:val="16"/>
                 </w:rPr>
               </m:ctrlPr>
             </m:dPr>
@@ -1734,8 +1871,8 @@
               <m:r>
                 <w:rPr>
                   <w:rFonts w:ascii="Cambria Math" w:hAnsi="Cambria Math" w:cs="Times New Roman"/>
-                  <w:sz w:val="22"/>
-                  <w:szCs w:val="22"/>
+                  <w:sz w:val="16"/>
+                  <w:szCs w:val="16"/>
                 </w:rPr>
                 <m:t>U</m:t>
               </m:r>
@@ -1747,8 +1884,8 @@
             </m:rPr>
             <w:rPr>
               <w:rFonts w:ascii="Cambria Math" w:hAnsi="Cambria Math" w:cs="Times New Roman"/>
-              <w:sz w:val="22"/>
-              <w:szCs w:val="22"/>
+              <w:sz w:val="16"/>
+              <w:szCs w:val="16"/>
             </w:rPr>
             <m:t>=</m:t>
           </m:r>
@@ -1759,8 +1896,8 @@
               <m:ctrlPr>
                 <w:rPr>
                   <w:rFonts w:ascii="Cambria Math" w:hAnsi="Cambria Math" w:cs="Times New Roman"/>
-                  <w:sz w:val="22"/>
-                  <w:szCs w:val="22"/>
+                  <w:sz w:val="16"/>
+                  <w:szCs w:val="16"/>
                 </w:rPr>
               </m:ctrlPr>
             </m:dPr>
@@ -1770,8 +1907,8 @@
                   <m:ctrlPr>
                     <w:rPr>
                       <w:rFonts w:ascii="Cambria Math" w:hAnsi="Cambria Math" w:cs="Times New Roman"/>
-                      <w:sz w:val="22"/>
-                      <w:szCs w:val="22"/>
+                      <w:sz w:val="16"/>
+                      <w:szCs w:val="16"/>
                     </w:rPr>
                   </m:ctrlPr>
                 </m:sSupPr>
@@ -1781,8 +1918,8 @@
                       <m:ctrlPr>
                         <w:rPr>
                           <w:rFonts w:ascii="Cambria Math" w:hAnsi="Cambria Math" w:cs="Times New Roman"/>
-                          <w:sz w:val="22"/>
-                          <w:szCs w:val="22"/>
+                          <w:sz w:val="16"/>
+                          <w:szCs w:val="16"/>
                         </w:rPr>
                       </m:ctrlPr>
                     </m:dPr>
@@ -1793,8 +1930,8 @@
                         </m:rPr>
                         <w:rPr>
                           <w:rFonts w:ascii="Cambria Math" w:hAnsi="Cambria Math" w:cs="Times New Roman"/>
-                          <w:sz w:val="22"/>
-                          <w:szCs w:val="22"/>
+                          <w:sz w:val="16"/>
+                          <w:szCs w:val="16"/>
                         </w:rPr>
                         <m:t>sin</m:t>
                       </m:r>
@@ -1803,8 +1940,8 @@
                           <m:ctrlPr>
                             <w:rPr>
                               <w:rFonts w:ascii="Cambria Math" w:hAnsi="Cambria Math" w:cs="Times New Roman"/>
-                              <w:sz w:val="22"/>
-                              <w:szCs w:val="22"/>
+                              <w:sz w:val="16"/>
+                              <w:szCs w:val="16"/>
                             </w:rPr>
                           </m:ctrlPr>
                         </m:dPr>
@@ -1814,8 +1951,8 @@
                               <m:ctrlPr>
                                 <w:rPr>
                                   <w:rFonts w:ascii="Cambria Math" w:hAnsi="Cambria Math" w:cs="Times New Roman"/>
-                                  <w:sz w:val="22"/>
-                                  <w:szCs w:val="22"/>
+                                  <w:sz w:val="16"/>
+                                  <w:szCs w:val="16"/>
                                 </w:rPr>
                               </m:ctrlPr>
                             </m:fPr>
@@ -1823,8 +1960,8 @@
                               <m:r>
                                 <w:rPr>
                                   <w:rFonts w:ascii="Cambria Math" w:hAnsi="Cambria Math" w:cs="Times New Roman"/>
-                                  <w:sz w:val="22"/>
-                                  <w:szCs w:val="22"/>
+                                  <w:sz w:val="16"/>
+                                  <w:szCs w:val="16"/>
                                 </w:rPr>
                                 <m:t>π</m:t>
                               </m:r>
@@ -1833,8 +1970,8 @@
                               <m:r>
                                 <w:rPr>
                                   <w:rFonts w:ascii="Cambria Math" w:hAnsi="Cambria Math" w:cs="Times New Roman"/>
-                                  <w:sz w:val="22"/>
-                                  <w:szCs w:val="22"/>
+                                  <w:sz w:val="16"/>
+                                  <w:szCs w:val="16"/>
                                 </w:rPr>
                                 <m:t>2</m:t>
                               </m:r>
@@ -1845,8 +1982,8 @@
                               <m:ctrlPr>
                                 <w:rPr>
                                   <w:rFonts w:ascii="Cambria Math" w:hAnsi="Cambria Math" w:cs="Times New Roman"/>
-                                  <w:sz w:val="22"/>
-                                  <w:szCs w:val="22"/>
+                                  <w:sz w:val="16"/>
+                                  <w:szCs w:val="16"/>
                                 </w:rPr>
                               </m:ctrlPr>
                             </m:fPr>
@@ -1856,8 +1993,8 @@
                                   <m:ctrlPr>
                                     <w:rPr>
                                       <w:rFonts w:ascii="Cambria Math" w:hAnsi="Cambria Math" w:cs="Times New Roman"/>
-                                      <w:sz w:val="22"/>
-                                      <w:szCs w:val="22"/>
+                                      <w:sz w:val="16"/>
+                                      <w:szCs w:val="16"/>
                                     </w:rPr>
                                   </m:ctrlPr>
                                 </m:sSubPr>
@@ -1865,8 +2002,8 @@
                                   <m:r>
                                     <w:rPr>
                                       <w:rFonts w:ascii="Cambria Math" w:hAnsi="Cambria Math" w:cs="Times New Roman"/>
-                                      <w:sz w:val="22"/>
-                                      <w:szCs w:val="22"/>
+                                      <w:sz w:val="16"/>
+                                      <w:szCs w:val="16"/>
                                     </w:rPr>
                                     <m:t>U</m:t>
                                   </m:r>
@@ -1875,8 +2012,8 @@
                                   <m:r>
                                     <w:rPr>
                                       <w:rFonts w:ascii="Cambria Math" w:hAnsi="Cambria Math" w:cs="Times New Roman"/>
-                                      <w:sz w:val="22"/>
-                                      <w:szCs w:val="22"/>
+                                      <w:sz w:val="16"/>
+                                      <w:szCs w:val="16"/>
                                     </w:rPr>
                                     <m:t>j</m:t>
                                   </m:r>
@@ -1888,16 +2025,16 @@
                                 </m:rPr>
                                 <w:rPr>
                                   <w:rFonts w:ascii="Cambria Math" w:hAnsi="Cambria Math" w:cs="Times New Roman"/>
-                                  <w:sz w:val="22"/>
-                                  <w:szCs w:val="22"/>
+                                  <w:sz w:val="16"/>
+                                  <w:szCs w:val="16"/>
                                 </w:rPr>
                                 <m:t>+</m:t>
                               </m:r>
                               <m:r>
                                 <w:rPr>
                                   <w:rFonts w:ascii="Cambria Math" w:hAnsi="Cambria Math" w:cs="Times New Roman"/>
-                                  <w:sz w:val="22"/>
-                                  <w:szCs w:val="22"/>
+                                  <w:sz w:val="16"/>
+                                  <w:szCs w:val="16"/>
                                 </w:rPr>
                                 <m:t>j</m:t>
                               </m:r>
@@ -1907,16 +2044,16 @@
                                 </m:rPr>
                                 <w:rPr>
                                   <w:rFonts w:ascii="Cambria Math" w:hAnsi="Cambria Math" w:cs="Times New Roman"/>
-                                  <w:sz w:val="22"/>
-                                  <w:szCs w:val="22"/>
+                                  <w:sz w:val="16"/>
+                                  <w:szCs w:val="16"/>
                                 </w:rPr>
                                 <m:t>-</m:t>
                               </m:r>
                               <m:r>
                                 <w:rPr>
                                   <w:rFonts w:ascii="Cambria Math" w:hAnsi="Cambria Math" w:cs="Times New Roman"/>
-                                  <w:sz w:val="22"/>
-                                  <w:szCs w:val="22"/>
+                                  <w:sz w:val="16"/>
+                                  <w:szCs w:val="16"/>
                                 </w:rPr>
                                 <m:t>1</m:t>
                               </m:r>
@@ -1925,8 +2062,8 @@
                               <m:r>
                                 <w:rPr>
                                   <w:rFonts w:ascii="Cambria Math" w:hAnsi="Cambria Math" w:cs="Times New Roman"/>
-                                  <w:sz w:val="22"/>
-                                  <w:szCs w:val="22"/>
+                                  <w:sz w:val="16"/>
+                                  <w:szCs w:val="16"/>
                                 </w:rPr>
                                 <m:t>n</m:t>
                               </m:r>
@@ -1941,8 +2078,8 @@
                   <m:r>
                     <w:rPr>
                       <w:rFonts w:ascii="Cambria Math" w:hAnsi="Cambria Math" w:cs="Times New Roman"/>
-                      <w:sz w:val="22"/>
-                      <w:szCs w:val="22"/>
+                      <w:sz w:val="16"/>
+                      <w:szCs w:val="16"/>
                     </w:rPr>
                     <m:t>t</m:t>
                   </m:r>
@@ -1954,8 +2091,8 @@
                 </m:rPr>
                 <w:rPr>
                   <w:rFonts w:ascii="Cambria Math" w:hAnsi="Cambria Math" w:cs="Times New Roman"/>
-                  <w:sz w:val="22"/>
-                  <w:szCs w:val="22"/>
+                  <w:sz w:val="16"/>
+                  <w:szCs w:val="16"/>
                 </w:rPr>
                 <m:t>+</m:t>
               </m:r>
@@ -1964,8 +2101,8 @@
                   <m:ctrlPr>
                     <w:rPr>
                       <w:rFonts w:ascii="Cambria Math" w:hAnsi="Cambria Math" w:cs="Times New Roman"/>
-                      <w:sz w:val="22"/>
-                      <w:szCs w:val="22"/>
+                      <w:sz w:val="16"/>
+                      <w:szCs w:val="16"/>
                     </w:rPr>
                   </m:ctrlPr>
                 </m:sSupPr>
@@ -1975,8 +2112,8 @@
                       <m:ctrlPr>
                         <w:rPr>
                           <w:rFonts w:ascii="Cambria Math" w:hAnsi="Cambria Math" w:cs="Times New Roman"/>
-                          <w:sz w:val="22"/>
-                          <w:szCs w:val="22"/>
+                          <w:sz w:val="16"/>
+                          <w:szCs w:val="16"/>
                         </w:rPr>
                       </m:ctrlPr>
                     </m:dPr>
@@ -1987,8 +2124,8 @@
                         </m:rPr>
                         <w:rPr>
                           <w:rFonts w:ascii="Cambria Math" w:hAnsi="Cambria Math" w:cs="Times New Roman"/>
-                          <w:sz w:val="22"/>
-                          <w:szCs w:val="22"/>
+                          <w:sz w:val="16"/>
+                          <w:szCs w:val="16"/>
                         </w:rPr>
                         <m:t>cos</m:t>
                       </m:r>
@@ -1997,8 +2134,8 @@
                           <m:ctrlPr>
                             <w:rPr>
                               <w:rFonts w:ascii="Cambria Math" w:hAnsi="Cambria Math" w:cs="Times New Roman"/>
-                              <w:sz w:val="22"/>
-                              <w:szCs w:val="22"/>
+                              <w:sz w:val="16"/>
+                              <w:szCs w:val="16"/>
                             </w:rPr>
                           </m:ctrlPr>
                         </m:dPr>
@@ -2008,8 +2145,8 @@
                               <m:ctrlPr>
                                 <w:rPr>
                                   <w:rFonts w:ascii="Cambria Math" w:hAnsi="Cambria Math" w:cs="Times New Roman"/>
-                                  <w:sz w:val="22"/>
-                                  <w:szCs w:val="22"/>
+                                  <w:sz w:val="16"/>
+                                  <w:szCs w:val="16"/>
                                 </w:rPr>
                               </m:ctrlPr>
                             </m:fPr>
@@ -2017,8 +2154,8 @@
                               <m:r>
                                 <w:rPr>
                                   <w:rFonts w:ascii="Cambria Math" w:hAnsi="Cambria Math" w:cs="Times New Roman"/>
-                                  <w:sz w:val="22"/>
-                                  <w:szCs w:val="22"/>
+                                  <w:sz w:val="16"/>
+                                  <w:szCs w:val="16"/>
                                 </w:rPr>
                                 <m:t>π</m:t>
                               </m:r>
@@ -2027,8 +2164,8 @@
                               <m:r>
                                 <w:rPr>
                                   <w:rFonts w:ascii="Cambria Math" w:hAnsi="Cambria Math" w:cs="Times New Roman"/>
-                                  <w:sz w:val="22"/>
-                                  <w:szCs w:val="22"/>
+                                  <w:sz w:val="16"/>
+                                  <w:szCs w:val="16"/>
                                 </w:rPr>
                                 <m:t>2</m:t>
                               </m:r>
@@ -2039,8 +2176,8 @@
                               <m:ctrlPr>
                                 <w:rPr>
                                   <w:rFonts w:ascii="Cambria Math" w:hAnsi="Cambria Math" w:cs="Times New Roman"/>
-                                  <w:sz w:val="22"/>
-                                  <w:szCs w:val="22"/>
+                                  <w:sz w:val="16"/>
+                                  <w:szCs w:val="16"/>
                                 </w:rPr>
                               </m:ctrlPr>
                             </m:fPr>
@@ -2050,8 +2187,8 @@
                                   <m:ctrlPr>
                                     <w:rPr>
                                       <w:rFonts w:ascii="Cambria Math" w:hAnsi="Cambria Math" w:cs="Times New Roman"/>
-                                      <w:sz w:val="22"/>
-                                      <w:szCs w:val="22"/>
+                                      <w:sz w:val="16"/>
+                                      <w:szCs w:val="16"/>
                                     </w:rPr>
                                   </m:ctrlPr>
                                 </m:sSubPr>
@@ -2059,8 +2196,8 @@
                                   <m:r>
                                     <w:rPr>
                                       <w:rFonts w:ascii="Cambria Math" w:hAnsi="Cambria Math" w:cs="Times New Roman"/>
-                                      <w:sz w:val="22"/>
-                                      <w:szCs w:val="22"/>
+                                      <w:sz w:val="16"/>
+                                      <w:szCs w:val="16"/>
                                     </w:rPr>
                                     <m:t>U</m:t>
                                   </m:r>
@@ -2069,8 +2206,8 @@
                                   <m:r>
                                     <w:rPr>
                                       <w:rFonts w:ascii="Cambria Math" w:hAnsi="Cambria Math" w:cs="Times New Roman"/>
-                                      <w:sz w:val="22"/>
-                                      <w:szCs w:val="22"/>
+                                      <w:sz w:val="16"/>
+                                      <w:szCs w:val="16"/>
                                     </w:rPr>
                                     <m:t>j</m:t>
                                   </m:r>
@@ -2082,16 +2219,16 @@
                                 </m:rPr>
                                 <w:rPr>
                                   <w:rFonts w:ascii="Cambria Math" w:hAnsi="Cambria Math" w:cs="Times New Roman"/>
-                                  <w:sz w:val="22"/>
-                                  <w:szCs w:val="22"/>
+                                  <w:sz w:val="16"/>
+                                  <w:szCs w:val="16"/>
                                 </w:rPr>
                                 <m:t>+</m:t>
                               </m:r>
                               <m:r>
                                 <w:rPr>
                                   <w:rFonts w:ascii="Cambria Math" w:hAnsi="Cambria Math" w:cs="Times New Roman"/>
-                                  <w:sz w:val="22"/>
-                                  <w:szCs w:val="22"/>
+                                  <w:sz w:val="16"/>
+                                  <w:szCs w:val="16"/>
                                 </w:rPr>
                                 <m:t>j</m:t>
                               </m:r>
@@ -2101,16 +2238,16 @@
                                 </m:rPr>
                                 <w:rPr>
                                   <w:rFonts w:ascii="Cambria Math" w:hAnsi="Cambria Math" w:cs="Times New Roman"/>
-                                  <w:sz w:val="22"/>
-                                  <w:szCs w:val="22"/>
+                                  <w:sz w:val="16"/>
+                                  <w:szCs w:val="16"/>
                                 </w:rPr>
                                 <m:t>-</m:t>
                               </m:r>
                               <m:r>
                                 <w:rPr>
                                   <w:rFonts w:ascii="Cambria Math" w:hAnsi="Cambria Math" w:cs="Times New Roman"/>
-                                  <w:sz w:val="22"/>
-                                  <w:szCs w:val="22"/>
+                                  <w:sz w:val="16"/>
+                                  <w:szCs w:val="16"/>
                                 </w:rPr>
                                 <m:t>1</m:t>
                               </m:r>
@@ -2119,8 +2256,8 @@
                               <m:r>
                                 <w:rPr>
                                   <w:rFonts w:ascii="Cambria Math" w:hAnsi="Cambria Math" w:cs="Times New Roman"/>
-                                  <w:sz w:val="22"/>
-                                  <w:szCs w:val="22"/>
+                                  <w:sz w:val="16"/>
+                                  <w:szCs w:val="16"/>
                                 </w:rPr>
                                 <m:t>n</m:t>
                               </m:r>
@@ -2135,8 +2272,8 @@
                   <m:r>
                     <w:rPr>
                       <w:rFonts w:ascii="Cambria Math" w:hAnsi="Cambria Math" w:cs="Times New Roman"/>
-                      <w:sz w:val="22"/>
-                      <w:szCs w:val="22"/>
+                      <w:sz w:val="16"/>
+                      <w:szCs w:val="16"/>
                     </w:rPr>
                     <m:t>t</m:t>
                   </m:r>
@@ -2149,8 +2286,8 @@
               <m:ctrlPr>
                 <w:rPr>
                   <w:rFonts w:ascii="Cambria Math" w:hAnsi="Cambria Math" w:cs="Times New Roman"/>
-                  <w:sz w:val="22"/>
-                  <w:szCs w:val="22"/>
+                  <w:sz w:val="16"/>
+                  <w:szCs w:val="16"/>
                 </w:rPr>
               </m:ctrlPr>
             </m:fPr>
@@ -2158,8 +2295,8 @@
               <m:r>
                 <w:rPr>
                   <w:rFonts w:ascii="Cambria Math" w:hAnsi="Cambria Math" w:cs="Times New Roman"/>
-                  <w:sz w:val="22"/>
-                  <w:szCs w:val="22"/>
+                  <w:sz w:val="16"/>
+                  <w:szCs w:val="16"/>
                 </w:rPr>
                 <m:t>π</m:t>
               </m:r>
@@ -2168,8 +2305,8 @@
               <m:r>
                 <w:rPr>
                   <w:rFonts w:ascii="Cambria Math" w:hAnsi="Cambria Math" w:cs="Times New Roman"/>
-                  <w:sz w:val="22"/>
-                  <w:szCs w:val="22"/>
+                  <w:sz w:val="16"/>
+                  <w:szCs w:val="16"/>
                 </w:rPr>
                 <m:t>2</m:t>
               </m:r>
@@ -2984,8 +3121,92 @@
           <w:rFonts w:ascii="Times New Roman" w:hAnsi="Times New Roman" w:cs="Times New Roman"/>
           <w:szCs w:val="22"/>
         </w:rPr>
-        <w:t>##     t    diff_SSCV sd_improved_SSCV diff_CV sd_improved_CV</w:t>
-      </w:r>
+        <w:t xml:space="preserve">##     </w:t>
+      </w:r>
+      <w:r>
+        <w:rPr>
+          <w:rStyle w:val="VerbatimChar"/>
+          <w:rFonts w:ascii="Times New Roman" w:hAnsi="Times New Roman" w:cs="Times New Roman"/>
+          <w:szCs w:val="22"/>
+        </w:rPr>
+        <w:t xml:space="preserve"> </w:t>
+      </w:r>
+      <w:r>
+        <w:rPr>
+          <w:rStyle w:val="VerbatimChar"/>
+          <w:rFonts w:ascii="Times New Roman" w:hAnsi="Times New Roman" w:cs="Times New Roman"/>
+          <w:szCs w:val="22"/>
+        </w:rPr>
+        <w:t xml:space="preserve">t    </w:t>
+      </w:r>
+      <w:proofErr w:type="spellStart"/>
+      <w:r>
+        <w:rPr>
+          <w:rStyle w:val="VerbatimChar"/>
+          <w:rFonts w:ascii="Times New Roman" w:hAnsi="Times New Roman" w:cs="Times New Roman"/>
+          <w:szCs w:val="22"/>
+        </w:rPr>
+        <w:t>diff_SSCV</w:t>
+      </w:r>
+      <w:proofErr w:type="spellEnd"/>
+      <w:r>
+        <w:rPr>
+          <w:rStyle w:val="VerbatimChar"/>
+          <w:rFonts w:ascii="Times New Roman" w:hAnsi="Times New Roman" w:cs="Times New Roman"/>
+          <w:szCs w:val="22"/>
+        </w:rPr>
+        <w:t xml:space="preserve"> </w:t>
+      </w:r>
+      <w:r>
+        <w:rPr>
+          <w:rStyle w:val="VerbatimChar"/>
+          <w:rFonts w:ascii="Times New Roman" w:hAnsi="Times New Roman" w:cs="Times New Roman"/>
+          <w:szCs w:val="22"/>
+        </w:rPr>
+        <w:t xml:space="preserve">    </w:t>
+      </w:r>
+      <w:r>
+        <w:rPr>
+          <w:rStyle w:val="VerbatimChar"/>
+          <w:rFonts w:ascii="Times New Roman" w:hAnsi="Times New Roman" w:cs="Times New Roman"/>
+          <w:szCs w:val="22"/>
+        </w:rPr>
+        <w:t xml:space="preserve">sd_improved_SSCV </w:t>
+      </w:r>
+      <w:r>
+        <w:rPr>
+          <w:rStyle w:val="VerbatimChar"/>
+          <w:rFonts w:ascii="Times New Roman" w:hAnsi="Times New Roman" w:cs="Times New Roman"/>
+          <w:szCs w:val="22"/>
+        </w:rPr>
+        <w:t xml:space="preserve">  </w:t>
+      </w:r>
+      <w:r>
+        <w:rPr>
+          <w:rStyle w:val="VerbatimChar"/>
+          <w:rFonts w:ascii="Times New Roman" w:hAnsi="Times New Roman" w:cs="Times New Roman"/>
+          <w:szCs w:val="22"/>
+        </w:rPr>
+        <w:t xml:space="preserve">diff_CV </w:t>
+      </w:r>
+      <w:r>
+        <w:rPr>
+          <w:rStyle w:val="VerbatimChar"/>
+          <w:rFonts w:ascii="Times New Roman" w:hAnsi="Times New Roman" w:cs="Times New Roman"/>
+          <w:szCs w:val="22"/>
+        </w:rPr>
+        <w:t xml:space="preserve">  </w:t>
+      </w:r>
+      <w:proofErr w:type="spellStart"/>
+      <w:r>
+        <w:rPr>
+          <w:rStyle w:val="VerbatimChar"/>
+          <w:rFonts w:ascii="Times New Roman" w:hAnsi="Times New Roman" w:cs="Times New Roman"/>
+          <w:szCs w:val="22"/>
+        </w:rPr>
+        <w:t>sd_improved_CV</w:t>
+      </w:r>
+      <w:proofErr w:type="spellEnd"/>
       <w:r>
         <w:rPr>
           <w:rFonts w:ascii="Times New Roman" w:hAnsi="Times New Roman" w:cs="Times New Roman"/>
@@ -3000,7 +3221,23 @@
           <w:rFonts w:ascii="Times New Roman" w:hAnsi="Times New Roman" w:cs="Times New Roman"/>
           <w:szCs w:val="22"/>
         </w:rPr>
-        <w:t>## 1   1 6.811730e-05             0.60       0           0.60</w:t>
+        <w:t xml:space="preserve">## 1   1 6.811730e-05             0.60       </w:t>
+      </w:r>
+      <w:r>
+        <w:rPr>
+          <w:rStyle w:val="VerbatimChar"/>
+          <w:rFonts w:ascii="Times New Roman" w:hAnsi="Times New Roman" w:cs="Times New Roman"/>
+          <w:szCs w:val="22"/>
+        </w:rPr>
+        <w:t xml:space="preserve">                </w:t>
+      </w:r>
+      <w:r>
+        <w:rPr>
+          <w:rStyle w:val="VerbatimChar"/>
+          <w:rFonts w:ascii="Times New Roman" w:hAnsi="Times New Roman" w:cs="Times New Roman"/>
+          <w:szCs w:val="22"/>
+        </w:rPr>
+        <w:t>0           0.60</w:t>
       </w:r>
       <w:r>
         <w:rPr>
@@ -3016,7 +3253,23 @@
           <w:rFonts w:ascii="Times New Roman" w:hAnsi="Times New Roman" w:cs="Times New Roman"/>
           <w:szCs w:val="22"/>
         </w:rPr>
-        <w:t>## 2   2 0.000000e+00             0.00       0           0.00</w:t>
+        <w:t xml:space="preserve">## 2   2 0.000000e+00            0.00       </w:t>
+      </w:r>
+      <w:r>
+        <w:rPr>
+          <w:rStyle w:val="VerbatimChar"/>
+          <w:rFonts w:ascii="Times New Roman" w:hAnsi="Times New Roman" w:cs="Times New Roman"/>
+          <w:szCs w:val="22"/>
+        </w:rPr>
+        <w:t xml:space="preserve">                </w:t>
+      </w:r>
+      <w:r>
+        <w:rPr>
+          <w:rStyle w:val="VerbatimChar"/>
+          <w:rFonts w:ascii="Times New Roman" w:hAnsi="Times New Roman" w:cs="Times New Roman"/>
+          <w:szCs w:val="22"/>
+        </w:rPr>
+        <w:t>0           0.00</w:t>
       </w:r>
       <w:r>
         <w:rPr>
@@ -3032,7 +3285,23 @@
           <w:rFonts w:ascii="Times New Roman" w:hAnsi="Times New Roman" w:cs="Times New Roman"/>
           <w:szCs w:val="22"/>
         </w:rPr>
-        <w:t>## 3   3 1.591679e-04             0.49       0           0.49</w:t>
+        <w:t xml:space="preserve">## 3   3 1.591679e-04             0.49       </w:t>
+      </w:r>
+      <w:r>
+        <w:rPr>
+          <w:rStyle w:val="VerbatimChar"/>
+          <w:rFonts w:ascii="Times New Roman" w:hAnsi="Times New Roman" w:cs="Times New Roman"/>
+          <w:szCs w:val="22"/>
+        </w:rPr>
+        <w:t xml:space="preserve">                </w:t>
+      </w:r>
+      <w:r>
+        <w:rPr>
+          <w:rStyle w:val="VerbatimChar"/>
+          <w:rFonts w:ascii="Times New Roman" w:hAnsi="Times New Roman" w:cs="Times New Roman"/>
+          <w:szCs w:val="22"/>
+        </w:rPr>
+        <w:t>0           0.49</w:t>
       </w:r>
       <w:r>
         <w:rPr>
@@ -3048,7 +3317,23 @@
           <w:rFonts w:ascii="Times New Roman" w:hAnsi="Times New Roman" w:cs="Times New Roman"/>
           <w:szCs w:val="22"/>
         </w:rPr>
-        <w:t>## 4   4 2.628563e-05             0.63       0           0.63</w:t>
+        <w:t xml:space="preserve">## 4   4 2.628563e-05             0.63       </w:t>
+      </w:r>
+      <w:r>
+        <w:rPr>
+          <w:rStyle w:val="VerbatimChar"/>
+          <w:rFonts w:ascii="Times New Roman" w:hAnsi="Times New Roman" w:cs="Times New Roman"/>
+          <w:szCs w:val="22"/>
+        </w:rPr>
+        <w:t xml:space="preserve">                </w:t>
+      </w:r>
+      <w:r>
+        <w:rPr>
+          <w:rStyle w:val="VerbatimChar"/>
+          <w:rFonts w:ascii="Times New Roman" w:hAnsi="Times New Roman" w:cs="Times New Roman"/>
+          <w:szCs w:val="22"/>
+        </w:rPr>
+        <w:t>0           0.63</w:t>
       </w:r>
       <w:r>
         <w:rPr>
@@ -3064,7 +3349,23 @@
           <w:rFonts w:ascii="Times New Roman" w:hAnsi="Times New Roman" w:cs="Times New Roman"/>
           <w:szCs w:val="22"/>
         </w:rPr>
-        <w:t>## 5   5 8.088983e-06             0.65       0           0.65</w:t>
+        <w:t xml:space="preserve">## 5   5 8.088983e-06             0.65       </w:t>
+      </w:r>
+      <w:r>
+        <w:rPr>
+          <w:rStyle w:val="VerbatimChar"/>
+          <w:rFonts w:ascii="Times New Roman" w:hAnsi="Times New Roman" w:cs="Times New Roman"/>
+          <w:szCs w:val="22"/>
+        </w:rPr>
+        <w:t xml:space="preserve">                </w:t>
+      </w:r>
+      <w:r>
+        <w:rPr>
+          <w:rStyle w:val="VerbatimChar"/>
+          <w:rFonts w:ascii="Times New Roman" w:hAnsi="Times New Roman" w:cs="Times New Roman"/>
+          <w:szCs w:val="22"/>
+        </w:rPr>
+        <w:t>0           0.65</w:t>
       </w:r>
       <w:r>
         <w:rPr>
@@ -3080,7 +3381,23 @@
           <w:rFonts w:ascii="Times New Roman" w:hAnsi="Times New Roman" w:cs="Times New Roman"/>
           <w:szCs w:val="22"/>
         </w:rPr>
-        <w:t>## 6   6 1.334485e-04             0.65       0           0.65</w:t>
+        <w:t xml:space="preserve">## 6   6 1.334485e-04             0.65       </w:t>
+      </w:r>
+      <w:r>
+        <w:rPr>
+          <w:rStyle w:val="VerbatimChar"/>
+          <w:rFonts w:ascii="Times New Roman" w:hAnsi="Times New Roman" w:cs="Times New Roman"/>
+          <w:szCs w:val="22"/>
+        </w:rPr>
+        <w:t xml:space="preserve">                </w:t>
+      </w:r>
+      <w:r>
+        <w:rPr>
+          <w:rStyle w:val="VerbatimChar"/>
+          <w:rFonts w:ascii="Times New Roman" w:hAnsi="Times New Roman" w:cs="Times New Roman"/>
+          <w:szCs w:val="22"/>
+        </w:rPr>
+        <w:t>0           0.65</w:t>
       </w:r>
       <w:r>
         <w:rPr>
@@ -3096,7 +3413,23 @@
           <w:rFonts w:ascii="Times New Roman" w:hAnsi="Times New Roman" w:cs="Times New Roman"/>
           <w:szCs w:val="22"/>
         </w:rPr>
-        <w:t>## 7   7 3.564456e-04             0.64       0           0.64</w:t>
+        <w:t xml:space="preserve">## 7   7 3.564456e-04             0.64       </w:t>
+      </w:r>
+      <w:r>
+        <w:rPr>
+          <w:rStyle w:val="VerbatimChar"/>
+          <w:rFonts w:ascii="Times New Roman" w:hAnsi="Times New Roman" w:cs="Times New Roman"/>
+          <w:szCs w:val="22"/>
+        </w:rPr>
+        <w:t xml:space="preserve">                </w:t>
+      </w:r>
+      <w:r>
+        <w:rPr>
+          <w:rStyle w:val="VerbatimChar"/>
+          <w:rFonts w:ascii="Times New Roman" w:hAnsi="Times New Roman" w:cs="Times New Roman"/>
+          <w:szCs w:val="22"/>
+        </w:rPr>
+        <w:t>0           0.64</w:t>
       </w:r>
       <w:r>
         <w:rPr>
@@ -3112,7 +3445,23 @@
           <w:rFonts w:ascii="Times New Roman" w:hAnsi="Times New Roman" w:cs="Times New Roman"/>
           <w:szCs w:val="22"/>
         </w:rPr>
-        <w:t>## 8   8 1.293248e-04             0.62       0           0.62</w:t>
+        <w:t xml:space="preserve">## 8   8 1.293248e-04             0.62       </w:t>
+      </w:r>
+      <w:r>
+        <w:rPr>
+          <w:rStyle w:val="VerbatimChar"/>
+          <w:rFonts w:ascii="Times New Roman" w:hAnsi="Times New Roman" w:cs="Times New Roman"/>
+          <w:szCs w:val="22"/>
+        </w:rPr>
+        <w:t xml:space="preserve">                </w:t>
+      </w:r>
+      <w:r>
+        <w:rPr>
+          <w:rStyle w:val="VerbatimChar"/>
+          <w:rFonts w:ascii="Times New Roman" w:hAnsi="Times New Roman" w:cs="Times New Roman"/>
+          <w:szCs w:val="22"/>
+        </w:rPr>
+        <w:t>0           0.62</w:t>
       </w:r>
       <w:r>
         <w:rPr>
@@ -3128,7 +3477,23 @@
           <w:rFonts w:ascii="Times New Roman" w:hAnsi="Times New Roman" w:cs="Times New Roman"/>
           <w:szCs w:val="22"/>
         </w:rPr>
-        <w:t>## 9   9 3.460293e-04             0.60       0           0.60</w:t>
+        <w:t xml:space="preserve">## 9   9 3.460293e-04             0.60      </w:t>
+      </w:r>
+      <w:r>
+        <w:rPr>
+          <w:rStyle w:val="VerbatimChar"/>
+          <w:rFonts w:ascii="Times New Roman" w:hAnsi="Times New Roman" w:cs="Times New Roman"/>
+          <w:szCs w:val="22"/>
+        </w:rPr>
+        <w:t xml:space="preserve">                </w:t>
+      </w:r>
+      <w:r>
+        <w:rPr>
+          <w:rStyle w:val="VerbatimChar"/>
+          <w:rFonts w:ascii="Times New Roman" w:hAnsi="Times New Roman" w:cs="Times New Roman"/>
+          <w:szCs w:val="22"/>
+        </w:rPr>
+        <w:t xml:space="preserve"> 0           0.60</w:t>
       </w:r>
       <w:r>
         <w:rPr>
@@ -3144,7 +3509,23 @@
           <w:rFonts w:ascii="Times New Roman" w:hAnsi="Times New Roman" w:cs="Times New Roman"/>
           <w:szCs w:val="22"/>
         </w:rPr>
-        <w:t>## 10 10 7.889249e-07             0.58       0           0.58</w:t>
+        <w:t xml:space="preserve">## 10 10 7.889249e-07           0.58       </w:t>
+      </w:r>
+      <w:r>
+        <w:rPr>
+          <w:rStyle w:val="VerbatimChar"/>
+          <w:rFonts w:ascii="Times New Roman" w:hAnsi="Times New Roman" w:cs="Times New Roman"/>
+          <w:szCs w:val="22"/>
+        </w:rPr>
+        <w:t xml:space="preserve">                </w:t>
+      </w:r>
+      <w:r>
+        <w:rPr>
+          <w:rStyle w:val="VerbatimChar"/>
+          <w:rFonts w:ascii="Times New Roman" w:hAnsi="Times New Roman" w:cs="Times New Roman"/>
+          <w:szCs w:val="22"/>
+        </w:rPr>
+        <w:t>0           0.58</w:t>
       </w:r>
     </w:p>
     <w:p>
@@ -3166,7 +3547,6 @@
           <w:sz w:val="22"/>
           <w:szCs w:val="22"/>
         </w:rPr>
-        <w:lastRenderedPageBreak/>
         <w:t>(b)</w:t>
       </w:r>
     </w:p>
@@ -3962,6 +4342,7 @@
           <w:sz w:val="22"/>
           <w:szCs w:val="22"/>
         </w:rPr>
+        <w:lastRenderedPageBreak/>
         <w:t>Pure Monte Carlo Methods</w:t>
       </w:r>
     </w:p>
@@ -4462,8 +4843,8 @@
               <m:ctrlPr>
                 <w:rPr>
                   <w:rFonts w:ascii="Cambria Math" w:hAnsi="Cambria Math" w:cs="Times New Roman"/>
-                  <w:sz w:val="22"/>
-                  <w:szCs w:val="22"/>
+                  <w:sz w:val="16"/>
+                  <w:szCs w:val="16"/>
                 </w:rPr>
               </m:ctrlPr>
             </m:fPr>
@@ -4471,8 +4852,8 @@
               <m:r>
                 <w:rPr>
                   <w:rFonts w:ascii="Cambria Math" w:hAnsi="Cambria Math" w:cs="Times New Roman"/>
-                  <w:sz w:val="22"/>
-                  <w:szCs w:val="22"/>
+                  <w:sz w:val="16"/>
+                  <w:szCs w:val="16"/>
                 </w:rPr>
                 <m:t>4</m:t>
               </m:r>
@@ -4481,8 +4862,8 @@
               <m:r>
                 <w:rPr>
                   <w:rFonts w:ascii="Cambria Math" w:hAnsi="Cambria Math" w:cs="Times New Roman"/>
-                  <w:sz w:val="22"/>
-                  <w:szCs w:val="22"/>
+                  <w:sz w:val="16"/>
+                  <w:szCs w:val="16"/>
                 </w:rPr>
                 <m:t>N</m:t>
               </m:r>
@@ -4495,8 +4876,8 @@
               <m:ctrlPr>
                 <w:rPr>
                   <w:rFonts w:ascii="Cambria Math" w:hAnsi="Cambria Math" w:cs="Times New Roman"/>
-                  <w:sz w:val="22"/>
-                  <w:szCs w:val="22"/>
+                  <w:sz w:val="16"/>
+                  <w:szCs w:val="16"/>
                 </w:rPr>
               </m:ctrlPr>
             </m:naryPr>
@@ -4504,8 +4885,8 @@
               <m:r>
                 <w:rPr>
                   <w:rFonts w:ascii="Cambria Math" w:hAnsi="Cambria Math" w:cs="Times New Roman"/>
-                  <w:sz w:val="22"/>
-                  <w:szCs w:val="22"/>
+                  <w:sz w:val="16"/>
+                  <w:szCs w:val="16"/>
                 </w:rPr>
                 <m:t>i</m:t>
               </m:r>
@@ -4515,16 +4896,16 @@
                 </m:rPr>
                 <w:rPr>
                   <w:rFonts w:ascii="Cambria Math" w:hAnsi="Cambria Math" w:cs="Times New Roman"/>
-                  <w:sz w:val="22"/>
-                  <w:szCs w:val="22"/>
+                  <w:sz w:val="16"/>
+                  <w:szCs w:val="16"/>
                 </w:rPr>
                 <m:t>=</m:t>
               </m:r>
               <m:r>
                 <w:rPr>
                   <w:rFonts w:ascii="Cambria Math" w:hAnsi="Cambria Math" w:cs="Times New Roman"/>
-                  <w:sz w:val="22"/>
-                  <w:szCs w:val="22"/>
+                  <w:sz w:val="16"/>
+                  <w:szCs w:val="16"/>
                 </w:rPr>
                 <m:t>1</m:t>
               </m:r>
@@ -4533,8 +4914,8 @@
               <m:r>
                 <w:rPr>
                   <w:rFonts w:ascii="Cambria Math" w:hAnsi="Cambria Math" w:cs="Times New Roman"/>
-                  <w:sz w:val="22"/>
-                  <w:szCs w:val="22"/>
+                  <w:sz w:val="16"/>
+                  <w:szCs w:val="16"/>
                 </w:rPr>
                 <m:t>N</m:t>
               </m:r>
@@ -4545,8 +4926,8 @@
                   <m:ctrlPr>
                     <w:rPr>
                       <w:rFonts w:ascii="Cambria Math" w:hAnsi="Cambria Math" w:cs="Times New Roman"/>
-                      <w:sz w:val="22"/>
-                      <w:szCs w:val="22"/>
+                      <w:sz w:val="16"/>
+                      <w:szCs w:val="16"/>
                     </w:rPr>
                   </m:ctrlPr>
                 </m:fPr>
@@ -4557,8 +4938,8 @@
                     </m:rPr>
                     <w:rPr>
                       <w:rFonts w:ascii="Cambria Math" w:hAnsi="Cambria Math" w:cs="Times New Roman"/>
-                      <w:sz w:val="22"/>
-                      <w:szCs w:val="22"/>
+                      <w:sz w:val="16"/>
+                      <w:szCs w:val="16"/>
                     </w:rPr>
                     <m:t>sin</m:t>
                   </m:r>
@@ -4567,8 +4948,8 @@
                       <m:ctrlPr>
                         <w:rPr>
                           <w:rFonts w:ascii="Cambria Math" w:hAnsi="Cambria Math" w:cs="Times New Roman"/>
-                          <w:sz w:val="22"/>
-                          <w:szCs w:val="22"/>
+                          <w:sz w:val="16"/>
+                          <w:szCs w:val="16"/>
                         </w:rPr>
                       </m:ctrlPr>
                     </m:dPr>
@@ -4579,8 +4960,8 @@
                           <m:ctrlPr>
                             <w:rPr>
                               <w:rFonts w:ascii="Cambria Math" w:hAnsi="Cambria Math" w:cs="Times New Roman"/>
-                              <w:sz w:val="22"/>
-                              <w:szCs w:val="22"/>
+                              <w:sz w:val="16"/>
+                              <w:szCs w:val="16"/>
                             </w:rPr>
                           </m:ctrlPr>
                         </m:radPr>
@@ -4591,8 +4972,8 @@
                               <m:ctrlPr>
                                 <w:rPr>
                                   <w:rFonts w:ascii="Cambria Math" w:hAnsi="Cambria Math" w:cs="Times New Roman"/>
-                                  <w:sz w:val="22"/>
-                                  <w:szCs w:val="22"/>
+                                  <w:sz w:val="16"/>
+                                  <w:szCs w:val="16"/>
                                 </w:rPr>
                               </m:ctrlPr>
                             </m:dPr>
@@ -4602,8 +4983,8 @@
                                   <m:ctrlPr>
                                     <w:rPr>
                                       <w:rFonts w:ascii="Cambria Math" w:hAnsi="Cambria Math" w:cs="Times New Roman"/>
-                                      <w:sz w:val="22"/>
-                                      <w:szCs w:val="22"/>
+                                      <w:sz w:val="16"/>
+                                      <w:szCs w:val="16"/>
                                     </w:rPr>
                                   </m:ctrlPr>
                                 </m:sSupPr>
@@ -4611,8 +4992,8 @@
                                   <m:r>
                                     <w:rPr>
                                       <w:rFonts w:ascii="Cambria Math" w:hAnsi="Cambria Math" w:cs="Times New Roman"/>
-                                      <w:sz w:val="22"/>
-                                      <w:szCs w:val="22"/>
+                                      <w:sz w:val="16"/>
+                                      <w:szCs w:val="16"/>
                                     </w:rPr>
                                     <m:t>x</m:t>
                                   </m:r>
@@ -4621,8 +5002,8 @@
                                   <m:r>
                                     <w:rPr>
                                       <w:rFonts w:ascii="Cambria Math" w:hAnsi="Cambria Math" w:cs="Times New Roman"/>
-                                      <w:sz w:val="22"/>
-                                      <w:szCs w:val="22"/>
+                                      <w:sz w:val="16"/>
+                                      <w:szCs w:val="16"/>
                                     </w:rPr>
                                     <m:t>2</m:t>
                                   </m:r>
@@ -4634,8 +5015,8 @@
                                 </m:rPr>
                                 <w:rPr>
                                   <w:rFonts w:ascii="Cambria Math" w:hAnsi="Cambria Math" w:cs="Times New Roman"/>
-                                  <w:sz w:val="22"/>
-                                  <w:szCs w:val="22"/>
+                                  <w:sz w:val="16"/>
+                                  <w:szCs w:val="16"/>
                                 </w:rPr>
                                 <m:t>+</m:t>
                               </m:r>
@@ -4644,8 +5025,8 @@
                                   <m:ctrlPr>
                                     <w:rPr>
                                       <w:rFonts w:ascii="Cambria Math" w:hAnsi="Cambria Math" w:cs="Times New Roman"/>
-                                      <w:sz w:val="22"/>
-                                      <w:szCs w:val="22"/>
+                                      <w:sz w:val="16"/>
+                                      <w:szCs w:val="16"/>
                                     </w:rPr>
                                   </m:ctrlPr>
                                 </m:sSupPr>
@@ -4653,8 +5034,8 @@
                                   <m:r>
                                     <w:rPr>
                                       <w:rFonts w:ascii="Cambria Math" w:hAnsi="Cambria Math" w:cs="Times New Roman"/>
-                                      <w:sz w:val="22"/>
-                                      <w:szCs w:val="22"/>
+                                      <w:sz w:val="16"/>
+                                      <w:szCs w:val="16"/>
                                     </w:rPr>
                                     <m:t>y</m:t>
                                   </m:r>
@@ -4663,8 +5044,8 @@
                                   <m:r>
                                     <w:rPr>
                                       <w:rFonts w:ascii="Cambria Math" w:hAnsi="Cambria Math" w:cs="Times New Roman"/>
-                                      <w:sz w:val="22"/>
-                                      <w:szCs w:val="22"/>
+                                      <w:sz w:val="16"/>
+                                      <w:szCs w:val="16"/>
                                     </w:rPr>
                                     <m:t>2</m:t>
                                   </m:r>
@@ -4684,8 +5065,8 @@
                       <m:ctrlPr>
                         <w:rPr>
                           <w:rFonts w:ascii="Cambria Math" w:hAnsi="Cambria Math" w:cs="Times New Roman"/>
-                          <w:sz w:val="22"/>
-                          <w:szCs w:val="22"/>
+                          <w:sz w:val="16"/>
+                          <w:szCs w:val="16"/>
                         </w:rPr>
                       </m:ctrlPr>
                     </m:radPr>
@@ -4696,8 +5077,8 @@
                           <m:ctrlPr>
                             <w:rPr>
                               <w:rFonts w:ascii="Cambria Math" w:hAnsi="Cambria Math" w:cs="Times New Roman"/>
-                              <w:sz w:val="22"/>
-                              <w:szCs w:val="22"/>
+                              <w:sz w:val="16"/>
+                              <w:szCs w:val="16"/>
                             </w:rPr>
                           </m:ctrlPr>
                         </m:sSupPr>
@@ -4705,8 +5086,8 @@
                           <m:r>
                             <w:rPr>
                               <w:rFonts w:ascii="Cambria Math" w:hAnsi="Cambria Math" w:cs="Times New Roman"/>
-                              <w:sz w:val="22"/>
-                              <w:szCs w:val="22"/>
+                              <w:sz w:val="16"/>
+                              <w:szCs w:val="16"/>
                             </w:rPr>
                             <m:t>x</m:t>
                           </m:r>
@@ -4715,8 +5096,8 @@
                           <m:r>
                             <w:rPr>
                               <w:rFonts w:ascii="Cambria Math" w:hAnsi="Cambria Math" w:cs="Times New Roman"/>
-                              <w:sz w:val="22"/>
-                              <w:szCs w:val="22"/>
+                              <w:sz w:val="16"/>
+                              <w:szCs w:val="16"/>
                             </w:rPr>
                             <m:t>2</m:t>
                           </m:r>
@@ -4728,8 +5109,8 @@
                         </m:rPr>
                         <w:rPr>
                           <w:rFonts w:ascii="Cambria Math" w:hAnsi="Cambria Math" w:cs="Times New Roman"/>
-                          <w:sz w:val="22"/>
-                          <w:szCs w:val="22"/>
+                          <w:sz w:val="16"/>
+                          <w:szCs w:val="16"/>
                         </w:rPr>
                         <m:t>+</m:t>
                       </m:r>
@@ -4738,8 +5119,8 @@
                           <m:ctrlPr>
                             <w:rPr>
                               <w:rFonts w:ascii="Cambria Math" w:hAnsi="Cambria Math" w:cs="Times New Roman"/>
-                              <w:sz w:val="22"/>
-                              <w:szCs w:val="22"/>
+                              <w:sz w:val="16"/>
+                              <w:szCs w:val="16"/>
                             </w:rPr>
                           </m:ctrlPr>
                         </m:sSupPr>
@@ -4747,8 +5128,8 @@
                           <m:r>
                             <w:rPr>
                               <w:rFonts w:ascii="Cambria Math" w:hAnsi="Cambria Math" w:cs="Times New Roman"/>
-                              <w:sz w:val="22"/>
-                              <w:szCs w:val="22"/>
+                              <w:sz w:val="16"/>
+                              <w:szCs w:val="16"/>
                             </w:rPr>
                             <m:t>y</m:t>
                           </m:r>
@@ -4757,8 +5138,8 @@
                           <m:r>
                             <w:rPr>
                               <w:rFonts w:ascii="Cambria Math" w:hAnsi="Cambria Math" w:cs="Times New Roman"/>
-                              <w:sz w:val="22"/>
-                              <w:szCs w:val="22"/>
+                              <w:sz w:val="16"/>
+                              <w:szCs w:val="16"/>
                             </w:rPr>
                             <m:t>2</m:t>
                           </m:r>
@@ -4776,8 +5157,8 @@
             </m:rPr>
             <w:rPr>
               <w:rFonts w:ascii="Cambria Math" w:hAnsi="Cambria Math" w:cs="Times New Roman"/>
-              <w:sz w:val="22"/>
-              <w:szCs w:val="22"/>
+              <w:sz w:val="16"/>
+              <w:szCs w:val="16"/>
             </w:rPr>
             <m:t>=</m:t>
           </m:r>
@@ -4786,8 +5167,8 @@
               <m:ctrlPr>
                 <w:rPr>
                   <w:rFonts w:ascii="Cambria Math" w:hAnsi="Cambria Math" w:cs="Times New Roman"/>
-                  <w:sz w:val="22"/>
-                  <w:szCs w:val="22"/>
+                  <w:sz w:val="16"/>
+                  <w:szCs w:val="16"/>
                 </w:rPr>
               </m:ctrlPr>
             </m:fPr>
@@ -4795,8 +5176,8 @@
               <m:r>
                 <w:rPr>
                   <w:rFonts w:ascii="Cambria Math" w:hAnsi="Cambria Math" w:cs="Times New Roman"/>
-                  <w:sz w:val="22"/>
-                  <w:szCs w:val="22"/>
+                  <w:sz w:val="16"/>
+                  <w:szCs w:val="16"/>
                 </w:rPr>
                 <m:t>4</m:t>
               </m:r>
@@ -4805,8 +5186,8 @@
               <m:r>
                 <w:rPr>
                   <w:rFonts w:ascii="Cambria Math" w:hAnsi="Cambria Math" w:cs="Times New Roman"/>
-                  <w:sz w:val="22"/>
-                  <w:szCs w:val="22"/>
+                  <w:sz w:val="16"/>
+                  <w:szCs w:val="16"/>
                 </w:rPr>
                 <m:t>N</m:t>
               </m:r>
@@ -4819,8 +5200,8 @@
               <m:ctrlPr>
                 <w:rPr>
                   <w:rFonts w:ascii="Cambria Math" w:hAnsi="Cambria Math" w:cs="Times New Roman"/>
-                  <w:sz w:val="22"/>
-                  <w:szCs w:val="22"/>
+                  <w:sz w:val="16"/>
+                  <w:szCs w:val="16"/>
                 </w:rPr>
               </m:ctrlPr>
             </m:naryPr>
@@ -4828,8 +5209,8 @@
               <m:r>
                 <w:rPr>
                   <w:rFonts w:ascii="Cambria Math" w:hAnsi="Cambria Math" w:cs="Times New Roman"/>
-                  <w:sz w:val="22"/>
-                  <w:szCs w:val="22"/>
+                  <w:sz w:val="16"/>
+                  <w:szCs w:val="16"/>
                 </w:rPr>
                 <m:t>i</m:t>
               </m:r>
@@ -4839,16 +5220,16 @@
                 </m:rPr>
                 <w:rPr>
                   <w:rFonts w:ascii="Cambria Math" w:hAnsi="Cambria Math" w:cs="Times New Roman"/>
-                  <w:sz w:val="22"/>
-                  <w:szCs w:val="22"/>
+                  <w:sz w:val="16"/>
+                  <w:szCs w:val="16"/>
                 </w:rPr>
                 <m:t>=</m:t>
               </m:r>
               <m:r>
                 <w:rPr>
                   <w:rFonts w:ascii="Cambria Math" w:hAnsi="Cambria Math" w:cs="Times New Roman"/>
-                  <w:sz w:val="22"/>
-                  <w:szCs w:val="22"/>
+                  <w:sz w:val="16"/>
+                  <w:szCs w:val="16"/>
                 </w:rPr>
                 <m:t>1</m:t>
               </m:r>
@@ -4857,8 +5238,8 @@
               <m:r>
                 <w:rPr>
                   <w:rFonts w:ascii="Cambria Math" w:hAnsi="Cambria Math" w:cs="Times New Roman"/>
-                  <w:sz w:val="22"/>
-                  <w:szCs w:val="22"/>
+                  <w:sz w:val="16"/>
+                  <w:szCs w:val="16"/>
                 </w:rPr>
                 <m:t>N</m:t>
               </m:r>
@@ -4869,8 +5250,8 @@
                   <m:ctrlPr>
                     <w:rPr>
                       <w:rFonts w:ascii="Cambria Math" w:hAnsi="Cambria Math" w:cs="Times New Roman"/>
-                      <w:sz w:val="22"/>
-                      <w:szCs w:val="22"/>
+                      <w:sz w:val="16"/>
+                      <w:szCs w:val="16"/>
                     </w:rPr>
                   </m:ctrlPr>
                 </m:fPr>
@@ -4881,8 +5262,8 @@
                     </m:rPr>
                     <w:rPr>
                       <w:rFonts w:ascii="Cambria Math" w:hAnsi="Cambria Math" w:cs="Times New Roman"/>
-                      <w:sz w:val="22"/>
-                      <w:szCs w:val="22"/>
+                      <w:sz w:val="16"/>
+                      <w:szCs w:val="16"/>
                     </w:rPr>
                     <m:t>sin</m:t>
                   </m:r>
@@ -4891,8 +5272,8 @@
                       <m:ctrlPr>
                         <w:rPr>
                           <w:rFonts w:ascii="Cambria Math" w:hAnsi="Cambria Math" w:cs="Times New Roman"/>
-                          <w:sz w:val="22"/>
-                          <w:szCs w:val="22"/>
+                          <w:sz w:val="16"/>
+                          <w:szCs w:val="16"/>
                         </w:rPr>
                       </m:ctrlPr>
                     </m:dPr>
@@ -4903,8 +5284,8 @@
                           <m:ctrlPr>
                             <w:rPr>
                               <w:rFonts w:ascii="Cambria Math" w:hAnsi="Cambria Math" w:cs="Times New Roman"/>
-                              <w:sz w:val="22"/>
-                              <w:szCs w:val="22"/>
+                              <w:sz w:val="16"/>
+                              <w:szCs w:val="16"/>
                             </w:rPr>
                           </m:ctrlPr>
                         </m:radPr>
@@ -4915,8 +5296,8 @@
                               <m:ctrlPr>
                                 <w:rPr>
                                   <w:rFonts w:ascii="Cambria Math" w:hAnsi="Cambria Math" w:cs="Times New Roman"/>
-                                  <w:sz w:val="22"/>
-                                  <w:szCs w:val="22"/>
+                                  <w:sz w:val="16"/>
+                                  <w:szCs w:val="16"/>
                                 </w:rPr>
                               </m:ctrlPr>
                             </m:dPr>
@@ -4926,8 +5307,8 @@
                                   <m:ctrlPr>
                                     <w:rPr>
                                       <w:rFonts w:ascii="Cambria Math" w:hAnsi="Cambria Math" w:cs="Times New Roman"/>
-                                      <w:sz w:val="22"/>
-                                      <w:szCs w:val="22"/>
+                                      <w:sz w:val="16"/>
+                                      <w:szCs w:val="16"/>
                                     </w:rPr>
                                   </m:ctrlPr>
                                 </m:sSupPr>
@@ -4937,8 +5318,8 @@
                                       <m:ctrlPr>
                                         <w:rPr>
                                           <w:rFonts w:ascii="Cambria Math" w:hAnsi="Cambria Math" w:cs="Times New Roman"/>
-                                          <w:sz w:val="22"/>
-                                          <w:szCs w:val="22"/>
+                                          <w:sz w:val="16"/>
+                                          <w:szCs w:val="16"/>
                                         </w:rPr>
                                       </m:ctrlPr>
                                     </m:dPr>
@@ -4946,8 +5327,8 @@
                                       <m:r>
                                         <w:rPr>
                                           <w:rFonts w:ascii="Cambria Math" w:hAnsi="Cambria Math" w:cs="Times New Roman"/>
-                                          <w:sz w:val="22"/>
-                                          <w:szCs w:val="22"/>
+                                          <w:sz w:val="16"/>
+                                          <w:szCs w:val="16"/>
                                         </w:rPr>
                                         <m:t>1</m:t>
                                       </m:r>
@@ -4957,16 +5338,16 @@
                                         </m:rPr>
                                         <w:rPr>
                                           <w:rFonts w:ascii="Cambria Math" w:hAnsi="Cambria Math" w:cs="Times New Roman"/>
-                                          <w:sz w:val="22"/>
-                                          <w:szCs w:val="22"/>
+                                          <w:sz w:val="16"/>
+                                          <w:szCs w:val="16"/>
                                         </w:rPr>
                                         <m:t>-</m:t>
                                       </m:r>
                                       <m:r>
                                         <w:rPr>
                                           <w:rFonts w:ascii="Cambria Math" w:hAnsi="Cambria Math" w:cs="Times New Roman"/>
-                                          <w:sz w:val="22"/>
-                                          <w:szCs w:val="22"/>
+                                          <w:sz w:val="16"/>
+                                          <w:szCs w:val="16"/>
                                         </w:rPr>
                                         <m:t>x</m:t>
                                       </m:r>
@@ -4977,8 +5358,8 @@
                                   <m:r>
                                     <w:rPr>
                                       <w:rFonts w:ascii="Cambria Math" w:hAnsi="Cambria Math" w:cs="Times New Roman"/>
-                                      <w:sz w:val="22"/>
-                                      <w:szCs w:val="22"/>
+                                      <w:sz w:val="16"/>
+                                      <w:szCs w:val="16"/>
                                     </w:rPr>
                                     <m:t>2</m:t>
                                   </m:r>
@@ -4990,8 +5371,8 @@
                                 </m:rPr>
                                 <w:rPr>
                                   <w:rFonts w:ascii="Cambria Math" w:hAnsi="Cambria Math" w:cs="Times New Roman"/>
-                                  <w:sz w:val="22"/>
-                                  <w:szCs w:val="22"/>
+                                  <w:sz w:val="16"/>
+                                  <w:szCs w:val="16"/>
                                 </w:rPr>
                                 <m:t>+</m:t>
                               </m:r>
@@ -5000,8 +5381,8 @@
                                   <m:ctrlPr>
                                     <w:rPr>
                                       <w:rFonts w:ascii="Cambria Math" w:hAnsi="Cambria Math" w:cs="Times New Roman"/>
-                                      <w:sz w:val="22"/>
-                                      <w:szCs w:val="22"/>
+                                      <w:sz w:val="16"/>
+                                      <w:szCs w:val="16"/>
                                     </w:rPr>
                                   </m:ctrlPr>
                                 </m:sSupPr>
@@ -5011,8 +5392,8 @@
                                       <m:ctrlPr>
                                         <w:rPr>
                                           <w:rFonts w:ascii="Cambria Math" w:hAnsi="Cambria Math" w:cs="Times New Roman"/>
-                                          <w:sz w:val="22"/>
-                                          <w:szCs w:val="22"/>
+                                          <w:sz w:val="16"/>
+                                          <w:szCs w:val="16"/>
                                         </w:rPr>
                                       </m:ctrlPr>
                                     </m:dPr>
@@ -5020,8 +5401,8 @@
                                       <m:r>
                                         <w:rPr>
                                           <w:rFonts w:ascii="Cambria Math" w:hAnsi="Cambria Math" w:cs="Times New Roman"/>
-                                          <w:sz w:val="22"/>
-                                          <w:szCs w:val="22"/>
+                                          <w:sz w:val="16"/>
+                                          <w:szCs w:val="16"/>
                                         </w:rPr>
                                         <m:t>1</m:t>
                                       </m:r>
@@ -5031,16 +5412,16 @@
                                         </m:rPr>
                                         <w:rPr>
                                           <w:rFonts w:ascii="Cambria Math" w:hAnsi="Cambria Math" w:cs="Times New Roman"/>
-                                          <w:sz w:val="22"/>
-                                          <w:szCs w:val="22"/>
+                                          <w:sz w:val="16"/>
+                                          <w:szCs w:val="16"/>
                                         </w:rPr>
                                         <m:t>-</m:t>
                                       </m:r>
                                       <m:r>
                                         <w:rPr>
                                           <w:rFonts w:ascii="Cambria Math" w:hAnsi="Cambria Math" w:cs="Times New Roman"/>
-                                          <w:sz w:val="22"/>
-                                          <w:szCs w:val="22"/>
+                                          <w:sz w:val="16"/>
+                                          <w:szCs w:val="16"/>
                                         </w:rPr>
                                         <m:t>y</m:t>
                                       </m:r>
@@ -5051,8 +5432,8 @@
                                   <m:r>
                                     <w:rPr>
                                       <w:rFonts w:ascii="Cambria Math" w:hAnsi="Cambria Math" w:cs="Times New Roman"/>
-                                      <w:sz w:val="22"/>
-                                      <w:szCs w:val="22"/>
+                                      <w:sz w:val="16"/>
+                                      <w:szCs w:val="16"/>
                                     </w:rPr>
                                     <m:t>2</m:t>
                                   </m:r>
@@ -5072,8 +5453,8 @@
                       <m:ctrlPr>
                         <w:rPr>
                           <w:rFonts w:ascii="Cambria Math" w:hAnsi="Cambria Math" w:cs="Times New Roman"/>
-                          <w:sz w:val="22"/>
-                          <w:szCs w:val="22"/>
+                          <w:sz w:val="16"/>
+                          <w:szCs w:val="16"/>
                         </w:rPr>
                       </m:ctrlPr>
                     </m:radPr>
@@ -5084,8 +5465,8 @@
                           <m:ctrlPr>
                             <w:rPr>
                               <w:rFonts w:ascii="Cambria Math" w:hAnsi="Cambria Math" w:cs="Times New Roman"/>
-                              <w:sz w:val="22"/>
-                              <w:szCs w:val="22"/>
+                              <w:sz w:val="16"/>
+                              <w:szCs w:val="16"/>
                             </w:rPr>
                           </m:ctrlPr>
                         </m:sSupPr>
@@ -5095,8 +5476,8 @@
                               <m:ctrlPr>
                                 <w:rPr>
                                   <w:rFonts w:ascii="Cambria Math" w:hAnsi="Cambria Math" w:cs="Times New Roman"/>
-                                  <w:sz w:val="22"/>
-                                  <w:szCs w:val="22"/>
+                                  <w:sz w:val="16"/>
+                                  <w:szCs w:val="16"/>
                                 </w:rPr>
                               </m:ctrlPr>
                             </m:dPr>
@@ -5104,8 +5485,8 @@
                               <m:r>
                                 <w:rPr>
                                   <w:rFonts w:ascii="Cambria Math" w:hAnsi="Cambria Math" w:cs="Times New Roman"/>
-                                  <w:sz w:val="22"/>
-                                  <w:szCs w:val="22"/>
+                                  <w:sz w:val="16"/>
+                                  <w:szCs w:val="16"/>
                                 </w:rPr>
                                 <m:t>1</m:t>
                               </m:r>
@@ -5115,16 +5496,16 @@
                                 </m:rPr>
                                 <w:rPr>
                                   <w:rFonts w:ascii="Cambria Math" w:hAnsi="Cambria Math" w:cs="Times New Roman"/>
-                                  <w:sz w:val="22"/>
-                                  <w:szCs w:val="22"/>
+                                  <w:sz w:val="16"/>
+                                  <w:szCs w:val="16"/>
                                 </w:rPr>
                                 <m:t>-</m:t>
                               </m:r>
                               <m:r>
                                 <w:rPr>
                                   <w:rFonts w:ascii="Cambria Math" w:hAnsi="Cambria Math" w:cs="Times New Roman"/>
-                                  <w:sz w:val="22"/>
-                                  <w:szCs w:val="22"/>
+                                  <w:sz w:val="16"/>
+                                  <w:szCs w:val="16"/>
                                 </w:rPr>
                                 <m:t>x</m:t>
                               </m:r>
@@ -5135,8 +5516,8 @@
                           <m:r>
                             <w:rPr>
                               <w:rFonts w:ascii="Cambria Math" w:hAnsi="Cambria Math" w:cs="Times New Roman"/>
-                              <w:sz w:val="22"/>
-                              <w:szCs w:val="22"/>
+                              <w:sz w:val="16"/>
+                              <w:szCs w:val="16"/>
                             </w:rPr>
                             <m:t>2</m:t>
                           </m:r>
@@ -5148,8 +5529,8 @@
                         </m:rPr>
                         <w:rPr>
                           <w:rFonts w:ascii="Cambria Math" w:hAnsi="Cambria Math" w:cs="Times New Roman"/>
-                          <w:sz w:val="22"/>
-                          <w:szCs w:val="22"/>
+                          <w:sz w:val="16"/>
+                          <w:szCs w:val="16"/>
                         </w:rPr>
                         <m:t>+</m:t>
                       </m:r>
@@ -5158,8 +5539,8 @@
                           <m:ctrlPr>
                             <w:rPr>
                               <w:rFonts w:ascii="Cambria Math" w:hAnsi="Cambria Math" w:cs="Times New Roman"/>
-                              <w:sz w:val="22"/>
-                              <w:szCs w:val="22"/>
+                              <w:sz w:val="16"/>
+                              <w:szCs w:val="16"/>
                             </w:rPr>
                           </m:ctrlPr>
                         </m:sSupPr>
@@ -5169,8 +5550,8 @@
                               <m:ctrlPr>
                                 <w:rPr>
                                   <w:rFonts w:ascii="Cambria Math" w:hAnsi="Cambria Math" w:cs="Times New Roman"/>
-                                  <w:sz w:val="22"/>
-                                  <w:szCs w:val="22"/>
+                                  <w:sz w:val="16"/>
+                                  <w:szCs w:val="16"/>
                                 </w:rPr>
                               </m:ctrlPr>
                             </m:dPr>
@@ -5178,8 +5559,8 @@
                               <m:r>
                                 <w:rPr>
                                   <w:rFonts w:ascii="Cambria Math" w:hAnsi="Cambria Math" w:cs="Times New Roman"/>
-                                  <w:sz w:val="22"/>
-                                  <w:szCs w:val="22"/>
+                                  <w:sz w:val="16"/>
+                                  <w:szCs w:val="16"/>
                                 </w:rPr>
                                 <m:t>1</m:t>
                               </m:r>
@@ -5189,16 +5570,16 @@
                                 </m:rPr>
                                 <w:rPr>
                                   <w:rFonts w:ascii="Cambria Math" w:hAnsi="Cambria Math" w:cs="Times New Roman"/>
-                                  <w:sz w:val="22"/>
-                                  <w:szCs w:val="22"/>
+                                  <w:sz w:val="16"/>
+                                  <w:szCs w:val="16"/>
                                 </w:rPr>
                                 <m:t>-</m:t>
                               </m:r>
                               <m:r>
                                 <w:rPr>
                                   <w:rFonts w:ascii="Cambria Math" w:hAnsi="Cambria Math" w:cs="Times New Roman"/>
-                                  <w:sz w:val="22"/>
-                                  <w:szCs w:val="22"/>
+                                  <w:sz w:val="16"/>
+                                  <w:szCs w:val="16"/>
                                 </w:rPr>
                                 <m:t>y</m:t>
                               </m:r>
@@ -5209,8 +5590,8 @@
                           <m:r>
                             <w:rPr>
                               <w:rFonts w:ascii="Cambria Math" w:hAnsi="Cambria Math" w:cs="Times New Roman"/>
-                              <w:sz w:val="22"/>
-                              <w:szCs w:val="22"/>
+                              <w:sz w:val="16"/>
+                              <w:szCs w:val="16"/>
                             </w:rPr>
                             <m:t>2</m:t>
                           </m:r>
@@ -5228,8 +5609,8 @@
             </m:rPr>
             <w:rPr>
               <w:rFonts w:ascii="Cambria Math" w:hAnsi="Cambria Math" w:cs="Times New Roman"/>
-              <w:sz w:val="22"/>
-              <w:szCs w:val="22"/>
+              <w:sz w:val="16"/>
+              <w:szCs w:val="16"/>
             </w:rPr>
             <m:t>,</m:t>
           </m:r>
@@ -5895,8 +6276,8 @@
         <w:pStyle w:val="a0"/>
         <w:rPr>
           <w:rFonts w:ascii="Times New Roman" w:hAnsi="Times New Roman" w:cs="Times New Roman"/>
-          <w:sz w:val="22"/>
-          <w:szCs w:val="22"/>
+          <w:sz w:val="16"/>
+          <w:szCs w:val="16"/>
         </w:rPr>
       </w:pPr>
       <m:oMathPara>
@@ -5907,10 +6288,9 @@
           <m:r>
             <w:rPr>
               <w:rFonts w:ascii="Cambria Math" w:hAnsi="Cambria Math" w:cs="Times New Roman"/>
-              <w:sz w:val="22"/>
-              <w:szCs w:val="22"/>
+              <w:sz w:val="16"/>
+              <w:szCs w:val="16"/>
             </w:rPr>
-            <w:lastRenderedPageBreak/>
             <m:t>h</m:t>
           </m:r>
           <m:d>
@@ -5918,8 +6298,8 @@
               <m:ctrlPr>
                 <w:rPr>
                   <w:rFonts w:ascii="Cambria Math" w:hAnsi="Cambria Math" w:cs="Times New Roman"/>
-                  <w:sz w:val="22"/>
-                  <w:szCs w:val="22"/>
+                  <w:sz w:val="16"/>
+                  <w:szCs w:val="16"/>
                 </w:rPr>
               </m:ctrlPr>
             </m:dPr>
@@ -5927,8 +6307,8 @@
               <m:r>
                 <w:rPr>
                   <w:rFonts w:ascii="Cambria Math" w:hAnsi="Cambria Math" w:cs="Times New Roman"/>
-                  <w:sz w:val="22"/>
-                  <w:szCs w:val="22"/>
+                  <w:sz w:val="16"/>
+                  <w:szCs w:val="16"/>
                 </w:rPr>
                 <m:t>U</m:t>
               </m:r>
@@ -5940,8 +6320,8 @@
             </m:rPr>
             <w:rPr>
               <w:rFonts w:ascii="Cambria Math" w:hAnsi="Cambria Math" w:cs="Times New Roman"/>
-              <w:sz w:val="22"/>
-              <w:szCs w:val="22"/>
+              <w:sz w:val="16"/>
+              <w:szCs w:val="16"/>
             </w:rPr>
             <m:t>=</m:t>
           </m:r>
@@ -5950,8 +6330,8 @@
               <m:ctrlPr>
                 <w:rPr>
                   <w:rFonts w:ascii="Cambria Math" w:hAnsi="Cambria Math" w:cs="Times New Roman"/>
-                  <w:sz w:val="22"/>
-                  <w:szCs w:val="22"/>
+                  <w:sz w:val="16"/>
+                  <w:szCs w:val="16"/>
                 </w:rPr>
               </m:ctrlPr>
             </m:fPr>
@@ -5959,8 +6339,8 @@
               <m:r>
                 <w:rPr>
                   <w:rFonts w:ascii="Cambria Math" w:hAnsi="Cambria Math" w:cs="Times New Roman"/>
-                  <w:sz w:val="22"/>
-                  <w:szCs w:val="22"/>
+                  <w:sz w:val="16"/>
+                  <w:szCs w:val="16"/>
                 </w:rPr>
                 <m:t>4</m:t>
               </m:r>
@@ -5969,8 +6349,8 @@
               <m:r>
                 <w:rPr>
                   <w:rFonts w:ascii="Cambria Math" w:hAnsi="Cambria Math" w:cs="Times New Roman"/>
-                  <w:sz w:val="22"/>
-                  <w:szCs w:val="22"/>
+                  <w:sz w:val="16"/>
+                  <w:szCs w:val="16"/>
                 </w:rPr>
                 <m:t>N</m:t>
               </m:r>
@@ -5983,8 +6363,8 @@
               <m:ctrlPr>
                 <w:rPr>
                   <w:rFonts w:ascii="Cambria Math" w:hAnsi="Cambria Math" w:cs="Times New Roman"/>
-                  <w:sz w:val="22"/>
-                  <w:szCs w:val="22"/>
+                  <w:sz w:val="16"/>
+                  <w:szCs w:val="16"/>
                 </w:rPr>
               </m:ctrlPr>
             </m:naryPr>
@@ -5992,8 +6372,8 @@
               <m:r>
                 <w:rPr>
                   <w:rFonts w:ascii="Cambria Math" w:hAnsi="Cambria Math" w:cs="Times New Roman"/>
-                  <w:sz w:val="22"/>
-                  <w:szCs w:val="22"/>
+                  <w:sz w:val="16"/>
+                  <w:szCs w:val="16"/>
                 </w:rPr>
                 <m:t>i</m:t>
               </m:r>
@@ -6003,16 +6383,16 @@
                 </m:rPr>
                 <w:rPr>
                   <w:rFonts w:ascii="Cambria Math" w:hAnsi="Cambria Math" w:cs="Times New Roman"/>
-                  <w:sz w:val="22"/>
-                  <w:szCs w:val="22"/>
+                  <w:sz w:val="16"/>
+                  <w:szCs w:val="16"/>
                 </w:rPr>
                 <m:t>=</m:t>
               </m:r>
               <m:r>
                 <w:rPr>
                   <w:rFonts w:ascii="Cambria Math" w:hAnsi="Cambria Math" w:cs="Times New Roman"/>
-                  <w:sz w:val="22"/>
-                  <w:szCs w:val="22"/>
+                  <w:sz w:val="16"/>
+                  <w:szCs w:val="16"/>
                 </w:rPr>
                 <m:t>1</m:t>
               </m:r>
@@ -6021,8 +6401,8 @@
               <m:r>
                 <w:rPr>
                   <w:rFonts w:ascii="Cambria Math" w:hAnsi="Cambria Math" w:cs="Times New Roman"/>
-                  <w:sz w:val="22"/>
-                  <w:szCs w:val="22"/>
+                  <w:sz w:val="16"/>
+                  <w:szCs w:val="16"/>
                 </w:rPr>
                 <m:t>N</m:t>
               </m:r>
@@ -6033,8 +6413,8 @@
                   <m:ctrlPr>
                     <w:rPr>
                       <w:rFonts w:ascii="Cambria Math" w:hAnsi="Cambria Math" w:cs="Times New Roman"/>
-                      <w:sz w:val="22"/>
-                      <w:szCs w:val="22"/>
+                      <w:sz w:val="16"/>
+                      <w:szCs w:val="16"/>
                     </w:rPr>
                   </m:ctrlPr>
                 </m:fPr>
@@ -6045,8 +6425,8 @@
                     </m:rPr>
                     <w:rPr>
                       <w:rFonts w:ascii="Cambria Math" w:hAnsi="Cambria Math" w:cs="Times New Roman"/>
-                      <w:sz w:val="22"/>
-                      <w:szCs w:val="22"/>
+                      <w:sz w:val="16"/>
+                      <w:szCs w:val="16"/>
                     </w:rPr>
                     <m:t>sin</m:t>
                   </m:r>
@@ -6055,8 +6435,8 @@
                       <m:ctrlPr>
                         <w:rPr>
                           <w:rFonts w:ascii="Cambria Math" w:hAnsi="Cambria Math" w:cs="Times New Roman"/>
-                          <w:sz w:val="22"/>
-                          <w:szCs w:val="22"/>
+                          <w:sz w:val="16"/>
+                          <w:szCs w:val="16"/>
                         </w:rPr>
                       </m:ctrlPr>
                     </m:dPr>
@@ -6067,8 +6447,8 @@
                           <m:ctrlPr>
                             <w:rPr>
                               <w:rFonts w:ascii="Cambria Math" w:hAnsi="Cambria Math" w:cs="Times New Roman"/>
-                              <w:sz w:val="22"/>
-                              <w:szCs w:val="22"/>
+                              <w:sz w:val="16"/>
+                              <w:szCs w:val="16"/>
                             </w:rPr>
                           </m:ctrlPr>
                         </m:radPr>
@@ -6079,8 +6459,8 @@
                               <m:ctrlPr>
                                 <w:rPr>
                                   <w:rFonts w:ascii="Cambria Math" w:hAnsi="Cambria Math" w:cs="Times New Roman"/>
-                                  <w:sz w:val="22"/>
-                                  <w:szCs w:val="22"/>
+                                  <w:sz w:val="16"/>
+                                  <w:szCs w:val="16"/>
                                 </w:rPr>
                               </m:ctrlPr>
                             </m:sSupPr>
@@ -6090,8 +6470,8 @@
                                   <m:ctrlPr>
                                     <w:rPr>
                                       <w:rFonts w:ascii="Cambria Math" w:hAnsi="Cambria Math" w:cs="Times New Roman"/>
-                                      <w:sz w:val="22"/>
-                                      <w:szCs w:val="22"/>
+                                      <w:sz w:val="16"/>
+                                      <w:szCs w:val="16"/>
                                     </w:rPr>
                                   </m:ctrlPr>
                                 </m:dPr>
@@ -6101,8 +6481,8 @@
                                       <m:ctrlPr>
                                         <w:rPr>
                                           <w:rFonts w:ascii="Cambria Math" w:hAnsi="Cambria Math" w:cs="Times New Roman"/>
-                                          <w:sz w:val="22"/>
-                                          <w:szCs w:val="22"/>
+                                          <w:sz w:val="16"/>
+                                          <w:szCs w:val="16"/>
                                         </w:rPr>
                                       </m:ctrlPr>
                                     </m:fPr>
@@ -6112,8 +6492,8 @@
                                           <m:ctrlPr>
                                             <w:rPr>
                                               <w:rFonts w:ascii="Cambria Math" w:hAnsi="Cambria Math" w:cs="Times New Roman"/>
-                                              <w:sz w:val="22"/>
-                                              <w:szCs w:val="22"/>
+                                              <w:sz w:val="16"/>
+                                              <w:szCs w:val="16"/>
                                             </w:rPr>
                                           </m:ctrlPr>
                                         </m:sSubPr>
@@ -6121,8 +6501,8 @@
                                           <m:r>
                                             <w:rPr>
                                               <w:rFonts w:ascii="Cambria Math" w:hAnsi="Cambria Math" w:cs="Times New Roman"/>
-                                              <w:sz w:val="22"/>
-                                              <w:szCs w:val="22"/>
+                                              <w:sz w:val="16"/>
+                                              <w:szCs w:val="16"/>
                                             </w:rPr>
                                             <m:t>U</m:t>
                                           </m:r>
@@ -6131,8 +6511,8 @@
                                           <m:r>
                                             <w:rPr>
                                               <w:rFonts w:ascii="Cambria Math" w:hAnsi="Cambria Math" w:cs="Times New Roman"/>
-                                              <w:sz w:val="22"/>
-                                              <w:szCs w:val="22"/>
+                                              <w:sz w:val="16"/>
+                                              <w:szCs w:val="16"/>
                                             </w:rPr>
                                             <m:t>i</m:t>
                                           </m:r>
@@ -6144,16 +6524,16 @@
                                         </m:rPr>
                                         <w:rPr>
                                           <w:rFonts w:ascii="Cambria Math" w:hAnsi="Cambria Math" w:cs="Times New Roman"/>
-                                          <w:sz w:val="22"/>
-                                          <w:szCs w:val="22"/>
+                                          <w:sz w:val="16"/>
+                                          <w:szCs w:val="16"/>
                                         </w:rPr>
                                         <m:t>+</m:t>
                                       </m:r>
                                       <m:r>
                                         <w:rPr>
                                           <w:rFonts w:ascii="Cambria Math" w:hAnsi="Cambria Math" w:cs="Times New Roman"/>
-                                          <w:sz w:val="22"/>
-                                          <w:szCs w:val="22"/>
+                                          <w:sz w:val="16"/>
+                                          <w:szCs w:val="16"/>
                                         </w:rPr>
                                         <m:t>i</m:t>
                                       </m:r>
@@ -6163,16 +6543,16 @@
                                         </m:rPr>
                                         <w:rPr>
                                           <w:rFonts w:ascii="Cambria Math" w:hAnsi="Cambria Math" w:cs="Times New Roman"/>
-                                          <w:sz w:val="22"/>
-                                          <w:szCs w:val="22"/>
+                                          <w:sz w:val="16"/>
+                                          <w:szCs w:val="16"/>
                                         </w:rPr>
                                         <m:t>-</m:t>
                                       </m:r>
                                       <m:r>
                                         <w:rPr>
                                           <w:rFonts w:ascii="Cambria Math" w:hAnsi="Cambria Math" w:cs="Times New Roman"/>
-                                          <w:sz w:val="22"/>
-                                          <w:szCs w:val="22"/>
+                                          <w:sz w:val="16"/>
+                                          <w:szCs w:val="16"/>
                                         </w:rPr>
                                         <m:t>1</m:t>
                                       </m:r>
@@ -6181,8 +6561,8 @@
                                       <m:r>
                                         <w:rPr>
                                           <w:rFonts w:ascii="Cambria Math" w:hAnsi="Cambria Math" w:cs="Times New Roman"/>
-                                          <w:sz w:val="22"/>
-                                          <w:szCs w:val="22"/>
+                                          <w:sz w:val="16"/>
+                                          <w:szCs w:val="16"/>
                                         </w:rPr>
                                         <m:t>n</m:t>
                                       </m:r>
@@ -6195,8 +6575,8 @@
                               <m:r>
                                 <w:rPr>
                                   <w:rFonts w:ascii="Cambria Math" w:hAnsi="Cambria Math" w:cs="Times New Roman"/>
-                                  <w:sz w:val="22"/>
-                                  <w:szCs w:val="22"/>
+                                  <w:sz w:val="16"/>
+                                  <w:szCs w:val="16"/>
                                 </w:rPr>
                                 <m:t>2</m:t>
                               </m:r>
@@ -6208,8 +6588,8 @@
                             </m:rPr>
                             <w:rPr>
                               <w:rFonts w:ascii="Cambria Math" w:hAnsi="Cambria Math" w:cs="Times New Roman"/>
-                              <w:sz w:val="22"/>
-                              <w:szCs w:val="22"/>
+                              <w:sz w:val="16"/>
+                              <w:szCs w:val="16"/>
                             </w:rPr>
                             <m:t>+</m:t>
                           </m:r>
@@ -6218,8 +6598,8 @@
                               <m:ctrlPr>
                                 <w:rPr>
                                   <w:rFonts w:ascii="Cambria Math" w:hAnsi="Cambria Math" w:cs="Times New Roman"/>
-                                  <w:sz w:val="22"/>
-                                  <w:szCs w:val="22"/>
+                                  <w:sz w:val="16"/>
+                                  <w:szCs w:val="16"/>
                                 </w:rPr>
                               </m:ctrlPr>
                             </m:sSupPr>
@@ -6229,8 +6609,8 @@
                                   <m:ctrlPr>
                                     <w:rPr>
                                       <w:rFonts w:ascii="Cambria Math" w:hAnsi="Cambria Math" w:cs="Times New Roman"/>
-                                      <w:sz w:val="22"/>
-                                      <w:szCs w:val="22"/>
+                                      <w:sz w:val="16"/>
+                                      <w:szCs w:val="16"/>
                                     </w:rPr>
                                   </m:ctrlPr>
                                 </m:dPr>
@@ -6240,8 +6620,8 @@
                                       <m:ctrlPr>
                                         <w:rPr>
                                           <w:rFonts w:ascii="Cambria Math" w:hAnsi="Cambria Math" w:cs="Times New Roman"/>
-                                          <w:sz w:val="22"/>
-                                          <w:szCs w:val="22"/>
+                                          <w:sz w:val="16"/>
+                                          <w:szCs w:val="16"/>
                                         </w:rPr>
                                       </m:ctrlPr>
                                     </m:fPr>
@@ -6251,8 +6631,8 @@
                                           <m:ctrlPr>
                                             <w:rPr>
                                               <w:rFonts w:ascii="Cambria Math" w:hAnsi="Cambria Math" w:cs="Times New Roman"/>
-                                              <w:sz w:val="22"/>
-                                              <w:szCs w:val="22"/>
+                                              <w:sz w:val="16"/>
+                                              <w:szCs w:val="16"/>
                                             </w:rPr>
                                           </m:ctrlPr>
                                         </m:sSubPr>
@@ -6260,8 +6640,8 @@
                                           <m:r>
                                             <w:rPr>
                                               <w:rFonts w:ascii="Cambria Math" w:hAnsi="Cambria Math" w:cs="Times New Roman"/>
-                                              <w:sz w:val="22"/>
-                                              <w:szCs w:val="22"/>
+                                              <w:sz w:val="16"/>
+                                              <w:szCs w:val="16"/>
                                             </w:rPr>
                                             <m:t>U</m:t>
                                           </m:r>
@@ -6270,8 +6650,8 @@
                                           <m:r>
                                             <w:rPr>
                                               <w:rFonts w:ascii="Cambria Math" w:hAnsi="Cambria Math" w:cs="Times New Roman"/>
-                                              <w:sz w:val="22"/>
-                                              <w:szCs w:val="22"/>
+                                              <w:sz w:val="16"/>
+                                              <w:szCs w:val="16"/>
                                             </w:rPr>
                                             <m:t>j</m:t>
                                           </m:r>
@@ -6283,16 +6663,16 @@
                                         </m:rPr>
                                         <w:rPr>
                                           <w:rFonts w:ascii="Cambria Math" w:hAnsi="Cambria Math" w:cs="Times New Roman"/>
-                                          <w:sz w:val="22"/>
-                                          <w:szCs w:val="22"/>
+                                          <w:sz w:val="16"/>
+                                          <w:szCs w:val="16"/>
                                         </w:rPr>
                                         <m:t>+</m:t>
                                       </m:r>
                                       <m:r>
                                         <w:rPr>
                                           <w:rFonts w:ascii="Cambria Math" w:hAnsi="Cambria Math" w:cs="Times New Roman"/>
-                                          <w:sz w:val="22"/>
-                                          <w:szCs w:val="22"/>
+                                          <w:sz w:val="16"/>
+                                          <w:szCs w:val="16"/>
                                         </w:rPr>
                                         <m:t>j</m:t>
                                       </m:r>
@@ -6302,16 +6682,16 @@
                                         </m:rPr>
                                         <w:rPr>
                                           <w:rFonts w:ascii="Cambria Math" w:hAnsi="Cambria Math" w:cs="Times New Roman"/>
-                                          <w:sz w:val="22"/>
-                                          <w:szCs w:val="22"/>
+                                          <w:sz w:val="16"/>
+                                          <w:szCs w:val="16"/>
                                         </w:rPr>
                                         <m:t>-</m:t>
                                       </m:r>
                                       <m:r>
                                         <w:rPr>
                                           <w:rFonts w:ascii="Cambria Math" w:hAnsi="Cambria Math" w:cs="Times New Roman"/>
-                                          <w:sz w:val="22"/>
-                                          <w:szCs w:val="22"/>
+                                          <w:sz w:val="16"/>
+                                          <w:szCs w:val="16"/>
                                         </w:rPr>
                                         <m:t>1</m:t>
                                       </m:r>
@@ -6320,8 +6700,8 @@
                                       <m:r>
                                         <w:rPr>
                                           <w:rFonts w:ascii="Cambria Math" w:hAnsi="Cambria Math" w:cs="Times New Roman"/>
-                                          <w:sz w:val="22"/>
-                                          <w:szCs w:val="22"/>
+                                          <w:sz w:val="16"/>
+                                          <w:szCs w:val="16"/>
                                         </w:rPr>
                                         <m:t>n</m:t>
                                       </m:r>
@@ -6334,8 +6714,8 @@
                               <m:r>
                                 <w:rPr>
                                   <w:rFonts w:ascii="Cambria Math" w:hAnsi="Cambria Math" w:cs="Times New Roman"/>
-                                  <w:sz w:val="22"/>
-                                  <w:szCs w:val="22"/>
+                                  <w:sz w:val="16"/>
+                                  <w:szCs w:val="16"/>
                                 </w:rPr>
                                 <m:t>2</m:t>
                               </m:r>
@@ -6353,8 +6733,8 @@
                       <m:ctrlPr>
                         <w:rPr>
                           <w:rFonts w:ascii="Cambria Math" w:hAnsi="Cambria Math" w:cs="Times New Roman"/>
-                          <w:sz w:val="22"/>
-                          <w:szCs w:val="22"/>
+                          <w:sz w:val="16"/>
+                          <w:szCs w:val="16"/>
                         </w:rPr>
                       </m:ctrlPr>
                     </m:radPr>
@@ -6365,8 +6745,8 @@
                           <m:ctrlPr>
                             <w:rPr>
                               <w:rFonts w:ascii="Cambria Math" w:hAnsi="Cambria Math" w:cs="Times New Roman"/>
-                              <w:sz w:val="22"/>
-                              <w:szCs w:val="22"/>
+                              <w:sz w:val="16"/>
+                              <w:szCs w:val="16"/>
                             </w:rPr>
                           </m:ctrlPr>
                         </m:sSupPr>
@@ -6376,8 +6756,8 @@
                               <m:ctrlPr>
                                 <w:rPr>
                                   <w:rFonts w:ascii="Cambria Math" w:hAnsi="Cambria Math" w:cs="Times New Roman"/>
-                                  <w:sz w:val="22"/>
-                                  <w:szCs w:val="22"/>
+                                  <w:sz w:val="16"/>
+                                  <w:szCs w:val="16"/>
                                 </w:rPr>
                               </m:ctrlPr>
                             </m:dPr>
@@ -6387,8 +6767,8 @@
                                   <m:ctrlPr>
                                     <w:rPr>
                                       <w:rFonts w:ascii="Cambria Math" w:hAnsi="Cambria Math" w:cs="Times New Roman"/>
-                                      <w:sz w:val="22"/>
-                                      <w:szCs w:val="22"/>
+                                      <w:sz w:val="16"/>
+                                      <w:szCs w:val="16"/>
                                     </w:rPr>
                                   </m:ctrlPr>
                                 </m:fPr>
@@ -6398,8 +6778,8 @@
                                       <m:ctrlPr>
                                         <w:rPr>
                                           <w:rFonts w:ascii="Cambria Math" w:hAnsi="Cambria Math" w:cs="Times New Roman"/>
-                                          <w:sz w:val="22"/>
-                                          <w:szCs w:val="22"/>
+                                          <w:sz w:val="16"/>
+                                          <w:szCs w:val="16"/>
                                         </w:rPr>
                                       </m:ctrlPr>
                                     </m:sSubPr>
@@ -6407,8 +6787,8 @@
                                       <m:r>
                                         <w:rPr>
                                           <w:rFonts w:ascii="Cambria Math" w:hAnsi="Cambria Math" w:cs="Times New Roman"/>
-                                          <w:sz w:val="22"/>
-                                          <w:szCs w:val="22"/>
+                                          <w:sz w:val="16"/>
+                                          <w:szCs w:val="16"/>
                                         </w:rPr>
                                         <m:t>U</m:t>
                                       </m:r>
@@ -6417,8 +6797,8 @@
                                       <m:r>
                                         <w:rPr>
                                           <w:rFonts w:ascii="Cambria Math" w:hAnsi="Cambria Math" w:cs="Times New Roman"/>
-                                          <w:sz w:val="22"/>
-                                          <w:szCs w:val="22"/>
+                                          <w:sz w:val="16"/>
+                                          <w:szCs w:val="16"/>
                                         </w:rPr>
                                         <m:t>i</m:t>
                                       </m:r>
@@ -6430,16 +6810,16 @@
                                     </m:rPr>
                                     <w:rPr>
                                       <w:rFonts w:ascii="Cambria Math" w:hAnsi="Cambria Math" w:cs="Times New Roman"/>
-                                      <w:sz w:val="22"/>
-                                      <w:szCs w:val="22"/>
+                                      <w:sz w:val="16"/>
+                                      <w:szCs w:val="16"/>
                                     </w:rPr>
                                     <m:t>+</m:t>
                                   </m:r>
                                   <m:r>
                                     <w:rPr>
                                       <w:rFonts w:ascii="Cambria Math" w:hAnsi="Cambria Math" w:cs="Times New Roman"/>
-                                      <w:sz w:val="22"/>
-                                      <w:szCs w:val="22"/>
+                                      <w:sz w:val="16"/>
+                                      <w:szCs w:val="16"/>
                                     </w:rPr>
                                     <m:t>i</m:t>
                                   </m:r>
@@ -6449,16 +6829,16 @@
                                     </m:rPr>
                                     <w:rPr>
                                       <w:rFonts w:ascii="Cambria Math" w:hAnsi="Cambria Math" w:cs="Times New Roman"/>
-                                      <w:sz w:val="22"/>
-                                      <w:szCs w:val="22"/>
+                                      <w:sz w:val="16"/>
+                                      <w:szCs w:val="16"/>
                                     </w:rPr>
                                     <m:t>-</m:t>
                                   </m:r>
                                   <m:r>
                                     <w:rPr>
                                       <w:rFonts w:ascii="Cambria Math" w:hAnsi="Cambria Math" w:cs="Times New Roman"/>
-                                      <w:sz w:val="22"/>
-                                      <w:szCs w:val="22"/>
+                                      <w:sz w:val="16"/>
+                                      <w:szCs w:val="16"/>
                                     </w:rPr>
                                     <m:t>1</m:t>
                                   </m:r>
@@ -6467,8 +6847,8 @@
                                   <m:r>
                                     <w:rPr>
                                       <w:rFonts w:ascii="Cambria Math" w:hAnsi="Cambria Math" w:cs="Times New Roman"/>
-                                      <w:sz w:val="22"/>
-                                      <w:szCs w:val="22"/>
+                                      <w:sz w:val="16"/>
+                                      <w:szCs w:val="16"/>
                                     </w:rPr>
                                     <m:t>n</m:t>
                                   </m:r>
@@ -6481,8 +6861,8 @@
                           <m:r>
                             <w:rPr>
                               <w:rFonts w:ascii="Cambria Math" w:hAnsi="Cambria Math" w:cs="Times New Roman"/>
-                              <w:sz w:val="22"/>
-                              <w:szCs w:val="22"/>
+                              <w:sz w:val="16"/>
+                              <w:szCs w:val="16"/>
                             </w:rPr>
                             <m:t>2</m:t>
                           </m:r>
@@ -6494,8 +6874,8 @@
                         </m:rPr>
                         <w:rPr>
                           <w:rFonts w:ascii="Cambria Math" w:hAnsi="Cambria Math" w:cs="Times New Roman"/>
-                          <w:sz w:val="22"/>
-                          <w:szCs w:val="22"/>
+                          <w:sz w:val="16"/>
+                          <w:szCs w:val="16"/>
                         </w:rPr>
                         <m:t>+</m:t>
                       </m:r>
@@ -6504,8 +6884,8 @@
                           <m:ctrlPr>
                             <w:rPr>
                               <w:rFonts w:ascii="Cambria Math" w:hAnsi="Cambria Math" w:cs="Times New Roman"/>
-                              <w:sz w:val="22"/>
-                              <w:szCs w:val="22"/>
+                              <w:sz w:val="16"/>
+                              <w:szCs w:val="16"/>
                             </w:rPr>
                           </m:ctrlPr>
                         </m:sSupPr>
@@ -6515,8 +6895,8 @@
                               <m:ctrlPr>
                                 <w:rPr>
                                   <w:rFonts w:ascii="Cambria Math" w:hAnsi="Cambria Math" w:cs="Times New Roman"/>
-                                  <w:sz w:val="22"/>
-                                  <w:szCs w:val="22"/>
+                                  <w:sz w:val="16"/>
+                                  <w:szCs w:val="16"/>
                                 </w:rPr>
                               </m:ctrlPr>
                             </m:dPr>
@@ -6526,8 +6906,8 @@
                                   <m:ctrlPr>
                                     <w:rPr>
                                       <w:rFonts w:ascii="Cambria Math" w:hAnsi="Cambria Math" w:cs="Times New Roman"/>
-                                      <w:sz w:val="22"/>
-                                      <w:szCs w:val="22"/>
+                                      <w:sz w:val="16"/>
+                                      <w:szCs w:val="16"/>
                                     </w:rPr>
                                   </m:ctrlPr>
                                 </m:fPr>
@@ -6537,8 +6917,8 @@
                                       <m:ctrlPr>
                                         <w:rPr>
                                           <w:rFonts w:ascii="Cambria Math" w:hAnsi="Cambria Math" w:cs="Times New Roman"/>
-                                          <w:sz w:val="22"/>
-                                          <w:szCs w:val="22"/>
+                                          <w:sz w:val="16"/>
+                                          <w:szCs w:val="16"/>
                                         </w:rPr>
                                       </m:ctrlPr>
                                     </m:sSubPr>
@@ -6546,8 +6926,8 @@
                                       <m:r>
                                         <w:rPr>
                                           <w:rFonts w:ascii="Cambria Math" w:hAnsi="Cambria Math" w:cs="Times New Roman"/>
-                                          <w:sz w:val="22"/>
-                                          <w:szCs w:val="22"/>
+                                          <w:sz w:val="16"/>
+                                          <w:szCs w:val="16"/>
                                         </w:rPr>
                                         <m:t>U</m:t>
                                       </m:r>
@@ -6556,8 +6936,8 @@
                                       <m:r>
                                         <w:rPr>
                                           <w:rFonts w:ascii="Cambria Math" w:hAnsi="Cambria Math" w:cs="Times New Roman"/>
-                                          <w:sz w:val="22"/>
-                                          <w:szCs w:val="22"/>
+                                          <w:sz w:val="16"/>
+                                          <w:szCs w:val="16"/>
                                         </w:rPr>
                                         <m:t>j</m:t>
                                       </m:r>
@@ -6569,16 +6949,16 @@
                                     </m:rPr>
                                     <w:rPr>
                                       <w:rFonts w:ascii="Cambria Math" w:hAnsi="Cambria Math" w:cs="Times New Roman"/>
-                                      <w:sz w:val="22"/>
-                                      <w:szCs w:val="22"/>
+                                      <w:sz w:val="16"/>
+                                      <w:szCs w:val="16"/>
                                     </w:rPr>
                                     <m:t>+</m:t>
                                   </m:r>
                                   <m:r>
                                     <w:rPr>
                                       <w:rFonts w:ascii="Cambria Math" w:hAnsi="Cambria Math" w:cs="Times New Roman"/>
-                                      <w:sz w:val="22"/>
-                                      <w:szCs w:val="22"/>
+                                      <w:sz w:val="16"/>
+                                      <w:szCs w:val="16"/>
                                     </w:rPr>
                                     <m:t>j</m:t>
                                   </m:r>
@@ -6588,16 +6968,16 @@
                                     </m:rPr>
                                     <w:rPr>
                                       <w:rFonts w:ascii="Cambria Math" w:hAnsi="Cambria Math" w:cs="Times New Roman"/>
-                                      <w:sz w:val="22"/>
-                                      <w:szCs w:val="22"/>
+                                      <w:sz w:val="16"/>
+                                      <w:szCs w:val="16"/>
                                     </w:rPr>
                                     <m:t>-</m:t>
                                   </m:r>
                                   <m:r>
                                     <w:rPr>
                                       <w:rFonts w:ascii="Cambria Math" w:hAnsi="Cambria Math" w:cs="Times New Roman"/>
-                                      <w:sz w:val="22"/>
-                                      <w:szCs w:val="22"/>
+                                      <w:sz w:val="16"/>
+                                      <w:szCs w:val="16"/>
                                     </w:rPr>
                                     <m:t>1</m:t>
                                   </m:r>
@@ -6606,8 +6986,8 @@
                                   <m:r>
                                     <w:rPr>
                                       <w:rFonts w:ascii="Cambria Math" w:hAnsi="Cambria Math" w:cs="Times New Roman"/>
-                                      <w:sz w:val="22"/>
-                                      <w:szCs w:val="22"/>
+                                      <w:sz w:val="16"/>
+                                      <w:szCs w:val="16"/>
                                     </w:rPr>
                                     <m:t>n</m:t>
                                   </m:r>
@@ -6620,8 +7000,8 @@
                           <m:r>
                             <w:rPr>
                               <w:rFonts w:ascii="Cambria Math" w:hAnsi="Cambria Math" w:cs="Times New Roman"/>
-                              <w:sz w:val="22"/>
-                              <w:szCs w:val="22"/>
+                              <w:sz w:val="16"/>
+                              <w:szCs w:val="16"/>
                             </w:rPr>
                             <m:t>2</m:t>
                           </m:r>
@@ -6639,8 +7019,8 @@
             </m:rPr>
             <w:rPr>
               <w:rFonts w:ascii="Cambria Math" w:hAnsi="Cambria Math" w:cs="Times New Roman"/>
-              <w:sz w:val="22"/>
-              <w:szCs w:val="22"/>
+              <w:sz w:val="16"/>
+              <w:szCs w:val="16"/>
             </w:rPr>
             <m:t>,</m:t>
           </m:r>
@@ -7162,8 +7542,8 @@
         <w:pStyle w:val="a0"/>
         <w:rPr>
           <w:rFonts w:ascii="Times New Roman" w:hAnsi="Times New Roman" w:cs="Times New Roman"/>
-          <w:sz w:val="22"/>
-          <w:szCs w:val="22"/>
+          <w:sz w:val="16"/>
+          <w:szCs w:val="16"/>
         </w:rPr>
       </w:pPr>
       <m:oMathPara>
@@ -7174,8 +7554,8 @@
           <m:r>
             <w:rPr>
               <w:rFonts w:ascii="Cambria Math" w:hAnsi="Cambria Math" w:cs="Times New Roman"/>
-              <w:sz w:val="22"/>
-              <w:szCs w:val="22"/>
+              <w:sz w:val="16"/>
+              <w:szCs w:val="16"/>
             </w:rPr>
             <m:t>h</m:t>
           </m:r>
@@ -7184,8 +7564,8 @@
               <m:ctrlPr>
                 <w:rPr>
                   <w:rFonts w:ascii="Cambria Math" w:hAnsi="Cambria Math" w:cs="Times New Roman"/>
-                  <w:sz w:val="22"/>
-                  <w:szCs w:val="22"/>
+                  <w:sz w:val="16"/>
+                  <w:szCs w:val="16"/>
                 </w:rPr>
               </m:ctrlPr>
             </m:dPr>
@@ -7193,8 +7573,8 @@
               <m:r>
                 <w:rPr>
                   <w:rFonts w:ascii="Cambria Math" w:hAnsi="Cambria Math" w:cs="Times New Roman"/>
-                  <w:sz w:val="22"/>
-                  <w:szCs w:val="22"/>
+                  <w:sz w:val="16"/>
+                  <w:szCs w:val="16"/>
                 </w:rPr>
                 <m:t>U</m:t>
               </m:r>
@@ -7206,8 +7586,8 @@
             </m:rPr>
             <w:rPr>
               <w:rFonts w:ascii="Cambria Math" w:hAnsi="Cambria Math" w:cs="Times New Roman"/>
-              <w:sz w:val="22"/>
-              <w:szCs w:val="22"/>
+              <w:sz w:val="16"/>
+              <w:szCs w:val="16"/>
             </w:rPr>
             <m:t>=</m:t>
           </m:r>
@@ -7216,8 +7596,8 @@
               <m:ctrlPr>
                 <w:rPr>
                   <w:rFonts w:ascii="Cambria Math" w:hAnsi="Cambria Math" w:cs="Times New Roman"/>
-                  <w:sz w:val="22"/>
-                  <w:szCs w:val="22"/>
+                  <w:sz w:val="16"/>
+                  <w:szCs w:val="16"/>
                 </w:rPr>
               </m:ctrlPr>
             </m:fPr>
@@ -7225,8 +7605,8 @@
               <m:r>
                 <w:rPr>
                   <w:rFonts w:ascii="Cambria Math" w:hAnsi="Cambria Math" w:cs="Times New Roman"/>
-                  <w:sz w:val="22"/>
-                  <w:szCs w:val="22"/>
+                  <w:sz w:val="16"/>
+                  <w:szCs w:val="16"/>
                 </w:rPr>
                 <m:t>4</m:t>
               </m:r>
@@ -7235,8 +7615,8 @@
               <m:r>
                 <w:rPr>
                   <w:rFonts w:ascii="Cambria Math" w:hAnsi="Cambria Math" w:cs="Times New Roman"/>
-                  <w:sz w:val="22"/>
-                  <w:szCs w:val="22"/>
+                  <w:sz w:val="16"/>
+                  <w:szCs w:val="16"/>
                 </w:rPr>
                 <m:t>N</m:t>
               </m:r>
@@ -7249,8 +7629,8 @@
               <m:ctrlPr>
                 <w:rPr>
                   <w:rFonts w:ascii="Cambria Math" w:hAnsi="Cambria Math" w:cs="Times New Roman"/>
-                  <w:sz w:val="22"/>
-                  <w:szCs w:val="22"/>
+                  <w:sz w:val="16"/>
+                  <w:szCs w:val="16"/>
                 </w:rPr>
               </m:ctrlPr>
             </m:naryPr>
@@ -7258,8 +7638,8 @@
               <m:r>
                 <w:rPr>
                   <w:rFonts w:ascii="Cambria Math" w:hAnsi="Cambria Math" w:cs="Times New Roman"/>
-                  <w:sz w:val="22"/>
-                  <w:szCs w:val="22"/>
+                  <w:sz w:val="16"/>
+                  <w:szCs w:val="16"/>
                 </w:rPr>
                 <m:t>i</m:t>
               </m:r>
@@ -7269,16 +7649,16 @@
                 </m:rPr>
                 <w:rPr>
                   <w:rFonts w:ascii="Cambria Math" w:hAnsi="Cambria Math" w:cs="Times New Roman"/>
-                  <w:sz w:val="22"/>
-                  <w:szCs w:val="22"/>
+                  <w:sz w:val="16"/>
+                  <w:szCs w:val="16"/>
                 </w:rPr>
                 <m:t>=</m:t>
               </m:r>
               <m:r>
                 <w:rPr>
                   <w:rFonts w:ascii="Cambria Math" w:hAnsi="Cambria Math" w:cs="Times New Roman"/>
-                  <w:sz w:val="22"/>
-                  <w:szCs w:val="22"/>
+                  <w:sz w:val="16"/>
+                  <w:szCs w:val="16"/>
                 </w:rPr>
                 <m:t>1</m:t>
               </m:r>
@@ -7287,8 +7667,8 @@
               <m:r>
                 <w:rPr>
                   <w:rFonts w:ascii="Cambria Math" w:hAnsi="Cambria Math" w:cs="Times New Roman"/>
-                  <w:sz w:val="22"/>
-                  <w:szCs w:val="22"/>
+                  <w:sz w:val="16"/>
+                  <w:szCs w:val="16"/>
                 </w:rPr>
                 <m:t>N</m:t>
               </m:r>
@@ -7299,8 +7679,8 @@
                   <m:ctrlPr>
                     <w:rPr>
                       <w:rFonts w:ascii="Cambria Math" w:hAnsi="Cambria Math" w:cs="Times New Roman"/>
-                      <w:sz w:val="22"/>
-                      <w:szCs w:val="22"/>
+                      <w:sz w:val="16"/>
+                      <w:szCs w:val="16"/>
                     </w:rPr>
                   </m:ctrlPr>
                 </m:fPr>
@@ -7311,8 +7691,8 @@
                     </m:rPr>
                     <w:rPr>
                       <w:rFonts w:ascii="Cambria Math" w:hAnsi="Cambria Math" w:cs="Times New Roman"/>
-                      <w:sz w:val="22"/>
-                      <w:szCs w:val="22"/>
+                      <w:sz w:val="16"/>
+                      <w:szCs w:val="16"/>
                     </w:rPr>
                     <m:t>sin(</m:t>
                   </m:r>
@@ -7322,8 +7702,8 @@
                       <m:ctrlPr>
                         <w:rPr>
                           <w:rFonts w:ascii="Cambria Math" w:hAnsi="Cambria Math" w:cs="Times New Roman"/>
-                          <w:sz w:val="22"/>
-                          <w:szCs w:val="22"/>
+                          <w:sz w:val="16"/>
+                          <w:szCs w:val="16"/>
                         </w:rPr>
                       </m:ctrlPr>
                     </m:radPr>
@@ -7334,8 +7714,8 @@
                           <m:ctrlPr>
                             <w:rPr>
                               <w:rFonts w:ascii="Cambria Math" w:hAnsi="Cambria Math" w:cs="Times New Roman"/>
-                              <w:sz w:val="22"/>
-                              <w:szCs w:val="22"/>
+                              <w:sz w:val="16"/>
+                              <w:szCs w:val="16"/>
                             </w:rPr>
                           </m:ctrlPr>
                         </m:sSupPr>
@@ -7345,8 +7725,8 @@
                               <m:ctrlPr>
                                 <w:rPr>
                                   <w:rFonts w:ascii="Cambria Math" w:hAnsi="Cambria Math" w:cs="Times New Roman"/>
-                                  <w:sz w:val="22"/>
-                                  <w:szCs w:val="22"/>
+                                  <w:sz w:val="16"/>
+                                  <w:szCs w:val="16"/>
                                 </w:rPr>
                               </m:ctrlPr>
                             </m:dPr>
@@ -7356,8 +7736,8 @@
                                   <m:ctrlPr>
                                     <w:rPr>
                                       <w:rFonts w:ascii="Cambria Math" w:hAnsi="Cambria Math" w:cs="Times New Roman"/>
-                                      <w:sz w:val="22"/>
-                                      <w:szCs w:val="22"/>
+                                      <w:sz w:val="16"/>
+                                      <w:szCs w:val="16"/>
                                     </w:rPr>
                                   </m:ctrlPr>
                                 </m:fPr>
@@ -7367,8 +7747,8 @@
                                       <m:ctrlPr>
                                         <w:rPr>
                                           <w:rFonts w:ascii="Cambria Math" w:hAnsi="Cambria Math" w:cs="Times New Roman"/>
-                                          <w:sz w:val="22"/>
-                                          <w:szCs w:val="22"/>
+                                          <w:sz w:val="16"/>
+                                          <w:szCs w:val="16"/>
                                         </w:rPr>
                                       </m:ctrlPr>
                                     </m:sSubPr>
@@ -7376,8 +7756,8 @@
                                       <m:r>
                                         <w:rPr>
                                           <w:rFonts w:ascii="Cambria Math" w:hAnsi="Cambria Math" w:cs="Times New Roman"/>
-                                          <w:sz w:val="22"/>
-                                          <w:szCs w:val="22"/>
+                                          <w:sz w:val="16"/>
+                                          <w:szCs w:val="16"/>
                                         </w:rPr>
                                         <m:t>U</m:t>
                                       </m:r>
@@ -7386,8 +7766,8 @@
                                       <m:r>
                                         <w:rPr>
                                           <w:rFonts w:ascii="Cambria Math" w:hAnsi="Cambria Math" w:cs="Times New Roman"/>
-                                          <w:sz w:val="22"/>
-                                          <w:szCs w:val="22"/>
+                                          <w:sz w:val="16"/>
+                                          <w:szCs w:val="16"/>
                                         </w:rPr>
                                         <m:t>i</m:t>
                                       </m:r>
@@ -7399,16 +7779,16 @@
                                     </m:rPr>
                                     <w:rPr>
                                       <w:rFonts w:ascii="Cambria Math" w:hAnsi="Cambria Math" w:cs="Times New Roman"/>
-                                      <w:sz w:val="22"/>
-                                      <w:szCs w:val="22"/>
+                                      <w:sz w:val="16"/>
+                                      <w:szCs w:val="16"/>
                                     </w:rPr>
                                     <m:t>+</m:t>
                                   </m:r>
                                   <m:r>
                                     <w:rPr>
                                       <w:rFonts w:ascii="Cambria Math" w:hAnsi="Cambria Math" w:cs="Times New Roman"/>
-                                      <w:sz w:val="22"/>
-                                      <w:szCs w:val="22"/>
+                                      <w:sz w:val="16"/>
+                                      <w:szCs w:val="16"/>
                                     </w:rPr>
                                     <m:t>i</m:t>
                                   </m:r>
@@ -7418,16 +7798,16 @@
                                     </m:rPr>
                                     <w:rPr>
                                       <w:rFonts w:ascii="Cambria Math" w:hAnsi="Cambria Math" w:cs="Times New Roman"/>
-                                      <w:sz w:val="22"/>
-                                      <w:szCs w:val="22"/>
+                                      <w:sz w:val="16"/>
+                                      <w:szCs w:val="16"/>
                                     </w:rPr>
                                     <m:t>-</m:t>
                                   </m:r>
                                   <m:r>
                                     <w:rPr>
                                       <w:rFonts w:ascii="Cambria Math" w:hAnsi="Cambria Math" w:cs="Times New Roman"/>
-                                      <w:sz w:val="22"/>
-                                      <w:szCs w:val="22"/>
+                                      <w:sz w:val="16"/>
+                                      <w:szCs w:val="16"/>
                                     </w:rPr>
                                     <m:t>1</m:t>
                                   </m:r>
@@ -7436,8 +7816,8 @@
                                   <m:r>
                                     <w:rPr>
                                       <w:rFonts w:ascii="Cambria Math" w:hAnsi="Cambria Math" w:cs="Times New Roman"/>
-                                      <w:sz w:val="22"/>
-                                      <w:szCs w:val="22"/>
+                                      <w:sz w:val="16"/>
+                                      <w:szCs w:val="16"/>
                                     </w:rPr>
                                     <m:t>n</m:t>
                                   </m:r>
@@ -7450,8 +7830,8 @@
                           <m:r>
                             <w:rPr>
                               <w:rFonts w:ascii="Cambria Math" w:hAnsi="Cambria Math" w:cs="Times New Roman"/>
-                              <w:sz w:val="22"/>
-                              <w:szCs w:val="22"/>
+                              <w:sz w:val="16"/>
+                              <w:szCs w:val="16"/>
                             </w:rPr>
                             <m:t>2</m:t>
                           </m:r>
@@ -7463,8 +7843,8 @@
                         </m:rPr>
                         <w:rPr>
                           <w:rFonts w:ascii="Cambria Math" w:hAnsi="Cambria Math" w:cs="Times New Roman"/>
-                          <w:sz w:val="22"/>
-                          <w:szCs w:val="22"/>
+                          <w:sz w:val="16"/>
+                          <w:szCs w:val="16"/>
                         </w:rPr>
                         <m:t>+</m:t>
                       </m:r>
@@ -7473,8 +7853,8 @@
                           <m:ctrlPr>
                             <w:rPr>
                               <w:rFonts w:ascii="Cambria Math" w:hAnsi="Cambria Math" w:cs="Times New Roman"/>
-                              <w:sz w:val="22"/>
-                              <w:szCs w:val="22"/>
+                              <w:sz w:val="16"/>
+                              <w:szCs w:val="16"/>
                             </w:rPr>
                           </m:ctrlPr>
                         </m:sSupPr>
@@ -7484,8 +7864,8 @@
                               <m:ctrlPr>
                                 <w:rPr>
                                   <w:rFonts w:ascii="Cambria Math" w:hAnsi="Cambria Math" w:cs="Times New Roman"/>
-                                  <w:sz w:val="22"/>
-                                  <w:szCs w:val="22"/>
+                                  <w:sz w:val="16"/>
+                                  <w:szCs w:val="16"/>
                                 </w:rPr>
                               </m:ctrlPr>
                             </m:dPr>
@@ -7495,8 +7875,8 @@
                                   <m:ctrlPr>
                                     <w:rPr>
                                       <w:rFonts w:ascii="Cambria Math" w:hAnsi="Cambria Math" w:cs="Times New Roman"/>
-                                      <w:sz w:val="22"/>
-                                      <w:szCs w:val="22"/>
+                                      <w:sz w:val="16"/>
+                                      <w:szCs w:val="16"/>
                                     </w:rPr>
                                   </m:ctrlPr>
                                 </m:fPr>
@@ -7506,8 +7886,8 @@
                                       <m:ctrlPr>
                                         <w:rPr>
                                           <w:rFonts w:ascii="Cambria Math" w:hAnsi="Cambria Math" w:cs="Times New Roman"/>
-                                          <w:sz w:val="22"/>
-                                          <w:szCs w:val="22"/>
+                                          <w:sz w:val="16"/>
+                                          <w:szCs w:val="16"/>
                                         </w:rPr>
                                       </m:ctrlPr>
                                     </m:sSubPr>
@@ -7515,8 +7895,8 @@
                                       <m:r>
                                         <w:rPr>
                                           <w:rFonts w:ascii="Cambria Math" w:hAnsi="Cambria Math" w:cs="Times New Roman"/>
-                                          <w:sz w:val="22"/>
-                                          <w:szCs w:val="22"/>
+                                          <w:sz w:val="16"/>
+                                          <w:szCs w:val="16"/>
                                         </w:rPr>
                                         <m:t>U</m:t>
                                       </m:r>
@@ -7525,8 +7905,8 @@
                                       <m:r>
                                         <w:rPr>
                                           <w:rFonts w:ascii="Cambria Math" w:hAnsi="Cambria Math" w:cs="Times New Roman"/>
-                                          <w:sz w:val="22"/>
-                                          <w:szCs w:val="22"/>
+                                          <w:sz w:val="16"/>
+                                          <w:szCs w:val="16"/>
                                         </w:rPr>
                                         <m:t>j</m:t>
                                       </m:r>
@@ -7538,16 +7918,16 @@
                                     </m:rPr>
                                     <w:rPr>
                                       <w:rFonts w:ascii="Cambria Math" w:hAnsi="Cambria Math" w:cs="Times New Roman"/>
-                                      <w:sz w:val="22"/>
-                                      <w:szCs w:val="22"/>
+                                      <w:sz w:val="16"/>
+                                      <w:szCs w:val="16"/>
                                     </w:rPr>
                                     <m:t>+</m:t>
                                   </m:r>
                                   <m:r>
                                     <w:rPr>
                                       <w:rFonts w:ascii="Cambria Math" w:hAnsi="Cambria Math" w:cs="Times New Roman"/>
-                                      <w:sz w:val="22"/>
-                                      <w:szCs w:val="22"/>
+                                      <w:sz w:val="16"/>
+                                      <w:szCs w:val="16"/>
                                     </w:rPr>
                                     <m:t>j</m:t>
                                   </m:r>
@@ -7557,16 +7937,16 @@
                                     </m:rPr>
                                     <w:rPr>
                                       <w:rFonts w:ascii="Cambria Math" w:hAnsi="Cambria Math" w:cs="Times New Roman"/>
-                                      <w:sz w:val="22"/>
-                                      <w:szCs w:val="22"/>
+                                      <w:sz w:val="16"/>
+                                      <w:szCs w:val="16"/>
                                     </w:rPr>
                                     <m:t>-</m:t>
                                   </m:r>
                                   <m:r>
                                     <w:rPr>
                                       <w:rFonts w:ascii="Cambria Math" w:hAnsi="Cambria Math" w:cs="Times New Roman"/>
-                                      <w:sz w:val="22"/>
-                                      <w:szCs w:val="22"/>
+                                      <w:sz w:val="16"/>
+                                      <w:szCs w:val="16"/>
                                     </w:rPr>
                                     <m:t>1</m:t>
                                   </m:r>
@@ -7575,8 +7955,8 @@
                                   <m:r>
                                     <w:rPr>
                                       <w:rFonts w:ascii="Cambria Math" w:hAnsi="Cambria Math" w:cs="Times New Roman"/>
-                                      <w:sz w:val="22"/>
-                                      <w:szCs w:val="22"/>
+                                      <w:sz w:val="16"/>
+                                      <w:szCs w:val="16"/>
                                     </w:rPr>
                                     <m:t>n</m:t>
                                   </m:r>
@@ -7589,8 +7969,8 @@
                           <m:r>
                             <w:rPr>
                               <w:rFonts w:ascii="Cambria Math" w:hAnsi="Cambria Math" w:cs="Times New Roman"/>
-                              <w:sz w:val="22"/>
-                              <w:szCs w:val="22"/>
+                              <w:sz w:val="16"/>
+                              <w:szCs w:val="16"/>
                             </w:rPr>
                             <m:t>2</m:t>
                           </m:r>
@@ -7598,6 +7978,14 @@
                       </m:sSup>
                     </m:e>
                   </m:rad>
+                  <m:r>
+                    <w:rPr>
+                      <w:rFonts w:ascii="Cambria Math" w:hAnsi="Cambria Math" w:cs="Times New Roman"/>
+                      <w:sz w:val="16"/>
+                      <w:szCs w:val="16"/>
+                    </w:rPr>
+                    <m:t>)</m:t>
+                  </m:r>
                 </m:num>
                 <m:den>
                   <m:rad>
@@ -7606,8 +7994,8 @@
                       <m:ctrlPr>
                         <w:rPr>
                           <w:rFonts w:ascii="Cambria Math" w:hAnsi="Cambria Math" w:cs="Times New Roman"/>
-                          <w:sz w:val="22"/>
-                          <w:szCs w:val="22"/>
+                          <w:sz w:val="16"/>
+                          <w:szCs w:val="16"/>
                         </w:rPr>
                       </m:ctrlPr>
                     </m:radPr>
@@ -7618,8 +8006,8 @@
                           <m:ctrlPr>
                             <w:rPr>
                               <w:rFonts w:ascii="Cambria Math" w:hAnsi="Cambria Math" w:cs="Times New Roman"/>
-                              <w:sz w:val="22"/>
-                              <w:szCs w:val="22"/>
+                              <w:sz w:val="16"/>
+                              <w:szCs w:val="16"/>
                             </w:rPr>
                           </m:ctrlPr>
                         </m:sSupPr>
@@ -7629,8 +8017,8 @@
                               <m:ctrlPr>
                                 <w:rPr>
                                   <w:rFonts w:ascii="Cambria Math" w:hAnsi="Cambria Math" w:cs="Times New Roman"/>
-                                  <w:sz w:val="22"/>
-                                  <w:szCs w:val="22"/>
+                                  <w:sz w:val="16"/>
+                                  <w:szCs w:val="16"/>
                                 </w:rPr>
                               </m:ctrlPr>
                             </m:dPr>
@@ -7640,8 +8028,8 @@
                                   <m:ctrlPr>
                                     <w:rPr>
                                       <w:rFonts w:ascii="Cambria Math" w:hAnsi="Cambria Math" w:cs="Times New Roman"/>
-                                      <w:sz w:val="22"/>
-                                      <w:szCs w:val="22"/>
+                                      <w:sz w:val="16"/>
+                                      <w:szCs w:val="16"/>
                                     </w:rPr>
                                   </m:ctrlPr>
                                 </m:fPr>
@@ -7651,8 +8039,8 @@
                                       <m:ctrlPr>
                                         <w:rPr>
                                           <w:rFonts w:ascii="Cambria Math" w:hAnsi="Cambria Math" w:cs="Times New Roman"/>
-                                          <w:sz w:val="22"/>
-                                          <w:szCs w:val="22"/>
+                                          <w:sz w:val="16"/>
+                                          <w:szCs w:val="16"/>
                                         </w:rPr>
                                       </m:ctrlPr>
                                     </m:sSubPr>
@@ -7660,8 +8048,8 @@
                                       <m:r>
                                         <w:rPr>
                                           <w:rFonts w:ascii="Cambria Math" w:hAnsi="Cambria Math" w:cs="Times New Roman"/>
-                                          <w:sz w:val="22"/>
-                                          <w:szCs w:val="22"/>
+                                          <w:sz w:val="16"/>
+                                          <w:szCs w:val="16"/>
                                         </w:rPr>
                                         <m:t>U</m:t>
                                       </m:r>
@@ -7670,8 +8058,8 @@
                                       <m:r>
                                         <w:rPr>
                                           <w:rFonts w:ascii="Cambria Math" w:hAnsi="Cambria Math" w:cs="Times New Roman"/>
-                                          <w:sz w:val="22"/>
-                                          <w:szCs w:val="22"/>
+                                          <w:sz w:val="16"/>
+                                          <w:szCs w:val="16"/>
                                         </w:rPr>
                                         <m:t>i</m:t>
                                       </m:r>
@@ -7683,16 +8071,16 @@
                                     </m:rPr>
                                     <w:rPr>
                                       <w:rFonts w:ascii="Cambria Math" w:hAnsi="Cambria Math" w:cs="Times New Roman"/>
-                                      <w:sz w:val="22"/>
-                                      <w:szCs w:val="22"/>
+                                      <w:sz w:val="16"/>
+                                      <w:szCs w:val="16"/>
                                     </w:rPr>
                                     <m:t>+</m:t>
                                   </m:r>
                                   <m:r>
                                     <w:rPr>
                                       <w:rFonts w:ascii="Cambria Math" w:hAnsi="Cambria Math" w:cs="Times New Roman"/>
-                                      <w:sz w:val="22"/>
-                                      <w:szCs w:val="22"/>
+                                      <w:sz w:val="16"/>
+                                      <w:szCs w:val="16"/>
                                     </w:rPr>
                                     <m:t>i</m:t>
                                   </m:r>
@@ -7702,16 +8090,16 @@
                                     </m:rPr>
                                     <w:rPr>
                                       <w:rFonts w:ascii="Cambria Math" w:hAnsi="Cambria Math" w:cs="Times New Roman"/>
-                                      <w:sz w:val="22"/>
-                                      <w:szCs w:val="22"/>
+                                      <w:sz w:val="16"/>
+                                      <w:szCs w:val="16"/>
                                     </w:rPr>
                                     <m:t>-</m:t>
                                   </m:r>
                                   <m:r>
                                     <w:rPr>
                                       <w:rFonts w:ascii="Cambria Math" w:hAnsi="Cambria Math" w:cs="Times New Roman"/>
-                                      <w:sz w:val="22"/>
-                                      <w:szCs w:val="22"/>
+                                      <w:sz w:val="16"/>
+                                      <w:szCs w:val="16"/>
                                     </w:rPr>
                                     <m:t>1</m:t>
                                   </m:r>
@@ -7720,8 +8108,8 @@
                                   <m:r>
                                     <w:rPr>
                                       <w:rFonts w:ascii="Cambria Math" w:hAnsi="Cambria Math" w:cs="Times New Roman"/>
-                                      <w:sz w:val="22"/>
-                                      <w:szCs w:val="22"/>
+                                      <w:sz w:val="16"/>
+                                      <w:szCs w:val="16"/>
                                     </w:rPr>
                                     <m:t>n</m:t>
                                   </m:r>
@@ -7734,8 +8122,8 @@
                           <m:r>
                             <w:rPr>
                               <w:rFonts w:ascii="Cambria Math" w:hAnsi="Cambria Math" w:cs="Times New Roman"/>
-                              <w:sz w:val="22"/>
-                              <w:szCs w:val="22"/>
+                              <w:sz w:val="16"/>
+                              <w:szCs w:val="16"/>
                             </w:rPr>
                             <m:t>2</m:t>
                           </m:r>
@@ -7747,8 +8135,8 @@
                         </m:rPr>
                         <w:rPr>
                           <w:rFonts w:ascii="Cambria Math" w:hAnsi="Cambria Math" w:cs="Times New Roman"/>
-                          <w:sz w:val="22"/>
-                          <w:szCs w:val="22"/>
+                          <w:sz w:val="16"/>
+                          <w:szCs w:val="16"/>
                         </w:rPr>
                         <m:t>+</m:t>
                       </m:r>
@@ -7757,8 +8145,8 @@
                           <m:ctrlPr>
                             <w:rPr>
                               <w:rFonts w:ascii="Cambria Math" w:hAnsi="Cambria Math" w:cs="Times New Roman"/>
-                              <w:sz w:val="22"/>
-                              <w:szCs w:val="22"/>
+                              <w:sz w:val="16"/>
+                              <w:szCs w:val="16"/>
                             </w:rPr>
                           </m:ctrlPr>
                         </m:sSupPr>
@@ -7768,8 +8156,8 @@
                               <m:ctrlPr>
                                 <w:rPr>
                                   <w:rFonts w:ascii="Cambria Math" w:hAnsi="Cambria Math" w:cs="Times New Roman"/>
-                                  <w:sz w:val="22"/>
-                                  <w:szCs w:val="22"/>
+                                  <w:sz w:val="16"/>
+                                  <w:szCs w:val="16"/>
                                 </w:rPr>
                               </m:ctrlPr>
                             </m:dPr>
@@ -7779,8 +8167,8 @@
                                   <m:ctrlPr>
                                     <w:rPr>
                                       <w:rFonts w:ascii="Cambria Math" w:hAnsi="Cambria Math" w:cs="Times New Roman"/>
-                                      <w:sz w:val="22"/>
-                                      <w:szCs w:val="22"/>
+                                      <w:sz w:val="16"/>
+                                      <w:szCs w:val="16"/>
                                     </w:rPr>
                                   </m:ctrlPr>
                                 </m:fPr>
@@ -7790,8 +8178,8 @@
                                       <m:ctrlPr>
                                         <w:rPr>
                                           <w:rFonts w:ascii="Cambria Math" w:hAnsi="Cambria Math" w:cs="Times New Roman"/>
-                                          <w:sz w:val="22"/>
-                                          <w:szCs w:val="22"/>
+                                          <w:sz w:val="16"/>
+                                          <w:szCs w:val="16"/>
                                         </w:rPr>
                                       </m:ctrlPr>
                                     </m:sSubPr>
@@ -7799,8 +8187,8 @@
                                       <m:r>
                                         <w:rPr>
                                           <w:rFonts w:ascii="Cambria Math" w:hAnsi="Cambria Math" w:cs="Times New Roman"/>
-                                          <w:sz w:val="22"/>
-                                          <w:szCs w:val="22"/>
+                                          <w:sz w:val="16"/>
+                                          <w:szCs w:val="16"/>
                                         </w:rPr>
                                         <m:t>U</m:t>
                                       </m:r>
@@ -7809,8 +8197,8 @@
                                       <m:r>
                                         <w:rPr>
                                           <w:rFonts w:ascii="Cambria Math" w:hAnsi="Cambria Math" w:cs="Times New Roman"/>
-                                          <w:sz w:val="22"/>
-                                          <w:szCs w:val="22"/>
+                                          <w:sz w:val="16"/>
+                                          <w:szCs w:val="16"/>
                                         </w:rPr>
                                         <m:t>j</m:t>
                                       </m:r>
@@ -7822,16 +8210,16 @@
                                     </m:rPr>
                                     <w:rPr>
                                       <w:rFonts w:ascii="Cambria Math" w:hAnsi="Cambria Math" w:cs="Times New Roman"/>
-                                      <w:sz w:val="22"/>
-                                      <w:szCs w:val="22"/>
+                                      <w:sz w:val="16"/>
+                                      <w:szCs w:val="16"/>
                                     </w:rPr>
                                     <m:t>+</m:t>
                                   </m:r>
                                   <m:r>
                                     <w:rPr>
                                       <w:rFonts w:ascii="Cambria Math" w:hAnsi="Cambria Math" w:cs="Times New Roman"/>
-                                      <w:sz w:val="22"/>
-                                      <w:szCs w:val="22"/>
+                                      <w:sz w:val="16"/>
+                                      <w:szCs w:val="16"/>
                                     </w:rPr>
                                     <m:t>j</m:t>
                                   </m:r>
@@ -7841,16 +8229,16 @@
                                     </m:rPr>
                                     <w:rPr>
                                       <w:rFonts w:ascii="Cambria Math" w:hAnsi="Cambria Math" w:cs="Times New Roman"/>
-                                      <w:sz w:val="22"/>
-                                      <w:szCs w:val="22"/>
+                                      <w:sz w:val="16"/>
+                                      <w:szCs w:val="16"/>
                                     </w:rPr>
                                     <m:t>-</m:t>
                                   </m:r>
                                   <m:r>
                                     <w:rPr>
                                       <w:rFonts w:ascii="Cambria Math" w:hAnsi="Cambria Math" w:cs="Times New Roman"/>
-                                      <w:sz w:val="22"/>
-                                      <w:szCs w:val="22"/>
+                                      <w:sz w:val="16"/>
+                                      <w:szCs w:val="16"/>
                                     </w:rPr>
                                     <m:t>1</m:t>
                                   </m:r>
@@ -7859,8 +8247,8 @@
                                   <m:r>
                                     <w:rPr>
                                       <w:rFonts w:ascii="Cambria Math" w:hAnsi="Cambria Math" w:cs="Times New Roman"/>
-                                      <w:sz w:val="22"/>
-                                      <w:szCs w:val="22"/>
+                                      <w:sz w:val="16"/>
+                                      <w:szCs w:val="16"/>
                                     </w:rPr>
                                     <m:t>n</m:t>
                                   </m:r>
@@ -7873,8 +8261,8 @@
                           <m:r>
                             <w:rPr>
                               <w:rFonts w:ascii="Cambria Math" w:hAnsi="Cambria Math" w:cs="Times New Roman"/>
-                              <w:sz w:val="22"/>
-                              <w:szCs w:val="22"/>
+                              <w:sz w:val="16"/>
+                              <w:szCs w:val="16"/>
                             </w:rPr>
                             <m:t>2</m:t>
                           </m:r>
@@ -7892,8 +8280,8 @@
             </m:rPr>
             <w:rPr>
               <w:rFonts w:ascii="Cambria Math" w:hAnsi="Cambria Math" w:cs="Times New Roman"/>
-              <w:sz w:val="22"/>
-              <w:szCs w:val="22"/>
+              <w:sz w:val="16"/>
+              <w:szCs w:val="16"/>
             </w:rPr>
             <m:t>,</m:t>
           </m:r>
@@ -7923,8 +8311,8 @@
         <w:pStyle w:val="a0"/>
         <w:rPr>
           <w:rFonts w:ascii="Times New Roman" w:hAnsi="Times New Roman" w:cs="Times New Roman"/>
-          <w:sz w:val="22"/>
-          <w:szCs w:val="22"/>
+          <w:sz w:val="16"/>
+          <w:szCs w:val="16"/>
         </w:rPr>
       </w:pPr>
       <m:oMathPara>
@@ -7935,8 +8323,8 @@
           <m:r>
             <w:rPr>
               <w:rFonts w:ascii="Cambria Math" w:hAnsi="Cambria Math" w:cs="Times New Roman"/>
-              <w:sz w:val="22"/>
-              <w:szCs w:val="22"/>
+              <w:sz w:val="16"/>
+              <w:szCs w:val="16"/>
             </w:rPr>
             <m:t>h</m:t>
           </m:r>
@@ -7945,8 +8333,8 @@
               <m:ctrlPr>
                 <w:rPr>
                   <w:rFonts w:ascii="Cambria Math" w:hAnsi="Cambria Math" w:cs="Times New Roman"/>
-                  <w:sz w:val="22"/>
-                  <w:szCs w:val="22"/>
+                  <w:sz w:val="16"/>
+                  <w:szCs w:val="16"/>
                 </w:rPr>
               </m:ctrlPr>
             </m:dPr>
@@ -7954,8 +8342,8 @@
               <m:r>
                 <w:rPr>
                   <w:rFonts w:ascii="Cambria Math" w:hAnsi="Cambria Math" w:cs="Times New Roman"/>
-                  <w:sz w:val="22"/>
-                  <w:szCs w:val="22"/>
+                  <w:sz w:val="16"/>
+                  <w:szCs w:val="16"/>
                 </w:rPr>
                 <m:t>1</m:t>
               </m:r>
@@ -7965,16 +8353,16 @@
                 </m:rPr>
                 <w:rPr>
                   <w:rFonts w:ascii="Cambria Math" w:hAnsi="Cambria Math" w:cs="Times New Roman"/>
-                  <w:sz w:val="22"/>
-                  <w:szCs w:val="22"/>
+                  <w:sz w:val="16"/>
+                  <w:szCs w:val="16"/>
                 </w:rPr>
                 <m:t>-</m:t>
               </m:r>
               <m:r>
                 <w:rPr>
                   <w:rFonts w:ascii="Cambria Math" w:hAnsi="Cambria Math" w:cs="Times New Roman"/>
-                  <w:sz w:val="22"/>
-                  <w:szCs w:val="22"/>
+                  <w:sz w:val="16"/>
+                  <w:szCs w:val="16"/>
                 </w:rPr>
                 <m:t>U</m:t>
               </m:r>
@@ -7986,8 +8374,8 @@
             </m:rPr>
             <w:rPr>
               <w:rFonts w:ascii="Cambria Math" w:hAnsi="Cambria Math" w:cs="Times New Roman"/>
-              <w:sz w:val="22"/>
-              <w:szCs w:val="22"/>
+              <w:sz w:val="16"/>
+              <w:szCs w:val="16"/>
             </w:rPr>
             <m:t>=</m:t>
           </m:r>
@@ -7996,8 +8384,8 @@
               <m:ctrlPr>
                 <w:rPr>
                   <w:rFonts w:ascii="Cambria Math" w:hAnsi="Cambria Math" w:cs="Times New Roman"/>
-                  <w:sz w:val="22"/>
-                  <w:szCs w:val="22"/>
+                  <w:sz w:val="16"/>
+                  <w:szCs w:val="16"/>
                 </w:rPr>
               </m:ctrlPr>
             </m:fPr>
@@ -8005,8 +8393,8 @@
               <m:r>
                 <w:rPr>
                   <w:rFonts w:ascii="Cambria Math" w:hAnsi="Cambria Math" w:cs="Times New Roman"/>
-                  <w:sz w:val="22"/>
-                  <w:szCs w:val="22"/>
+                  <w:sz w:val="16"/>
+                  <w:szCs w:val="16"/>
                 </w:rPr>
                 <m:t>4</m:t>
               </m:r>
@@ -8015,8 +8403,8 @@
               <m:r>
                 <w:rPr>
                   <w:rFonts w:ascii="Cambria Math" w:hAnsi="Cambria Math" w:cs="Times New Roman"/>
-                  <w:sz w:val="22"/>
-                  <w:szCs w:val="22"/>
+                  <w:sz w:val="16"/>
+                  <w:szCs w:val="16"/>
                 </w:rPr>
                 <m:t>N</m:t>
               </m:r>
@@ -8029,8 +8417,8 @@
               <m:ctrlPr>
                 <w:rPr>
                   <w:rFonts w:ascii="Cambria Math" w:hAnsi="Cambria Math" w:cs="Times New Roman"/>
-                  <w:sz w:val="22"/>
-                  <w:szCs w:val="22"/>
+                  <w:sz w:val="16"/>
+                  <w:szCs w:val="16"/>
                 </w:rPr>
               </m:ctrlPr>
             </m:naryPr>
@@ -8038,8 +8426,8 @@
               <m:r>
                 <w:rPr>
                   <w:rFonts w:ascii="Cambria Math" w:hAnsi="Cambria Math" w:cs="Times New Roman"/>
-                  <w:sz w:val="22"/>
-                  <w:szCs w:val="22"/>
+                  <w:sz w:val="16"/>
+                  <w:szCs w:val="16"/>
                 </w:rPr>
                 <m:t>i</m:t>
               </m:r>
@@ -8049,16 +8437,16 @@
                 </m:rPr>
                 <w:rPr>
                   <w:rFonts w:ascii="Cambria Math" w:hAnsi="Cambria Math" w:cs="Times New Roman"/>
-                  <w:sz w:val="22"/>
-                  <w:szCs w:val="22"/>
+                  <w:sz w:val="16"/>
+                  <w:szCs w:val="16"/>
                 </w:rPr>
                 <m:t>=</m:t>
               </m:r>
               <m:r>
                 <w:rPr>
                   <w:rFonts w:ascii="Cambria Math" w:hAnsi="Cambria Math" w:cs="Times New Roman"/>
-                  <w:sz w:val="22"/>
-                  <w:szCs w:val="22"/>
+                  <w:sz w:val="16"/>
+                  <w:szCs w:val="16"/>
                 </w:rPr>
                 <m:t>1</m:t>
               </m:r>
@@ -8067,8 +8455,8 @@
               <m:r>
                 <w:rPr>
                   <w:rFonts w:ascii="Cambria Math" w:hAnsi="Cambria Math" w:cs="Times New Roman"/>
-                  <w:sz w:val="22"/>
-                  <w:szCs w:val="22"/>
+                  <w:sz w:val="16"/>
+                  <w:szCs w:val="16"/>
                 </w:rPr>
                 <m:t>N</m:t>
               </m:r>
@@ -8079,8 +8467,8 @@
                   <m:ctrlPr>
                     <w:rPr>
                       <w:rFonts w:ascii="Cambria Math" w:hAnsi="Cambria Math" w:cs="Times New Roman"/>
-                      <w:sz w:val="22"/>
-                      <w:szCs w:val="22"/>
+                      <w:sz w:val="16"/>
+                      <w:szCs w:val="16"/>
                     </w:rPr>
                   </m:ctrlPr>
                 </m:fPr>
@@ -8091,8 +8479,8 @@
                     </m:rPr>
                     <w:rPr>
                       <w:rFonts w:ascii="Cambria Math" w:hAnsi="Cambria Math" w:cs="Times New Roman"/>
-                      <w:sz w:val="22"/>
-                      <w:szCs w:val="22"/>
+                      <w:sz w:val="16"/>
+                      <w:szCs w:val="16"/>
                     </w:rPr>
                     <m:t>sin(</m:t>
                   </m:r>
@@ -8102,8 +8490,8 @@
                       <m:ctrlPr>
                         <w:rPr>
                           <w:rFonts w:ascii="Cambria Math" w:hAnsi="Cambria Math" w:cs="Times New Roman"/>
-                          <w:sz w:val="22"/>
-                          <w:szCs w:val="22"/>
+                          <w:sz w:val="16"/>
+                          <w:szCs w:val="16"/>
                         </w:rPr>
                       </m:ctrlPr>
                     </m:radPr>
@@ -8114,8 +8502,8 @@
                           <m:ctrlPr>
                             <w:rPr>
                               <w:rFonts w:ascii="Cambria Math" w:hAnsi="Cambria Math" w:cs="Times New Roman"/>
-                              <w:sz w:val="22"/>
-                              <w:szCs w:val="22"/>
+                              <w:sz w:val="16"/>
+                              <w:szCs w:val="16"/>
                             </w:rPr>
                           </m:ctrlPr>
                         </m:sSupPr>
@@ -8125,8 +8513,8 @@
                               <m:ctrlPr>
                                 <w:rPr>
                                   <w:rFonts w:ascii="Cambria Math" w:hAnsi="Cambria Math" w:cs="Times New Roman"/>
-                                  <w:sz w:val="22"/>
-                                  <w:szCs w:val="22"/>
+                                  <w:sz w:val="16"/>
+                                  <w:szCs w:val="16"/>
                                 </w:rPr>
                               </m:ctrlPr>
                             </m:dPr>
@@ -8136,8 +8524,8 @@
                                   <m:ctrlPr>
                                     <w:rPr>
                                       <w:rFonts w:ascii="Cambria Math" w:hAnsi="Cambria Math" w:cs="Times New Roman"/>
-                                      <w:sz w:val="22"/>
-                                      <w:szCs w:val="22"/>
+                                      <w:sz w:val="16"/>
+                                      <w:szCs w:val="16"/>
                                     </w:rPr>
                                   </m:ctrlPr>
                                 </m:fPr>
@@ -8145,8 +8533,8 @@
                                   <m:r>
                                     <w:rPr>
                                       <w:rFonts w:ascii="Cambria Math" w:hAnsi="Cambria Math" w:cs="Times New Roman"/>
-                                      <w:sz w:val="22"/>
-                                      <w:szCs w:val="22"/>
+                                      <w:sz w:val="16"/>
+                                      <w:szCs w:val="16"/>
                                     </w:rPr>
                                     <m:t>i</m:t>
                                   </m:r>
@@ -8156,8 +8544,8 @@
                                     </m:rPr>
                                     <w:rPr>
                                       <w:rFonts w:ascii="Cambria Math" w:hAnsi="Cambria Math" w:cs="Times New Roman"/>
-                                      <w:sz w:val="22"/>
-                                      <w:szCs w:val="22"/>
+                                      <w:sz w:val="16"/>
+                                      <w:szCs w:val="16"/>
                                     </w:rPr>
                                     <m:t>-</m:t>
                                   </m:r>
@@ -8166,8 +8554,8 @@
                                       <m:ctrlPr>
                                         <w:rPr>
                                           <w:rFonts w:ascii="Cambria Math" w:hAnsi="Cambria Math" w:cs="Times New Roman"/>
-                                          <w:sz w:val="22"/>
-                                          <w:szCs w:val="22"/>
+                                          <w:sz w:val="16"/>
+                                          <w:szCs w:val="16"/>
                                         </w:rPr>
                                       </m:ctrlPr>
                                     </m:sSubPr>
@@ -8175,8 +8563,8 @@
                                       <m:r>
                                         <w:rPr>
                                           <w:rFonts w:ascii="Cambria Math" w:hAnsi="Cambria Math" w:cs="Times New Roman"/>
-                                          <w:sz w:val="22"/>
-                                          <w:szCs w:val="22"/>
+                                          <w:sz w:val="16"/>
+                                          <w:szCs w:val="16"/>
                                         </w:rPr>
                                         <m:t>U</m:t>
                                       </m:r>
@@ -8185,8 +8573,8 @@
                                       <m:r>
                                         <w:rPr>
                                           <w:rFonts w:ascii="Cambria Math" w:hAnsi="Cambria Math" w:cs="Times New Roman"/>
-                                          <w:sz w:val="22"/>
-                                          <w:szCs w:val="22"/>
+                                          <w:sz w:val="16"/>
+                                          <w:szCs w:val="16"/>
                                         </w:rPr>
                                         <m:t>i</m:t>
                                       </m:r>
@@ -8197,8 +8585,8 @@
                                   <m:r>
                                     <w:rPr>
                                       <w:rFonts w:ascii="Cambria Math" w:hAnsi="Cambria Math" w:cs="Times New Roman"/>
-                                      <w:sz w:val="22"/>
-                                      <w:szCs w:val="22"/>
+                                      <w:sz w:val="16"/>
+                                      <w:szCs w:val="16"/>
                                     </w:rPr>
                                     <m:t>n</m:t>
                                   </m:r>
@@ -8211,8 +8599,8 @@
                           <m:r>
                             <w:rPr>
                               <w:rFonts w:ascii="Cambria Math" w:hAnsi="Cambria Math" w:cs="Times New Roman"/>
-                              <w:sz w:val="22"/>
-                              <w:szCs w:val="22"/>
+                              <w:sz w:val="16"/>
+                              <w:szCs w:val="16"/>
                             </w:rPr>
                             <m:t>2</m:t>
                           </m:r>
@@ -8224,8 +8612,8 @@
                         </m:rPr>
                         <w:rPr>
                           <w:rFonts w:ascii="Cambria Math" w:hAnsi="Cambria Math" w:cs="Times New Roman"/>
-                          <w:sz w:val="22"/>
-                          <w:szCs w:val="22"/>
+                          <w:sz w:val="16"/>
+                          <w:szCs w:val="16"/>
                         </w:rPr>
                         <m:t>+</m:t>
                       </m:r>
@@ -8234,8 +8622,8 @@
                           <m:ctrlPr>
                             <w:rPr>
                               <w:rFonts w:ascii="Cambria Math" w:hAnsi="Cambria Math" w:cs="Times New Roman"/>
-                              <w:sz w:val="22"/>
-                              <w:szCs w:val="22"/>
+                              <w:sz w:val="16"/>
+                              <w:szCs w:val="16"/>
                             </w:rPr>
                           </m:ctrlPr>
                         </m:sSupPr>
@@ -8245,8 +8633,8 @@
                               <m:ctrlPr>
                                 <w:rPr>
                                   <w:rFonts w:ascii="Cambria Math" w:hAnsi="Cambria Math" w:cs="Times New Roman"/>
-                                  <w:sz w:val="22"/>
-                                  <w:szCs w:val="22"/>
+                                  <w:sz w:val="16"/>
+                                  <w:szCs w:val="16"/>
                                 </w:rPr>
                               </m:ctrlPr>
                             </m:dPr>
@@ -8256,8 +8644,8 @@
                                   <m:ctrlPr>
                                     <w:rPr>
                                       <w:rFonts w:ascii="Cambria Math" w:hAnsi="Cambria Math" w:cs="Times New Roman"/>
-                                      <w:sz w:val="22"/>
-                                      <w:szCs w:val="22"/>
+                                      <w:sz w:val="16"/>
+                                      <w:szCs w:val="16"/>
                                     </w:rPr>
                                   </m:ctrlPr>
                                 </m:fPr>
@@ -8265,8 +8653,8 @@
                                   <m:r>
                                     <w:rPr>
                                       <w:rFonts w:ascii="Cambria Math" w:hAnsi="Cambria Math" w:cs="Times New Roman"/>
-                                      <w:sz w:val="22"/>
-                                      <w:szCs w:val="22"/>
+                                      <w:sz w:val="16"/>
+                                      <w:szCs w:val="16"/>
                                     </w:rPr>
                                     <m:t>j</m:t>
                                   </m:r>
@@ -8276,8 +8664,8 @@
                                     </m:rPr>
                                     <w:rPr>
                                       <w:rFonts w:ascii="Cambria Math" w:hAnsi="Cambria Math" w:cs="Times New Roman"/>
-                                      <w:sz w:val="22"/>
-                                      <w:szCs w:val="22"/>
+                                      <w:sz w:val="16"/>
+                                      <w:szCs w:val="16"/>
                                     </w:rPr>
                                     <m:t>-</m:t>
                                   </m:r>
@@ -8286,8 +8674,8 @@
                                       <m:ctrlPr>
                                         <w:rPr>
                                           <w:rFonts w:ascii="Cambria Math" w:hAnsi="Cambria Math" w:cs="Times New Roman"/>
-                                          <w:sz w:val="22"/>
-                                          <w:szCs w:val="22"/>
+                                          <w:sz w:val="16"/>
+                                          <w:szCs w:val="16"/>
                                         </w:rPr>
                                       </m:ctrlPr>
                                     </m:sSubPr>
@@ -8295,8 +8683,8 @@
                                       <m:r>
                                         <w:rPr>
                                           <w:rFonts w:ascii="Cambria Math" w:hAnsi="Cambria Math" w:cs="Times New Roman"/>
-                                          <w:sz w:val="22"/>
-                                          <w:szCs w:val="22"/>
+                                          <w:sz w:val="16"/>
+                                          <w:szCs w:val="16"/>
                                         </w:rPr>
                                         <m:t>U</m:t>
                                       </m:r>
@@ -8305,8 +8693,8 @@
                                       <m:r>
                                         <w:rPr>
                                           <w:rFonts w:ascii="Cambria Math" w:hAnsi="Cambria Math" w:cs="Times New Roman"/>
-                                          <w:sz w:val="22"/>
-                                          <w:szCs w:val="22"/>
+                                          <w:sz w:val="16"/>
+                                          <w:szCs w:val="16"/>
                                         </w:rPr>
                                         <m:t>j</m:t>
                                       </m:r>
@@ -8317,8 +8705,8 @@
                                   <m:r>
                                     <w:rPr>
                                       <w:rFonts w:ascii="Cambria Math" w:hAnsi="Cambria Math" w:cs="Times New Roman"/>
-                                      <w:sz w:val="22"/>
-                                      <w:szCs w:val="22"/>
+                                      <w:sz w:val="16"/>
+                                      <w:szCs w:val="16"/>
                                     </w:rPr>
                                     <m:t>n</m:t>
                                   </m:r>
@@ -8331,8 +8719,8 @@
                           <m:r>
                             <w:rPr>
                               <w:rFonts w:ascii="Cambria Math" w:hAnsi="Cambria Math" w:cs="Times New Roman"/>
-                              <w:sz w:val="22"/>
-                              <w:szCs w:val="22"/>
+                              <w:sz w:val="16"/>
+                              <w:szCs w:val="16"/>
                             </w:rPr>
                             <m:t>2</m:t>
                           </m:r>
@@ -8340,6 +8728,14 @@
                       </m:sSup>
                     </m:e>
                   </m:rad>
+                  <m:r>
+                    <w:rPr>
+                      <w:rFonts w:ascii="Cambria Math" w:hAnsi="Cambria Math" w:cs="Times New Roman"/>
+                      <w:sz w:val="16"/>
+                      <w:szCs w:val="16"/>
+                    </w:rPr>
+                    <m:t>)</m:t>
+                  </m:r>
                 </m:num>
                 <m:den>
                   <m:rad>
@@ -8348,8 +8744,8 @@
                       <m:ctrlPr>
                         <w:rPr>
                           <w:rFonts w:ascii="Cambria Math" w:hAnsi="Cambria Math" w:cs="Times New Roman"/>
-                          <w:sz w:val="22"/>
-                          <w:szCs w:val="22"/>
+                          <w:sz w:val="16"/>
+                          <w:szCs w:val="16"/>
                         </w:rPr>
                       </m:ctrlPr>
                     </m:radPr>
@@ -8360,8 +8756,8 @@
                           <m:ctrlPr>
                             <w:rPr>
                               <w:rFonts w:ascii="Cambria Math" w:hAnsi="Cambria Math" w:cs="Times New Roman"/>
-                              <w:sz w:val="22"/>
-                              <w:szCs w:val="22"/>
+                              <w:sz w:val="16"/>
+                              <w:szCs w:val="16"/>
                             </w:rPr>
                           </m:ctrlPr>
                         </m:sSupPr>
@@ -8371,8 +8767,8 @@
                               <m:ctrlPr>
                                 <w:rPr>
                                   <w:rFonts w:ascii="Cambria Math" w:hAnsi="Cambria Math" w:cs="Times New Roman"/>
-                                  <w:sz w:val="22"/>
-                                  <w:szCs w:val="22"/>
+                                  <w:sz w:val="16"/>
+                                  <w:szCs w:val="16"/>
                                 </w:rPr>
                               </m:ctrlPr>
                             </m:dPr>
@@ -8382,8 +8778,8 @@
                                   <m:ctrlPr>
                                     <w:rPr>
                                       <w:rFonts w:ascii="Cambria Math" w:hAnsi="Cambria Math" w:cs="Times New Roman"/>
-                                      <w:sz w:val="22"/>
-                                      <w:szCs w:val="22"/>
+                                      <w:sz w:val="16"/>
+                                      <w:szCs w:val="16"/>
                                     </w:rPr>
                                   </m:ctrlPr>
                                 </m:fPr>
@@ -8391,8 +8787,8 @@
                                   <m:r>
                                     <w:rPr>
                                       <w:rFonts w:ascii="Cambria Math" w:hAnsi="Cambria Math" w:cs="Times New Roman"/>
-                                      <w:sz w:val="22"/>
-                                      <w:szCs w:val="22"/>
+                                      <w:sz w:val="16"/>
+                                      <w:szCs w:val="16"/>
                                     </w:rPr>
                                     <m:t>i</m:t>
                                   </m:r>
@@ -8402,8 +8798,8 @@
                                     </m:rPr>
                                     <w:rPr>
                                       <w:rFonts w:ascii="Cambria Math" w:hAnsi="Cambria Math" w:cs="Times New Roman"/>
-                                      <w:sz w:val="22"/>
-                                      <w:szCs w:val="22"/>
+                                      <w:sz w:val="16"/>
+                                      <w:szCs w:val="16"/>
                                     </w:rPr>
                                     <m:t>-</m:t>
                                   </m:r>
@@ -8412,8 +8808,8 @@
                                       <m:ctrlPr>
                                         <w:rPr>
                                           <w:rFonts w:ascii="Cambria Math" w:hAnsi="Cambria Math" w:cs="Times New Roman"/>
-                                          <w:sz w:val="22"/>
-                                          <w:szCs w:val="22"/>
+                                          <w:sz w:val="16"/>
+                                          <w:szCs w:val="16"/>
                                         </w:rPr>
                                       </m:ctrlPr>
                                     </m:sSubPr>
@@ -8421,8 +8817,8 @@
                                       <m:r>
                                         <w:rPr>
                                           <w:rFonts w:ascii="Cambria Math" w:hAnsi="Cambria Math" w:cs="Times New Roman"/>
-                                          <w:sz w:val="22"/>
-                                          <w:szCs w:val="22"/>
+                                          <w:sz w:val="16"/>
+                                          <w:szCs w:val="16"/>
                                         </w:rPr>
                                         <m:t>U</m:t>
                                       </m:r>
@@ -8431,8 +8827,8 @@
                                       <m:r>
                                         <w:rPr>
                                           <w:rFonts w:ascii="Cambria Math" w:hAnsi="Cambria Math" w:cs="Times New Roman"/>
-                                          <w:sz w:val="22"/>
-                                          <w:szCs w:val="22"/>
+                                          <w:sz w:val="16"/>
+                                          <w:szCs w:val="16"/>
                                         </w:rPr>
                                         <m:t>i</m:t>
                                       </m:r>
@@ -8443,8 +8839,8 @@
                                   <m:r>
                                     <w:rPr>
                                       <w:rFonts w:ascii="Cambria Math" w:hAnsi="Cambria Math" w:cs="Times New Roman"/>
-                                      <w:sz w:val="22"/>
-                                      <w:szCs w:val="22"/>
+                                      <w:sz w:val="16"/>
+                                      <w:szCs w:val="16"/>
                                     </w:rPr>
                                     <m:t>n</m:t>
                                   </m:r>
@@ -8457,8 +8853,8 @@
                           <m:r>
                             <w:rPr>
                               <w:rFonts w:ascii="Cambria Math" w:hAnsi="Cambria Math" w:cs="Times New Roman"/>
-                              <w:sz w:val="22"/>
-                              <w:szCs w:val="22"/>
+                              <w:sz w:val="16"/>
+                              <w:szCs w:val="16"/>
                             </w:rPr>
                             <m:t>2</m:t>
                           </m:r>
@@ -8470,8 +8866,8 @@
                         </m:rPr>
                         <w:rPr>
                           <w:rFonts w:ascii="Cambria Math" w:hAnsi="Cambria Math" w:cs="Times New Roman"/>
-                          <w:sz w:val="22"/>
-                          <w:szCs w:val="22"/>
+                          <w:sz w:val="16"/>
+                          <w:szCs w:val="16"/>
                         </w:rPr>
                         <m:t>+</m:t>
                       </m:r>
@@ -8480,8 +8876,8 @@
                           <m:ctrlPr>
                             <w:rPr>
                               <w:rFonts w:ascii="Cambria Math" w:hAnsi="Cambria Math" w:cs="Times New Roman"/>
-                              <w:sz w:val="22"/>
-                              <w:szCs w:val="22"/>
+                              <w:sz w:val="16"/>
+                              <w:szCs w:val="16"/>
                             </w:rPr>
                           </m:ctrlPr>
                         </m:sSupPr>
@@ -8491,8 +8887,8 @@
                               <m:ctrlPr>
                                 <w:rPr>
                                   <w:rFonts w:ascii="Cambria Math" w:hAnsi="Cambria Math" w:cs="Times New Roman"/>
-                                  <w:sz w:val="22"/>
-                                  <w:szCs w:val="22"/>
+                                  <w:sz w:val="16"/>
+                                  <w:szCs w:val="16"/>
                                 </w:rPr>
                               </m:ctrlPr>
                             </m:dPr>
@@ -8502,8 +8898,8 @@
                                   <m:ctrlPr>
                                     <w:rPr>
                                       <w:rFonts w:ascii="Cambria Math" w:hAnsi="Cambria Math" w:cs="Times New Roman"/>
-                                      <w:sz w:val="22"/>
-                                      <w:szCs w:val="22"/>
+                                      <w:sz w:val="16"/>
+                                      <w:szCs w:val="16"/>
                                     </w:rPr>
                                   </m:ctrlPr>
                                 </m:fPr>
@@ -8511,8 +8907,8 @@
                                   <m:r>
                                     <w:rPr>
                                       <w:rFonts w:ascii="Cambria Math" w:hAnsi="Cambria Math" w:cs="Times New Roman"/>
-                                      <w:sz w:val="22"/>
-                                      <w:szCs w:val="22"/>
+                                      <w:sz w:val="16"/>
+                                      <w:szCs w:val="16"/>
                                     </w:rPr>
                                     <m:t>j</m:t>
                                   </m:r>
@@ -8522,8 +8918,8 @@
                                     </m:rPr>
                                     <w:rPr>
                                       <w:rFonts w:ascii="Cambria Math" w:hAnsi="Cambria Math" w:cs="Times New Roman"/>
-                                      <w:sz w:val="22"/>
-                                      <w:szCs w:val="22"/>
+                                      <w:sz w:val="16"/>
+                                      <w:szCs w:val="16"/>
                                     </w:rPr>
                                     <m:t>-</m:t>
                                   </m:r>
@@ -8532,8 +8928,8 @@
                                       <m:ctrlPr>
                                         <w:rPr>
                                           <w:rFonts w:ascii="Cambria Math" w:hAnsi="Cambria Math" w:cs="Times New Roman"/>
-                                          <w:sz w:val="22"/>
-                                          <w:szCs w:val="22"/>
+                                          <w:sz w:val="16"/>
+                                          <w:szCs w:val="16"/>
                                         </w:rPr>
                                       </m:ctrlPr>
                                     </m:sSubPr>
@@ -8541,8 +8937,8 @@
                                       <m:r>
                                         <w:rPr>
                                           <w:rFonts w:ascii="Cambria Math" w:hAnsi="Cambria Math" w:cs="Times New Roman"/>
-                                          <w:sz w:val="22"/>
-                                          <w:szCs w:val="22"/>
+                                          <w:sz w:val="16"/>
+                                          <w:szCs w:val="16"/>
                                         </w:rPr>
                                         <m:t>U</m:t>
                                       </m:r>
@@ -8551,8 +8947,8 @@
                                       <m:r>
                                         <w:rPr>
                                           <w:rFonts w:ascii="Cambria Math" w:hAnsi="Cambria Math" w:cs="Times New Roman"/>
-                                          <w:sz w:val="22"/>
-                                          <w:szCs w:val="22"/>
+                                          <w:sz w:val="16"/>
+                                          <w:szCs w:val="16"/>
                                         </w:rPr>
                                         <m:t>j</m:t>
                                       </m:r>
@@ -8563,8 +8959,8 @@
                                   <m:r>
                                     <w:rPr>
                                       <w:rFonts w:ascii="Cambria Math" w:hAnsi="Cambria Math" w:cs="Times New Roman"/>
-                                      <w:sz w:val="22"/>
-                                      <w:szCs w:val="22"/>
+                                      <w:sz w:val="16"/>
+                                      <w:szCs w:val="16"/>
                                     </w:rPr>
                                     <m:t>n</m:t>
                                   </m:r>
@@ -8577,8 +8973,8 @@
                           <m:r>
                             <w:rPr>
                               <w:rFonts w:ascii="Cambria Math" w:hAnsi="Cambria Math" w:cs="Times New Roman"/>
-                              <w:sz w:val="22"/>
-                              <w:szCs w:val="22"/>
+                              <w:sz w:val="16"/>
+                              <w:szCs w:val="16"/>
                             </w:rPr>
                             <m:t>2</m:t>
                           </m:r>
@@ -8596,8 +8992,8 @@
             </m:rPr>
             <w:rPr>
               <w:rFonts w:ascii="Cambria Math" w:hAnsi="Cambria Math" w:cs="Times New Roman"/>
-              <w:sz w:val="22"/>
-              <w:szCs w:val="22"/>
+              <w:sz w:val="16"/>
+              <w:szCs w:val="16"/>
             </w:rPr>
             <m:t>.</m:t>
           </m:r>
@@ -8619,6 +9015,7 @@
           <w:rFonts w:ascii="Times New Roman" w:hAnsi="Times New Roman" w:cs="Times New Roman"/>
           <w:szCs w:val="22"/>
         </w:rPr>
+        <w:lastRenderedPageBreak/>
         <w:t xml:space="preserve">improve_SS </w:t>
       </w:r>
       <w:r>
@@ -8737,7 +9134,55 @@
           <w:rFonts w:ascii="Times New Roman" w:hAnsi="Times New Roman" w:cs="Times New Roman"/>
           <w:szCs w:val="22"/>
         </w:rPr>
-        <w:t>##          Method     Mean                 Diff        Standar_error</w:t>
+        <w:t xml:space="preserve">##          Method     </w:t>
+      </w:r>
+      <w:r>
+        <w:rPr>
+          <w:rStyle w:val="VerbatimChar"/>
+          <w:rFonts w:ascii="Times New Roman" w:hAnsi="Times New Roman" w:cs="Times New Roman"/>
+          <w:szCs w:val="22"/>
+        </w:rPr>
+        <w:t xml:space="preserve">    </w:t>
+      </w:r>
+      <w:r>
+        <w:rPr>
+          <w:rStyle w:val="VerbatimChar"/>
+          <w:rFonts w:ascii="Times New Roman" w:hAnsi="Times New Roman" w:cs="Times New Roman"/>
+          <w:szCs w:val="22"/>
+        </w:rPr>
+        <w:t xml:space="preserve">Mean                 Diff        </w:t>
+      </w:r>
+      <w:r>
+        <w:rPr>
+          <w:rStyle w:val="VerbatimChar"/>
+          <w:rFonts w:ascii="Times New Roman" w:hAnsi="Times New Roman" w:cs="Times New Roman"/>
+          <w:szCs w:val="22"/>
+        </w:rPr>
+        <w:t xml:space="preserve">                      </w:t>
+      </w:r>
+      <w:r>
+        <w:rPr>
+          <w:rStyle w:val="VerbatimChar"/>
+          <w:rFonts w:ascii="Times New Roman" w:hAnsi="Times New Roman" w:cs="Times New Roman"/>
+          <w:szCs w:val="22"/>
+        </w:rPr>
+        <w:t>Standar</w:t>
+      </w:r>
+      <w:r>
+        <w:rPr>
+          <w:rStyle w:val="VerbatimChar"/>
+          <w:rFonts w:ascii="Times New Roman" w:hAnsi="Times New Roman" w:cs="Times New Roman"/>
+          <w:szCs w:val="22"/>
+        </w:rPr>
+        <w:t>d</w:t>
+      </w:r>
+      <w:r>
+        <w:rPr>
+          <w:rStyle w:val="VerbatimChar"/>
+          <w:rFonts w:ascii="Times New Roman" w:hAnsi="Times New Roman" w:cs="Times New Roman"/>
+          <w:szCs w:val="22"/>
+        </w:rPr>
+        <w:t>_error</w:t>
       </w:r>
       <w:r>
         <w:rPr>
@@ -8753,8 +9198,42 @@
           <w:rFonts w:ascii="Times New Roman" w:hAnsi="Times New Roman" w:cs="Times New Roman"/>
           <w:szCs w:val="22"/>
         </w:rPr>
-        <w:t>## 1 Ture Value_1b 3.575761                   NA                   NA</w:t>
-      </w:r>
+        <w:t xml:space="preserve">## 1 Ture Value_1b </w:t>
+      </w:r>
+      <w:r>
+        <w:rPr>
+          <w:rStyle w:val="VerbatimChar"/>
+          <w:rFonts w:ascii="Times New Roman" w:hAnsi="Times New Roman" w:cs="Times New Roman"/>
+          <w:szCs w:val="22"/>
+        </w:rPr>
+        <w:t xml:space="preserve">  </w:t>
+      </w:r>
+      <w:r>
+        <w:rPr>
+          <w:rStyle w:val="VerbatimChar"/>
+          <w:rFonts w:ascii="Times New Roman" w:hAnsi="Times New Roman" w:cs="Times New Roman"/>
+          <w:szCs w:val="22"/>
+        </w:rPr>
+        <w:t xml:space="preserve">3.575761            NA                   </w:t>
+      </w:r>
+      <w:r>
+        <w:rPr>
+          <w:rStyle w:val="VerbatimChar"/>
+          <w:rFonts w:ascii="Times New Roman" w:hAnsi="Times New Roman" w:cs="Times New Roman"/>
+          <w:szCs w:val="22"/>
+        </w:rPr>
+        <w:t xml:space="preserve">            </w:t>
+      </w:r>
+      <w:proofErr w:type="spellStart"/>
+      <w:r>
+        <w:rPr>
+          <w:rStyle w:val="VerbatimChar"/>
+          <w:rFonts w:ascii="Times New Roman" w:hAnsi="Times New Roman" w:cs="Times New Roman"/>
+          <w:szCs w:val="22"/>
+        </w:rPr>
+        <w:t>NA</w:t>
+      </w:r>
+      <w:proofErr w:type="spellEnd"/>
       <w:r>
         <w:rPr>
           <w:rFonts w:ascii="Times New Roman" w:hAnsi="Times New Roman" w:cs="Times New Roman"/>
@@ -8769,7 +9248,55 @@
           <w:rFonts w:ascii="Times New Roman" w:hAnsi="Times New Roman" w:cs="Times New Roman"/>
           <w:szCs w:val="22"/>
         </w:rPr>
-        <w:t>## 2         MC_1b 3.575741 2.05941642512641e-05 0.000821174490111744</w:t>
+        <w:t xml:space="preserve">## 2         MC_1b </w:t>
+      </w:r>
+      <w:r>
+        <w:rPr>
+          <w:rStyle w:val="VerbatimChar"/>
+          <w:rFonts w:ascii="Times New Roman" w:hAnsi="Times New Roman" w:cs="Times New Roman"/>
+          <w:szCs w:val="22"/>
+        </w:rPr>
+        <w:t xml:space="preserve">      </w:t>
+      </w:r>
+      <w:r>
+        <w:rPr>
+          <w:rStyle w:val="VerbatimChar"/>
+          <w:rFonts w:ascii="Times New Roman" w:hAnsi="Times New Roman" w:cs="Times New Roman"/>
+          <w:szCs w:val="22"/>
+        </w:rPr>
+        <w:t xml:space="preserve">3.575741 </w:t>
+      </w:r>
+      <w:r>
+        <w:rPr>
+          <w:rStyle w:val="VerbatimChar"/>
+          <w:rFonts w:ascii="Times New Roman" w:hAnsi="Times New Roman" w:cs="Times New Roman"/>
+          <w:szCs w:val="22"/>
+        </w:rPr>
+        <w:t xml:space="preserve">   </w:t>
+      </w:r>
+      <w:r>
+        <w:rPr>
+          <w:rStyle w:val="VerbatimChar"/>
+          <w:rFonts w:ascii="Times New Roman" w:hAnsi="Times New Roman" w:cs="Times New Roman"/>
+          <w:szCs w:val="22"/>
+        </w:rPr>
+        <w:t xml:space="preserve">2.05941642512641e-05 </w:t>
+      </w:r>
+      <w:r>
+        <w:rPr>
+          <w:rStyle w:val="VerbatimChar"/>
+          <w:rFonts w:ascii="Times New Roman" w:hAnsi="Times New Roman" w:cs="Times New Roman"/>
+          <w:szCs w:val="22"/>
+        </w:rPr>
+        <w:t xml:space="preserve">     </w:t>
+      </w:r>
+      <w:r>
+        <w:rPr>
+          <w:rStyle w:val="VerbatimChar"/>
+          <w:rFonts w:ascii="Times New Roman" w:hAnsi="Times New Roman" w:cs="Times New Roman"/>
+          <w:szCs w:val="22"/>
+        </w:rPr>
+        <w:t>0.000821174490111744</w:t>
       </w:r>
       <w:r>
         <w:rPr>
@@ -8785,7 +9312,55 @@
           <w:rFonts w:ascii="Times New Roman" w:hAnsi="Times New Roman" w:cs="Times New Roman"/>
           <w:szCs w:val="22"/>
         </w:rPr>
-        <w:t>## 3         AV_1b 3.575570 0.000191293603578391 0.000198072897562496</w:t>
+        <w:t xml:space="preserve">## 3         AV_1b </w:t>
+      </w:r>
+      <w:r>
+        <w:rPr>
+          <w:rStyle w:val="VerbatimChar"/>
+          <w:rFonts w:ascii="Times New Roman" w:hAnsi="Times New Roman" w:cs="Times New Roman"/>
+          <w:szCs w:val="22"/>
+        </w:rPr>
+        <w:t xml:space="preserve">      </w:t>
+      </w:r>
+      <w:r>
+        <w:rPr>
+          <w:rStyle w:val="VerbatimChar"/>
+          <w:rFonts w:ascii="Times New Roman" w:hAnsi="Times New Roman" w:cs="Times New Roman"/>
+          <w:szCs w:val="22"/>
+        </w:rPr>
+        <w:t xml:space="preserve">3.575570 </w:t>
+      </w:r>
+      <w:r>
+        <w:rPr>
+          <w:rStyle w:val="VerbatimChar"/>
+          <w:rFonts w:ascii="Times New Roman" w:hAnsi="Times New Roman" w:cs="Times New Roman"/>
+          <w:szCs w:val="22"/>
+        </w:rPr>
+        <w:t xml:space="preserve">    </w:t>
+      </w:r>
+      <w:r>
+        <w:rPr>
+          <w:rStyle w:val="VerbatimChar"/>
+          <w:rFonts w:ascii="Times New Roman" w:hAnsi="Times New Roman" w:cs="Times New Roman"/>
+          <w:szCs w:val="22"/>
+        </w:rPr>
+        <w:t xml:space="preserve">0.000191293603578391 </w:t>
+      </w:r>
+      <w:r>
+        <w:rPr>
+          <w:rStyle w:val="VerbatimChar"/>
+          <w:rFonts w:ascii="Times New Roman" w:hAnsi="Times New Roman" w:cs="Times New Roman"/>
+          <w:szCs w:val="22"/>
+        </w:rPr>
+        <w:t xml:space="preserve">    </w:t>
+      </w:r>
+      <w:r>
+        <w:rPr>
+          <w:rStyle w:val="VerbatimChar"/>
+          <w:rFonts w:ascii="Times New Roman" w:hAnsi="Times New Roman" w:cs="Times New Roman"/>
+          <w:szCs w:val="22"/>
+        </w:rPr>
+        <w:t>0.000198072897562496</w:t>
       </w:r>
       <w:r>
         <w:rPr>
@@ -8801,7 +9376,55 @@
           <w:rFonts w:ascii="Times New Roman" w:hAnsi="Times New Roman" w:cs="Times New Roman"/>
           <w:szCs w:val="22"/>
         </w:rPr>
-        <w:t>## 4         SS_1b 3.581334 -0.00557323728978476  0.00115390418221002</w:t>
+        <w:t xml:space="preserve">## 4         SS_1b </w:t>
+      </w:r>
+      <w:r>
+        <w:rPr>
+          <w:rStyle w:val="VerbatimChar"/>
+          <w:rFonts w:ascii="Times New Roman" w:hAnsi="Times New Roman" w:cs="Times New Roman"/>
+          <w:szCs w:val="22"/>
+        </w:rPr>
+        <w:t xml:space="preserve">        </w:t>
+      </w:r>
+      <w:r>
+        <w:rPr>
+          <w:rStyle w:val="VerbatimChar"/>
+          <w:rFonts w:ascii="Times New Roman" w:hAnsi="Times New Roman" w:cs="Times New Roman"/>
+          <w:szCs w:val="22"/>
+        </w:rPr>
+        <w:t xml:space="preserve">3.581334 </w:t>
+      </w:r>
+      <w:r>
+        <w:rPr>
+          <w:rStyle w:val="VerbatimChar"/>
+          <w:rFonts w:ascii="Times New Roman" w:hAnsi="Times New Roman" w:cs="Times New Roman"/>
+          <w:szCs w:val="22"/>
+        </w:rPr>
+        <w:t xml:space="preserve">   </w:t>
+      </w:r>
+      <w:r>
+        <w:rPr>
+          <w:rStyle w:val="VerbatimChar"/>
+          <w:rFonts w:ascii="Times New Roman" w:hAnsi="Times New Roman" w:cs="Times New Roman"/>
+          <w:szCs w:val="22"/>
+        </w:rPr>
+        <w:t xml:space="preserve">-0.00557323728978476  </w:t>
+      </w:r>
+      <w:r>
+        <w:rPr>
+          <w:rStyle w:val="VerbatimChar"/>
+          <w:rFonts w:ascii="Times New Roman" w:hAnsi="Times New Roman" w:cs="Times New Roman"/>
+          <w:szCs w:val="22"/>
+        </w:rPr>
+        <w:t xml:space="preserve">    </w:t>
+      </w:r>
+      <w:r>
+        <w:rPr>
+          <w:rStyle w:val="VerbatimChar"/>
+          <w:rFonts w:ascii="Times New Roman" w:hAnsi="Times New Roman" w:cs="Times New Roman"/>
+          <w:szCs w:val="22"/>
+        </w:rPr>
+        <w:t>0.00115390418221002</w:t>
       </w:r>
       <w:r>
         <w:rPr>
@@ -8817,7 +9440,55 @@
           <w:rFonts w:ascii="Times New Roman" w:hAnsi="Times New Roman" w:cs="Times New Roman"/>
           <w:szCs w:val="22"/>
         </w:rPr>
-        <w:t>## 5       AVSS_1b 3.581335 -0.00557323939834831  0.00115390416790356</w:t>
+        <w:t xml:space="preserve">## 5       AVSS_1b </w:t>
+      </w:r>
+      <w:r>
+        <w:rPr>
+          <w:rStyle w:val="VerbatimChar"/>
+          <w:rFonts w:ascii="Times New Roman" w:hAnsi="Times New Roman" w:cs="Times New Roman"/>
+          <w:szCs w:val="22"/>
+        </w:rPr>
+        <w:t xml:space="preserve">    </w:t>
+      </w:r>
+      <w:r>
+        <w:rPr>
+          <w:rStyle w:val="VerbatimChar"/>
+          <w:rFonts w:ascii="Times New Roman" w:hAnsi="Times New Roman" w:cs="Times New Roman"/>
+          <w:szCs w:val="22"/>
+        </w:rPr>
+        <w:t xml:space="preserve">3.581335 </w:t>
+      </w:r>
+      <w:r>
+        <w:rPr>
+          <w:rStyle w:val="VerbatimChar"/>
+          <w:rFonts w:ascii="Times New Roman" w:hAnsi="Times New Roman" w:cs="Times New Roman"/>
+          <w:szCs w:val="22"/>
+        </w:rPr>
+        <w:t xml:space="preserve">   </w:t>
+      </w:r>
+      <w:r>
+        <w:rPr>
+          <w:rStyle w:val="VerbatimChar"/>
+          <w:rFonts w:ascii="Times New Roman" w:hAnsi="Times New Roman" w:cs="Times New Roman"/>
+          <w:szCs w:val="22"/>
+        </w:rPr>
+        <w:t xml:space="preserve">-0.00557323939834831  </w:t>
+      </w:r>
+      <w:r>
+        <w:rPr>
+          <w:rStyle w:val="VerbatimChar"/>
+          <w:rFonts w:ascii="Times New Roman" w:hAnsi="Times New Roman" w:cs="Times New Roman"/>
+          <w:szCs w:val="22"/>
+        </w:rPr>
+        <w:t xml:space="preserve">    </w:t>
+      </w:r>
+      <w:r>
+        <w:rPr>
+          <w:rStyle w:val="VerbatimChar"/>
+          <w:rFonts w:ascii="Times New Roman" w:hAnsi="Times New Roman" w:cs="Times New Roman"/>
+          <w:szCs w:val="22"/>
+        </w:rPr>
+        <w:t>0.00115390416790356</w:t>
       </w:r>
     </w:p>
     <w:p>
@@ -8876,15 +9547,16 @@
     </w:p>
     <w:sectPr>
       <w:pgSz w:w="12240" w:h="15840"/>
-      <w:pgMar w:top="1440" w:right="1800" w:bottom="1440" w:left="1800" w:header="720" w:footer="720" w:gutter="0"/>
+      <w:pgMar w:top="567" w:right="851" w:bottom="567" w:left="851" w:header="720" w:footer="720" w:gutter="0"/>
       <w:cols w:space="720"/>
+      <w:docGrid w:linePitch="326"/>
     </w:sectPr>
   </w:body>
 </w:document>
 </file>
 
 <file path=word/numbering.xml><?xml version="1.0" encoding="utf-8"?>
-<w:numbering xmlns:wpc="http://schemas.microsoft.com/office/word/2010/wordprocessingCanvas" xmlns:cx="http://schemas.microsoft.com/office/drawing/2014/chartex" xmlns:cx1="http://schemas.microsoft.com/office/drawing/2015/9/8/chartex" xmlns:cx2="http://schemas.microsoft.com/office/drawing/2015/10/21/chartex" xmlns:cx3="http://schemas.microsoft.com/office/drawing/2016/5/9/chartex" xmlns:cx4="http://schemas.microsoft.com/office/drawing/2016/5/10/chartex" xmlns:cx5="http://schemas.microsoft.com/office/drawing/2016/5/11/chartex" xmlns:cx6="http://schemas.microsoft.com/office/drawing/2016/5/12/chartex" xmlns:cx7="http://schemas.microsoft.com/office/drawing/2016/5/13/chartex" xmlns:cx8="http://schemas.microsoft.com/office/drawing/2016/5/14/chartex" xmlns:mc="http://schemas.openxmlformats.org/markup-compatibility/2006" xmlns:aink="http://schemas.microsoft.com/office/drawing/2016/ink" xmlns:am3d="http://schemas.microsoft.com/office/drawing/2017/model3d" xmlns:o="urn:schemas-microsoft-com:office:office" xmlns:oel="http://schemas.microsoft.com/office/2019/extlst" xmlns:r="http://schemas.openxmlformats.org/officeDocument/2006/relationships" xmlns:m="http://schemas.openxmlformats.org/officeDocument/2006/math" xmlns:v="urn:schemas-microsoft-com:vml" xmlns:wp14="http://schemas.microsoft.com/office/word/2010/wordprocessingDrawing" xmlns:wp="http://schemas.openxmlformats.org/drawingml/2006/wordprocessingDrawing" xmlns:w10="urn:schemas-microsoft-com:office:word" xmlns:w="http://schemas.openxmlformats.org/wordprocessingml/2006/main" xmlns:w14="http://schemas.microsoft.com/office/word/2010/wordml" xmlns:w15="http://schemas.microsoft.com/office/word/2012/wordml" xmlns:w16cex="http://schemas.microsoft.com/office/word/2018/wordml/cex" xmlns:w16cid="http://schemas.microsoft.com/office/word/2016/wordml/cid" xmlns:w16="http://schemas.microsoft.com/office/word/2018/wordml" xmlns:w16du="http://schemas.microsoft.com/office/word/2023/wordml/word16du" xmlns:w16sdtdh="http://schemas.microsoft.com/office/word/2020/wordml/sdtdatahash" xmlns:w16sdtfl="http://schemas.microsoft.com/office/word/2024/wordml/sdtformatlock" xmlns:w16se="http://schemas.microsoft.com/office/word/2015/wordml/symex" xmlns:wpg="http://schemas.microsoft.com/office/word/2010/wordprocessingGroup" xmlns:wpi="http://schemas.microsoft.com/office/word/2010/wordprocessingInk" xmlns:wne="http://schemas.microsoft.com/office/word/2006/wordml" xmlns:wps="http://schemas.microsoft.com/office/word/2010/wordprocessingShape" mc:Ignorable="w14 w15 w16se w16cid w16 w16cex w16sdtdh w16sdtfl w16du wp14">
+<w:numbering xmlns:wpc="http://schemas.microsoft.com/office/word/2010/wordprocessingCanvas" xmlns:cx="http://schemas.microsoft.com/office/drawing/2014/chartex" xmlns:cx1="http://schemas.microsoft.com/office/drawing/2015/9/8/chartex" xmlns:cx2="http://schemas.microsoft.com/office/drawing/2015/10/21/chartex" xmlns:cx3="http://schemas.microsoft.com/office/drawing/2016/5/9/chartex" xmlns:cx4="http://schemas.microsoft.com/office/drawing/2016/5/10/chartex" xmlns:cx5="http://schemas.microsoft.com/office/drawing/2016/5/11/chartex" xmlns:cx6="http://schemas.microsoft.com/office/drawing/2016/5/12/chartex" xmlns:cx7="http://schemas.microsoft.com/office/drawing/2016/5/13/chartex" xmlns:cx8="http://schemas.microsoft.com/office/drawing/2016/5/14/chartex" xmlns:mc="http://schemas.openxmlformats.org/markup-compatibility/2006" xmlns:aink="http://schemas.microsoft.com/office/drawing/2016/ink" xmlns:am3d="http://schemas.microsoft.com/office/drawing/2017/model3d" xmlns:o="urn:schemas-microsoft-com:office:office" xmlns:oel="http://schemas.microsoft.com/office/2019/extlst" xmlns:r="http://schemas.openxmlformats.org/officeDocument/2006/relationships" xmlns:m="http://schemas.openxmlformats.org/officeDocument/2006/math" xmlns:v="urn:schemas-microsoft-com:vml" xmlns:wp14="http://schemas.microsoft.com/office/word/2010/wordprocessingDrawing" xmlns:wp="http://schemas.openxmlformats.org/drawingml/2006/wordprocessingDrawing" xmlns:w10="urn:schemas-microsoft-com:office:word" xmlns:w="http://schemas.openxmlformats.org/wordprocessingml/2006/main" xmlns:w14="http://schemas.microsoft.com/office/word/2010/wordml" xmlns:w15="http://schemas.microsoft.com/office/word/2012/wordml" xmlns:w16cex="http://schemas.microsoft.com/office/word/2018/wordml/cex" xmlns:w16cid="http://schemas.microsoft.com/office/word/2016/wordml/cid" xmlns:w16="http://schemas.microsoft.com/office/word/2018/wordml" xmlns:w16du="http://schemas.microsoft.com/office/word/2023/wordml/word16du" xmlns:w16sdtdh="http://schemas.microsoft.com/office/word/2020/wordml/sdtdatahash" xmlns:w16se="http://schemas.microsoft.com/office/word/2015/wordml/symex" xmlns:wpg="http://schemas.microsoft.com/office/word/2010/wordprocessingGroup" xmlns:wpi="http://schemas.microsoft.com/office/word/2010/wordprocessingInk" xmlns:wne="http://schemas.microsoft.com/office/word/2006/wordml" xmlns:wps="http://schemas.microsoft.com/office/word/2010/wordprocessingShape" mc:Ignorable="w14 w15 w16se w16cid w16 w16cex w16sdtdh w16du wp14">
   <w:abstractNum w:abstractNumId="0" w15:restartNumberingAfterBreak="0">
     <w:nsid w:val="0000A990"/>
     <w:multiLevelType w:val="multilevel"/>
@@ -8969,7 +9641,7 @@
 </file>
 
 <file path=word/styles.xml><?xml version="1.0" encoding="utf-8"?>
-<w:styles xmlns:mc="http://schemas.openxmlformats.org/markup-compatibility/2006" xmlns:r="http://schemas.openxmlformats.org/officeDocument/2006/relationships" xmlns:w="http://schemas.openxmlformats.org/wordprocessingml/2006/main" xmlns:w14="http://schemas.microsoft.com/office/word/2010/wordml" xmlns:w15="http://schemas.microsoft.com/office/word/2012/wordml" xmlns:w16cex="http://schemas.microsoft.com/office/word/2018/wordml/cex" xmlns:w16cid="http://schemas.microsoft.com/office/word/2016/wordml/cid" xmlns:w16="http://schemas.microsoft.com/office/word/2018/wordml" xmlns:w16du="http://schemas.microsoft.com/office/word/2023/wordml/word16du" xmlns:w16sdtdh="http://schemas.microsoft.com/office/word/2020/wordml/sdtdatahash" xmlns:w16sdtfl="http://schemas.microsoft.com/office/word/2024/wordml/sdtformatlock" xmlns:w16se="http://schemas.microsoft.com/office/word/2015/wordml/symex" mc:Ignorable="w14 w15 w16se w16cid w16 w16cex w16sdtdh w16sdtfl w16du">
+<w:styles xmlns:mc="http://schemas.openxmlformats.org/markup-compatibility/2006" xmlns:r="http://schemas.openxmlformats.org/officeDocument/2006/relationships" xmlns:w="http://schemas.openxmlformats.org/wordprocessingml/2006/main" xmlns:w14="http://schemas.microsoft.com/office/word/2010/wordml" xmlns:w15="http://schemas.microsoft.com/office/word/2012/wordml" xmlns:w16cex="http://schemas.microsoft.com/office/word/2018/wordml/cex" xmlns:w16cid="http://schemas.microsoft.com/office/word/2016/wordml/cid" xmlns:w16="http://schemas.microsoft.com/office/word/2018/wordml" xmlns:w16du="http://schemas.microsoft.com/office/word/2023/wordml/word16du" xmlns:w16sdtdh="http://schemas.microsoft.com/office/word/2020/wordml/sdtdatahash" xmlns:w16se="http://schemas.microsoft.com/office/word/2015/wordml/symex" mc:Ignorable="w14 w15 w16se w16cid w16 w16cex w16sdtdh w16du">
   <w:docDefaults>
     <w:rPrDefault>
       <w:rPr>
